--- a/docs/tables/entire/sec7_ckd_c10.docx
+++ b/docs/tables/entire/sec7_ckd_c10.docx
@@ -2069,113 +2069,113 @@
                 <w:szCs w:val="22"/>
                 <w:color w:val="000000"/>
               </w:rPr>
-              <w:t xml:space="preserve">2.13</w:t>
-            </w:r>
-          </w:p>
-        </w:tc>
-        <w:tc>
-          <w:tcPr>
-            <w:tcBorders>
-              <w:bottom w:val="none" w:sz="0" w:space="0" w:color="000000"/>
-              <w:top w:val="none" w:sz="0" w:space="0" w:color="000000"/>
-              <w:left w:val="none" w:sz="0" w:space="0" w:color="000000"/>
-              <w:right w:val="none" w:sz="0" w:space="0" w:color="000000"/>
-            </w:tcBorders>
-            <w:shd w:val="clear" w:color="auto" w:fill="FFFFFF"/>
-            <w:tcMar>
-              <w:top w:w="0" w:type="dxa"/>
-              <w:bottom w:w="0" w:type="dxa"/>
-              <w:left w:w="0" w:type="dxa"/>
-              <w:right w:w="0" w:type="dxa"/>
-            </w:tcMar>
-            <w:vAlign w:val="top"/>
-          </w:tcPr>
-          <w:p>
-            <w:pPr>
-              <w:pStyle w:val="Normal"/>
-              <w:jc w:val="center"/>
-              <w:pBdr>
-                <w:bottom w:val="none" w:sz="0" w:space="0" w:color="000000"/>
-                <w:top w:val="none" w:sz="0" w:space="0" w:color="000000"/>
-                <w:left w:val="none" w:sz="0" w:space="0" w:color="000000"/>
-                <w:right w:val="none" w:sz="0" w:space="0" w:color="000000"/>
-              </w:pBdr>
-              <w:spacing w:after="100" w:before="100" w:line="240"/>
-              <w:ind w:left="100" w:right="100" w:firstLine="0" w:firstLineChars="0"/>
-              <w:rPr>
-                <w:rFonts w:ascii="Helvetica" w:hAnsi="Helvetica" w:eastAsia="Helvetica" w:cs="Helvetica"/>
-                <w:i w:val="false"/>
-                <w:b w:val="false"/>
-                <w:u w:val="none"/>
-                <w:sz w:val="22"/>
-                <w:szCs w:val="22"/>
-                <w:color w:val="000000"/>
-              </w:rPr>
-            </w:pPr>
-            <w:r>
-              <w:rPr>
-                <w:rFonts w:ascii="Helvetica" w:hAnsi="Helvetica" w:eastAsia="Helvetica" w:cs="Helvetica"/>
-                <w:i w:val="false"/>
-                <w:b w:val="false"/>
-                <w:u w:val="none"/>
-                <w:sz w:val="22"/>
-                <w:szCs w:val="22"/>
-                <w:color w:val="000000"/>
-              </w:rPr>
-              <w:t xml:space="preserve">1.11, 4.10</w:t>
-            </w:r>
-          </w:p>
-        </w:tc>
-        <w:tc>
-          <w:tcPr>
-            <w:tcBorders>
-              <w:bottom w:val="none" w:sz="0" w:space="0" w:color="000000"/>
-              <w:top w:val="none" w:sz="0" w:space="0" w:color="000000"/>
-              <w:left w:val="none" w:sz="0" w:space="0" w:color="000000"/>
-              <w:right w:val="none" w:sz="0" w:space="0" w:color="000000"/>
-            </w:tcBorders>
-            <w:shd w:val="clear" w:color="auto" w:fill="FFFFFF"/>
-            <w:tcMar>
-              <w:top w:w="0" w:type="dxa"/>
-              <w:bottom w:w="0" w:type="dxa"/>
-              <w:left w:w="0" w:type="dxa"/>
-              <w:right w:w="0" w:type="dxa"/>
-            </w:tcMar>
-            <w:vAlign w:val="top"/>
-          </w:tcPr>
-          <w:p>
-            <w:pPr>
-              <w:pStyle w:val="Normal"/>
-              <w:jc w:val="center"/>
-              <w:pBdr>
-                <w:bottom w:val="none" w:sz="0" w:space="0" w:color="000000"/>
-                <w:top w:val="none" w:sz="0" w:space="0" w:color="000000"/>
-                <w:left w:val="none" w:sz="0" w:space="0" w:color="000000"/>
-                <w:right w:val="none" w:sz="0" w:space="0" w:color="000000"/>
-              </w:pBdr>
-              <w:spacing w:after="100" w:before="100" w:line="240"/>
-              <w:ind w:left="100" w:right="100" w:firstLine="0" w:firstLineChars="0"/>
-              <w:rPr>
-                <w:rFonts w:ascii="Helvetica" w:hAnsi="Helvetica" w:eastAsia="Helvetica" w:cs="Helvetica"/>
-                <w:i w:val="false"/>
-                <w:b w:val="false"/>
-                <w:u w:val="none"/>
-                <w:sz w:val="22"/>
-                <w:szCs w:val="22"/>
-                <w:color w:val="000000"/>
-              </w:rPr>
-            </w:pPr>
-            <w:r>
-              <w:rPr>
-                <w:rFonts w:ascii="Helvetica" w:hAnsi="Helvetica" w:eastAsia="Helvetica" w:cs="Helvetica"/>
-                <w:i w:val="false"/>
-                <w:b w:val="false"/>
-                <w:u w:val="none"/>
-                <w:sz w:val="22"/>
-                <w:szCs w:val="22"/>
-                <w:color w:val="000000"/>
-              </w:rPr>
-              <w:t xml:space="preserve">0.024</w:t>
+              <w:t xml:space="preserve">2.15</w:t>
+            </w:r>
+          </w:p>
+        </w:tc>
+        <w:tc>
+          <w:tcPr>
+            <w:tcBorders>
+              <w:bottom w:val="none" w:sz="0" w:space="0" w:color="000000"/>
+              <w:top w:val="none" w:sz="0" w:space="0" w:color="000000"/>
+              <w:left w:val="none" w:sz="0" w:space="0" w:color="000000"/>
+              <w:right w:val="none" w:sz="0" w:space="0" w:color="000000"/>
+            </w:tcBorders>
+            <w:shd w:val="clear" w:color="auto" w:fill="FFFFFF"/>
+            <w:tcMar>
+              <w:top w:w="0" w:type="dxa"/>
+              <w:bottom w:w="0" w:type="dxa"/>
+              <w:left w:w="0" w:type="dxa"/>
+              <w:right w:w="0" w:type="dxa"/>
+            </w:tcMar>
+            <w:vAlign w:val="top"/>
+          </w:tcPr>
+          <w:p>
+            <w:pPr>
+              <w:pStyle w:val="Normal"/>
+              <w:jc w:val="center"/>
+              <w:pBdr>
+                <w:bottom w:val="none" w:sz="0" w:space="0" w:color="000000"/>
+                <w:top w:val="none" w:sz="0" w:space="0" w:color="000000"/>
+                <w:left w:val="none" w:sz="0" w:space="0" w:color="000000"/>
+                <w:right w:val="none" w:sz="0" w:space="0" w:color="000000"/>
+              </w:pBdr>
+              <w:spacing w:after="100" w:before="100" w:line="240"/>
+              <w:ind w:left="100" w:right="100" w:firstLine="0" w:firstLineChars="0"/>
+              <w:rPr>
+                <w:rFonts w:ascii="Helvetica" w:hAnsi="Helvetica" w:eastAsia="Helvetica" w:cs="Helvetica"/>
+                <w:i w:val="false"/>
+                <w:b w:val="false"/>
+                <w:u w:val="none"/>
+                <w:sz w:val="22"/>
+                <w:szCs w:val="22"/>
+                <w:color w:val="000000"/>
+              </w:rPr>
+            </w:pPr>
+            <w:r>
+              <w:rPr>
+                <w:rFonts w:ascii="Helvetica" w:hAnsi="Helvetica" w:eastAsia="Helvetica" w:cs="Helvetica"/>
+                <w:i w:val="false"/>
+                <w:b w:val="false"/>
+                <w:u w:val="none"/>
+                <w:sz w:val="22"/>
+                <w:szCs w:val="22"/>
+                <w:color w:val="000000"/>
+              </w:rPr>
+              <w:t xml:space="preserve">1.11, 4.15</w:t>
+            </w:r>
+          </w:p>
+        </w:tc>
+        <w:tc>
+          <w:tcPr>
+            <w:tcBorders>
+              <w:bottom w:val="none" w:sz="0" w:space="0" w:color="000000"/>
+              <w:top w:val="none" w:sz="0" w:space="0" w:color="000000"/>
+              <w:left w:val="none" w:sz="0" w:space="0" w:color="000000"/>
+              <w:right w:val="none" w:sz="0" w:space="0" w:color="000000"/>
+            </w:tcBorders>
+            <w:shd w:val="clear" w:color="auto" w:fill="FFFFFF"/>
+            <w:tcMar>
+              <w:top w:w="0" w:type="dxa"/>
+              <w:bottom w:w="0" w:type="dxa"/>
+              <w:left w:w="0" w:type="dxa"/>
+              <w:right w:w="0" w:type="dxa"/>
+            </w:tcMar>
+            <w:vAlign w:val="top"/>
+          </w:tcPr>
+          <w:p>
+            <w:pPr>
+              <w:pStyle w:val="Normal"/>
+              <w:jc w:val="center"/>
+              <w:pBdr>
+                <w:bottom w:val="none" w:sz="0" w:space="0" w:color="000000"/>
+                <w:top w:val="none" w:sz="0" w:space="0" w:color="000000"/>
+                <w:left w:val="none" w:sz="0" w:space="0" w:color="000000"/>
+                <w:right w:val="none" w:sz="0" w:space="0" w:color="000000"/>
+              </w:pBdr>
+              <w:spacing w:after="100" w:before="100" w:line="240"/>
+              <w:ind w:left="100" w:right="100" w:firstLine="0" w:firstLineChars="0"/>
+              <w:rPr>
+                <w:rFonts w:ascii="Helvetica" w:hAnsi="Helvetica" w:eastAsia="Helvetica" w:cs="Helvetica"/>
+                <w:i w:val="false"/>
+                <w:b w:val="false"/>
+                <w:u w:val="none"/>
+                <w:sz w:val="22"/>
+                <w:szCs w:val="22"/>
+                <w:color w:val="000000"/>
+              </w:rPr>
+            </w:pPr>
+            <w:r>
+              <w:rPr>
+                <w:rFonts w:ascii="Helvetica" w:hAnsi="Helvetica" w:eastAsia="Helvetica" w:cs="Helvetica"/>
+                <w:i w:val="false"/>
+                <w:b w:val="false"/>
+                <w:u w:val="none"/>
+                <w:sz w:val="22"/>
+                <w:szCs w:val="22"/>
+                <w:color w:val="000000"/>
+              </w:rPr>
+              <w:t xml:space="preserve">0.023</w:t>
             </w:r>
           </w:p>
         </w:tc>
@@ -2552,60 +2552,60 @@
                 <w:szCs w:val="22"/>
                 <w:color w:val="000000"/>
               </w:rPr>
-              <w:t xml:space="preserve">1.05</w:t>
-            </w:r>
-          </w:p>
-        </w:tc>
-        <w:tc>
-          <w:tcPr>
-            <w:tcBorders>
-              <w:bottom w:val="none" w:sz="0" w:space="0" w:color="000000"/>
-              <w:top w:val="none" w:sz="0" w:space="0" w:color="000000"/>
-              <w:left w:val="none" w:sz="0" w:space="0" w:color="000000"/>
-              <w:right w:val="none" w:sz="0" w:space="0" w:color="000000"/>
-            </w:tcBorders>
-            <w:shd w:val="clear" w:color="auto" w:fill="FFFFFF"/>
-            <w:tcMar>
-              <w:top w:w="0" w:type="dxa"/>
-              <w:bottom w:w="0" w:type="dxa"/>
-              <w:left w:w="0" w:type="dxa"/>
-              <w:right w:w="0" w:type="dxa"/>
-            </w:tcMar>
-            <w:vAlign w:val="top"/>
-          </w:tcPr>
-          <w:p>
-            <w:pPr>
-              <w:pStyle w:val="Normal"/>
-              <w:jc w:val="center"/>
-              <w:pBdr>
-                <w:bottom w:val="none" w:sz="0" w:space="0" w:color="000000"/>
-                <w:top w:val="none" w:sz="0" w:space="0" w:color="000000"/>
-                <w:left w:val="none" w:sz="0" w:space="0" w:color="000000"/>
-                <w:right w:val="none" w:sz="0" w:space="0" w:color="000000"/>
-              </w:pBdr>
-              <w:spacing w:after="100" w:before="100" w:line="240"/>
-              <w:ind w:left="100" w:right="100" w:firstLine="0" w:firstLineChars="0"/>
-              <w:rPr>
-                <w:rFonts w:ascii="Helvetica" w:hAnsi="Helvetica" w:eastAsia="Helvetica" w:cs="Helvetica"/>
-                <w:i w:val="false"/>
-                <w:b w:val="false"/>
-                <w:u w:val="none"/>
-                <w:sz w:val="22"/>
-                <w:szCs w:val="22"/>
-                <w:color w:val="000000"/>
-              </w:rPr>
-            </w:pPr>
-            <w:r>
-              <w:rPr>
-                <w:rFonts w:ascii="Helvetica" w:hAnsi="Helvetica" w:eastAsia="Helvetica" w:cs="Helvetica"/>
-                <w:i w:val="false"/>
-                <w:b w:val="false"/>
-                <w:u w:val="none"/>
-                <w:sz w:val="22"/>
-                <w:szCs w:val="22"/>
-                <w:color w:val="000000"/>
-              </w:rPr>
-              <w:t xml:space="preserve">1.02, 1.08</w:t>
+              <w:t xml:space="preserve">1.04</w:t>
+            </w:r>
+          </w:p>
+        </w:tc>
+        <w:tc>
+          <w:tcPr>
+            <w:tcBorders>
+              <w:bottom w:val="none" w:sz="0" w:space="0" w:color="000000"/>
+              <w:top w:val="none" w:sz="0" w:space="0" w:color="000000"/>
+              <w:left w:val="none" w:sz="0" w:space="0" w:color="000000"/>
+              <w:right w:val="none" w:sz="0" w:space="0" w:color="000000"/>
+            </w:tcBorders>
+            <w:shd w:val="clear" w:color="auto" w:fill="FFFFFF"/>
+            <w:tcMar>
+              <w:top w:w="0" w:type="dxa"/>
+              <w:bottom w:w="0" w:type="dxa"/>
+              <w:left w:w="0" w:type="dxa"/>
+              <w:right w:w="0" w:type="dxa"/>
+            </w:tcMar>
+            <w:vAlign w:val="top"/>
+          </w:tcPr>
+          <w:p>
+            <w:pPr>
+              <w:pStyle w:val="Normal"/>
+              <w:jc w:val="center"/>
+              <w:pBdr>
+                <w:bottom w:val="none" w:sz="0" w:space="0" w:color="000000"/>
+                <w:top w:val="none" w:sz="0" w:space="0" w:color="000000"/>
+                <w:left w:val="none" w:sz="0" w:space="0" w:color="000000"/>
+                <w:right w:val="none" w:sz="0" w:space="0" w:color="000000"/>
+              </w:pBdr>
+              <w:spacing w:after="100" w:before="100" w:line="240"/>
+              <w:ind w:left="100" w:right="100" w:firstLine="0" w:firstLineChars="0"/>
+              <w:rPr>
+                <w:rFonts w:ascii="Helvetica" w:hAnsi="Helvetica" w:eastAsia="Helvetica" w:cs="Helvetica"/>
+                <w:i w:val="false"/>
+                <w:b w:val="false"/>
+                <w:u w:val="none"/>
+                <w:sz w:val="22"/>
+                <w:szCs w:val="22"/>
+                <w:color w:val="000000"/>
+              </w:rPr>
+            </w:pPr>
+            <w:r>
+              <w:rPr>
+                <w:rFonts w:ascii="Helvetica" w:hAnsi="Helvetica" w:eastAsia="Helvetica" w:cs="Helvetica"/>
+                <w:i w:val="false"/>
+                <w:b w:val="false"/>
+                <w:u w:val="none"/>
+                <w:sz w:val="22"/>
+                <w:szCs w:val="22"/>
+                <w:color w:val="000000"/>
+              </w:rPr>
+              <w:t xml:space="preserve">1.01, 1.07</w:t>
             </w:r>
           </w:p>
         </w:tc>
@@ -4054,60 +4054,60 @@
                 <w:szCs w:val="22"/>
                 <w:color w:val="000000"/>
               </w:rPr>
-              <w:t xml:space="preserve">0.53, 1.66</w:t>
-            </w:r>
-          </w:p>
-        </w:tc>
-        <w:tc>
-          <w:tcPr>
-            <w:tcBorders>
-              <w:bottom w:val="none" w:sz="0" w:space="0" w:color="000000"/>
-              <w:top w:val="none" w:sz="0" w:space="0" w:color="000000"/>
-              <w:left w:val="none" w:sz="0" w:space="0" w:color="000000"/>
-              <w:right w:val="none" w:sz="0" w:space="0" w:color="000000"/>
-            </w:tcBorders>
-            <w:shd w:val="clear" w:color="auto" w:fill="FFFFFF"/>
-            <w:tcMar>
-              <w:top w:w="0" w:type="dxa"/>
-              <w:bottom w:w="0" w:type="dxa"/>
-              <w:left w:w="0" w:type="dxa"/>
-              <w:right w:w="0" w:type="dxa"/>
-            </w:tcMar>
-            <w:vAlign w:val="top"/>
-          </w:tcPr>
-          <w:p>
-            <w:pPr>
-              <w:pStyle w:val="Normal"/>
-              <w:jc w:val="center"/>
-              <w:pBdr>
-                <w:bottom w:val="none" w:sz="0" w:space="0" w:color="000000"/>
-                <w:top w:val="none" w:sz="0" w:space="0" w:color="000000"/>
-                <w:left w:val="none" w:sz="0" w:space="0" w:color="000000"/>
-                <w:right w:val="none" w:sz="0" w:space="0" w:color="000000"/>
-              </w:pBdr>
-              <w:spacing w:after="100" w:before="100" w:line="240"/>
-              <w:ind w:left="100" w:right="100" w:firstLine="0" w:firstLineChars="0"/>
-              <w:rPr>
-                <w:rFonts w:ascii="Helvetica" w:hAnsi="Helvetica" w:eastAsia="Helvetica" w:cs="Helvetica"/>
-                <w:i w:val="false"/>
-                <w:b w:val="false"/>
-                <w:u w:val="none"/>
-                <w:sz w:val="22"/>
-                <w:szCs w:val="22"/>
-                <w:color w:val="000000"/>
-              </w:rPr>
-            </w:pPr>
-            <w:r>
-              <w:rPr>
-                <w:rFonts w:ascii="Helvetica" w:hAnsi="Helvetica" w:eastAsia="Helvetica" w:cs="Helvetica"/>
-                <w:i w:val="false"/>
-                <w:b w:val="false"/>
-                <w:u w:val="none"/>
-                <w:sz w:val="22"/>
-                <w:szCs w:val="22"/>
-                <w:color w:val="000000"/>
-              </w:rPr>
-              <w:t xml:space="preserve">0.830</w:t>
+              <w:t xml:space="preserve">0.54, 1.65</w:t>
+            </w:r>
+          </w:p>
+        </w:tc>
+        <w:tc>
+          <w:tcPr>
+            <w:tcBorders>
+              <w:bottom w:val="none" w:sz="0" w:space="0" w:color="000000"/>
+              <w:top w:val="none" w:sz="0" w:space="0" w:color="000000"/>
+              <w:left w:val="none" w:sz="0" w:space="0" w:color="000000"/>
+              <w:right w:val="none" w:sz="0" w:space="0" w:color="000000"/>
+            </w:tcBorders>
+            <w:shd w:val="clear" w:color="auto" w:fill="FFFFFF"/>
+            <w:tcMar>
+              <w:top w:w="0" w:type="dxa"/>
+              <w:bottom w:w="0" w:type="dxa"/>
+              <w:left w:w="0" w:type="dxa"/>
+              <w:right w:w="0" w:type="dxa"/>
+            </w:tcMar>
+            <w:vAlign w:val="top"/>
+          </w:tcPr>
+          <w:p>
+            <w:pPr>
+              <w:pStyle w:val="Normal"/>
+              <w:jc w:val="center"/>
+              <w:pBdr>
+                <w:bottom w:val="none" w:sz="0" w:space="0" w:color="000000"/>
+                <w:top w:val="none" w:sz="0" w:space="0" w:color="000000"/>
+                <w:left w:val="none" w:sz="0" w:space="0" w:color="000000"/>
+                <w:right w:val="none" w:sz="0" w:space="0" w:color="000000"/>
+              </w:pBdr>
+              <w:spacing w:after="100" w:before="100" w:line="240"/>
+              <w:ind w:left="100" w:right="100" w:firstLine="0" w:firstLineChars="0"/>
+              <w:rPr>
+                <w:rFonts w:ascii="Helvetica" w:hAnsi="Helvetica" w:eastAsia="Helvetica" w:cs="Helvetica"/>
+                <w:i w:val="false"/>
+                <w:b w:val="false"/>
+                <w:u w:val="none"/>
+                <w:sz w:val="22"/>
+                <w:szCs w:val="22"/>
+                <w:color w:val="000000"/>
+              </w:rPr>
+            </w:pPr>
+            <w:r>
+              <w:rPr>
+                <w:rFonts w:ascii="Helvetica" w:hAnsi="Helvetica" w:eastAsia="Helvetica" w:cs="Helvetica"/>
+                <w:i w:val="false"/>
+                <w:b w:val="false"/>
+                <w:u w:val="none"/>
+                <w:sz w:val="22"/>
+                <w:szCs w:val="22"/>
+                <w:color w:val="000000"/>
+              </w:rPr>
+              <w:t xml:space="preserve">0.840</w:t>
             </w:r>
           </w:p>
         </w:tc>
@@ -4590,7 +4590,7 @@
                 <w:szCs w:val="22"/>
                 <w:color w:val="000000"/>
               </w:rPr>
-              <w:t xml:space="preserve">0.860</w:t>
+              <w:t xml:space="preserve">0.830</w:t>
             </w:r>
           </w:p>
         </w:tc>
@@ -5933,113 +5933,113 @@
                 <w:szCs w:val="22"/>
                 <w:color w:val="000000"/>
               </w:rPr>
-              <w:t xml:space="preserve">0.77</w:t>
-            </w:r>
-          </w:p>
-        </w:tc>
-        <w:tc>
-          <w:tcPr>
-            <w:tcBorders>
-              <w:bottom w:val="none" w:sz="0" w:space="0" w:color="000000"/>
-              <w:top w:val="none" w:sz="0" w:space="0" w:color="000000"/>
-              <w:left w:val="none" w:sz="0" w:space="0" w:color="000000"/>
-              <w:right w:val="none" w:sz="0" w:space="0" w:color="000000"/>
-            </w:tcBorders>
-            <w:shd w:val="clear" w:color="auto" w:fill="FFFFFF"/>
-            <w:tcMar>
-              <w:top w:w="0" w:type="dxa"/>
-              <w:bottom w:w="0" w:type="dxa"/>
-              <w:left w:w="0" w:type="dxa"/>
-              <w:right w:w="0" w:type="dxa"/>
-            </w:tcMar>
-            <w:vAlign w:val="top"/>
-          </w:tcPr>
-          <w:p>
-            <w:pPr>
-              <w:pStyle w:val="Normal"/>
-              <w:jc w:val="center"/>
-              <w:pBdr>
-                <w:bottom w:val="none" w:sz="0" w:space="0" w:color="000000"/>
-                <w:top w:val="none" w:sz="0" w:space="0" w:color="000000"/>
-                <w:left w:val="none" w:sz="0" w:space="0" w:color="000000"/>
-                <w:right w:val="none" w:sz="0" w:space="0" w:color="000000"/>
-              </w:pBdr>
-              <w:spacing w:after="100" w:before="100" w:line="240"/>
-              <w:ind w:left="100" w:right="100" w:firstLine="0" w:firstLineChars="0"/>
-              <w:rPr>
-                <w:rFonts w:ascii="Helvetica" w:hAnsi="Helvetica" w:eastAsia="Helvetica" w:cs="Helvetica"/>
-                <w:i w:val="false"/>
-                <w:b w:val="false"/>
-                <w:u w:val="none"/>
-                <w:sz w:val="22"/>
-                <w:szCs w:val="22"/>
-                <w:color w:val="000000"/>
-              </w:rPr>
-            </w:pPr>
-            <w:r>
-              <w:rPr>
-                <w:rFonts w:ascii="Helvetica" w:hAnsi="Helvetica" w:eastAsia="Helvetica" w:cs="Helvetica"/>
-                <w:i w:val="false"/>
-                <w:b w:val="false"/>
-                <w:u w:val="none"/>
-                <w:sz w:val="22"/>
-                <w:szCs w:val="22"/>
-                <w:color w:val="000000"/>
-              </w:rPr>
-              <w:t xml:space="preserve">0.46, 1.28</w:t>
-            </w:r>
-          </w:p>
-        </w:tc>
-        <w:tc>
-          <w:tcPr>
-            <w:tcBorders>
-              <w:bottom w:val="none" w:sz="0" w:space="0" w:color="000000"/>
-              <w:top w:val="none" w:sz="0" w:space="0" w:color="000000"/>
-              <w:left w:val="none" w:sz="0" w:space="0" w:color="000000"/>
-              <w:right w:val="none" w:sz="0" w:space="0" w:color="000000"/>
-            </w:tcBorders>
-            <w:shd w:val="clear" w:color="auto" w:fill="FFFFFF"/>
-            <w:tcMar>
-              <w:top w:w="0" w:type="dxa"/>
-              <w:bottom w:w="0" w:type="dxa"/>
-              <w:left w:w="0" w:type="dxa"/>
-              <w:right w:w="0" w:type="dxa"/>
-            </w:tcMar>
-            <w:vAlign w:val="top"/>
-          </w:tcPr>
-          <w:p>
-            <w:pPr>
-              <w:pStyle w:val="Normal"/>
-              <w:jc w:val="center"/>
-              <w:pBdr>
-                <w:bottom w:val="none" w:sz="0" w:space="0" w:color="000000"/>
-                <w:top w:val="none" w:sz="0" w:space="0" w:color="000000"/>
-                <w:left w:val="none" w:sz="0" w:space="0" w:color="000000"/>
-                <w:right w:val="none" w:sz="0" w:space="0" w:color="000000"/>
-              </w:pBdr>
-              <w:spacing w:after="100" w:before="100" w:line="240"/>
-              <w:ind w:left="100" w:right="100" w:firstLine="0" w:firstLineChars="0"/>
-              <w:rPr>
-                <w:rFonts w:ascii="Helvetica" w:hAnsi="Helvetica" w:eastAsia="Helvetica" w:cs="Helvetica"/>
-                <w:i w:val="false"/>
-                <w:b w:val="false"/>
-                <w:u w:val="none"/>
-                <w:sz w:val="22"/>
-                <w:szCs w:val="22"/>
-                <w:color w:val="000000"/>
-              </w:rPr>
-            </w:pPr>
-            <w:r>
-              <w:rPr>
-                <w:rFonts w:ascii="Helvetica" w:hAnsi="Helvetica" w:eastAsia="Helvetica" w:cs="Helvetica"/>
-                <w:i w:val="false"/>
-                <w:b w:val="false"/>
-                <w:u w:val="none"/>
-                <w:sz w:val="22"/>
-                <w:szCs w:val="22"/>
-                <w:color w:val="000000"/>
-              </w:rPr>
-              <w:t xml:space="preserve">0.310</w:t>
+              <w:t xml:space="preserve">0.78</w:t>
+            </w:r>
+          </w:p>
+        </w:tc>
+        <w:tc>
+          <w:tcPr>
+            <w:tcBorders>
+              <w:bottom w:val="none" w:sz="0" w:space="0" w:color="000000"/>
+              <w:top w:val="none" w:sz="0" w:space="0" w:color="000000"/>
+              <w:left w:val="none" w:sz="0" w:space="0" w:color="000000"/>
+              <w:right w:val="none" w:sz="0" w:space="0" w:color="000000"/>
+            </w:tcBorders>
+            <w:shd w:val="clear" w:color="auto" w:fill="FFFFFF"/>
+            <w:tcMar>
+              <w:top w:w="0" w:type="dxa"/>
+              <w:bottom w:w="0" w:type="dxa"/>
+              <w:left w:w="0" w:type="dxa"/>
+              <w:right w:w="0" w:type="dxa"/>
+            </w:tcMar>
+            <w:vAlign w:val="top"/>
+          </w:tcPr>
+          <w:p>
+            <w:pPr>
+              <w:pStyle w:val="Normal"/>
+              <w:jc w:val="center"/>
+              <w:pBdr>
+                <w:bottom w:val="none" w:sz="0" w:space="0" w:color="000000"/>
+                <w:top w:val="none" w:sz="0" w:space="0" w:color="000000"/>
+                <w:left w:val="none" w:sz="0" w:space="0" w:color="000000"/>
+                <w:right w:val="none" w:sz="0" w:space="0" w:color="000000"/>
+              </w:pBdr>
+              <w:spacing w:after="100" w:before="100" w:line="240"/>
+              <w:ind w:left="100" w:right="100" w:firstLine="0" w:firstLineChars="0"/>
+              <w:rPr>
+                <w:rFonts w:ascii="Helvetica" w:hAnsi="Helvetica" w:eastAsia="Helvetica" w:cs="Helvetica"/>
+                <w:i w:val="false"/>
+                <w:b w:val="false"/>
+                <w:u w:val="none"/>
+                <w:sz w:val="22"/>
+                <w:szCs w:val="22"/>
+                <w:color w:val="000000"/>
+              </w:rPr>
+            </w:pPr>
+            <w:r>
+              <w:rPr>
+                <w:rFonts w:ascii="Helvetica" w:hAnsi="Helvetica" w:eastAsia="Helvetica" w:cs="Helvetica"/>
+                <w:i w:val="false"/>
+                <w:b w:val="false"/>
+                <w:u w:val="none"/>
+                <w:sz w:val="22"/>
+                <w:szCs w:val="22"/>
+                <w:color w:val="000000"/>
+              </w:rPr>
+              <w:t xml:space="preserve">0.46, 1.31</w:t>
+            </w:r>
+          </w:p>
+        </w:tc>
+        <w:tc>
+          <w:tcPr>
+            <w:tcBorders>
+              <w:bottom w:val="none" w:sz="0" w:space="0" w:color="000000"/>
+              <w:top w:val="none" w:sz="0" w:space="0" w:color="000000"/>
+              <w:left w:val="none" w:sz="0" w:space="0" w:color="000000"/>
+              <w:right w:val="none" w:sz="0" w:space="0" w:color="000000"/>
+            </w:tcBorders>
+            <w:shd w:val="clear" w:color="auto" w:fill="FFFFFF"/>
+            <w:tcMar>
+              <w:top w:w="0" w:type="dxa"/>
+              <w:bottom w:w="0" w:type="dxa"/>
+              <w:left w:w="0" w:type="dxa"/>
+              <w:right w:w="0" w:type="dxa"/>
+            </w:tcMar>
+            <w:vAlign w:val="top"/>
+          </w:tcPr>
+          <w:p>
+            <w:pPr>
+              <w:pStyle w:val="Normal"/>
+              <w:jc w:val="center"/>
+              <w:pBdr>
+                <w:bottom w:val="none" w:sz="0" w:space="0" w:color="000000"/>
+                <w:top w:val="none" w:sz="0" w:space="0" w:color="000000"/>
+                <w:left w:val="none" w:sz="0" w:space="0" w:color="000000"/>
+                <w:right w:val="none" w:sz="0" w:space="0" w:color="000000"/>
+              </w:pBdr>
+              <w:spacing w:after="100" w:before="100" w:line="240"/>
+              <w:ind w:left="100" w:right="100" w:firstLine="0" w:firstLineChars="0"/>
+              <w:rPr>
+                <w:rFonts w:ascii="Helvetica" w:hAnsi="Helvetica" w:eastAsia="Helvetica" w:cs="Helvetica"/>
+                <w:i w:val="false"/>
+                <w:b w:val="false"/>
+                <w:u w:val="none"/>
+                <w:sz w:val="22"/>
+                <w:szCs w:val="22"/>
+                <w:color w:val="000000"/>
+              </w:rPr>
+            </w:pPr>
+            <w:r>
+              <w:rPr>
+                <w:rFonts w:ascii="Helvetica" w:hAnsi="Helvetica" w:eastAsia="Helvetica" w:cs="Helvetica"/>
+                <w:i w:val="false"/>
+                <w:b w:val="false"/>
+                <w:u w:val="none"/>
+                <w:sz w:val="22"/>
+                <w:szCs w:val="22"/>
+                <w:color w:val="000000"/>
+              </w:rPr>
+              <w:t xml:space="preserve">0.350</w:t>
             </w:r>
           </w:p>
         </w:tc>
@@ -7382,113 +7382,113 @@
                 <w:szCs w:val="22"/>
                 <w:color w:val="000000"/>
               </w:rPr>
-              <w:t xml:space="preserve">1.36</w:t>
-            </w:r>
-          </w:p>
-        </w:tc>
-        <w:tc>
-          <w:tcPr>
-            <w:tcBorders>
-              <w:bottom w:val="none" w:sz="0" w:space="0" w:color="000000"/>
-              <w:top w:val="none" w:sz="0" w:space="0" w:color="000000"/>
-              <w:left w:val="none" w:sz="0" w:space="0" w:color="000000"/>
-              <w:right w:val="none" w:sz="0" w:space="0" w:color="000000"/>
-            </w:tcBorders>
-            <w:shd w:val="clear" w:color="auto" w:fill="FFFFFF"/>
-            <w:tcMar>
-              <w:top w:w="0" w:type="dxa"/>
-              <w:bottom w:w="0" w:type="dxa"/>
-              <w:left w:w="0" w:type="dxa"/>
-              <w:right w:w="0" w:type="dxa"/>
-            </w:tcMar>
-            <w:vAlign w:val="top"/>
-          </w:tcPr>
-          <w:p>
-            <w:pPr>
-              <w:pStyle w:val="Normal"/>
-              <w:jc w:val="center"/>
-              <w:pBdr>
-                <w:bottom w:val="none" w:sz="0" w:space="0" w:color="000000"/>
-                <w:top w:val="none" w:sz="0" w:space="0" w:color="000000"/>
-                <w:left w:val="none" w:sz="0" w:space="0" w:color="000000"/>
-                <w:right w:val="none" w:sz="0" w:space="0" w:color="000000"/>
-              </w:pBdr>
-              <w:spacing w:after="100" w:before="100" w:line="240"/>
-              <w:ind w:left="100" w:right="100" w:firstLine="0" w:firstLineChars="0"/>
-              <w:rPr>
-                <w:rFonts w:ascii="Helvetica" w:hAnsi="Helvetica" w:eastAsia="Helvetica" w:cs="Helvetica"/>
-                <w:i w:val="false"/>
-                <w:b w:val="false"/>
-                <w:u w:val="none"/>
-                <w:sz w:val="22"/>
-                <w:szCs w:val="22"/>
-                <w:color w:val="000000"/>
-              </w:rPr>
-            </w:pPr>
-            <w:r>
-              <w:rPr>
-                <w:rFonts w:ascii="Helvetica" w:hAnsi="Helvetica" w:eastAsia="Helvetica" w:cs="Helvetica"/>
-                <w:i w:val="false"/>
-                <w:b w:val="false"/>
-                <w:u w:val="none"/>
-                <w:sz w:val="22"/>
-                <w:szCs w:val="22"/>
-                <w:color w:val="000000"/>
-              </w:rPr>
-              <w:t xml:space="preserve">0.27, 6.99</w:t>
-            </w:r>
-          </w:p>
-        </w:tc>
-        <w:tc>
-          <w:tcPr>
-            <w:tcBorders>
-              <w:bottom w:val="none" w:sz="0" w:space="0" w:color="000000"/>
-              <w:top w:val="none" w:sz="0" w:space="0" w:color="000000"/>
-              <w:left w:val="none" w:sz="0" w:space="0" w:color="000000"/>
-              <w:right w:val="none" w:sz="0" w:space="0" w:color="000000"/>
-            </w:tcBorders>
-            <w:shd w:val="clear" w:color="auto" w:fill="FFFFFF"/>
-            <w:tcMar>
-              <w:top w:w="0" w:type="dxa"/>
-              <w:bottom w:w="0" w:type="dxa"/>
-              <w:left w:w="0" w:type="dxa"/>
-              <w:right w:w="0" w:type="dxa"/>
-            </w:tcMar>
-            <w:vAlign w:val="top"/>
-          </w:tcPr>
-          <w:p>
-            <w:pPr>
-              <w:pStyle w:val="Normal"/>
-              <w:jc w:val="center"/>
-              <w:pBdr>
-                <w:bottom w:val="none" w:sz="0" w:space="0" w:color="000000"/>
-                <w:top w:val="none" w:sz="0" w:space="0" w:color="000000"/>
-                <w:left w:val="none" w:sz="0" w:space="0" w:color="000000"/>
-                <w:right w:val="none" w:sz="0" w:space="0" w:color="000000"/>
-              </w:pBdr>
-              <w:spacing w:after="100" w:before="100" w:line="240"/>
-              <w:ind w:left="100" w:right="100" w:firstLine="0" w:firstLineChars="0"/>
-              <w:rPr>
-                <w:rFonts w:ascii="Helvetica" w:hAnsi="Helvetica" w:eastAsia="Helvetica" w:cs="Helvetica"/>
-                <w:i w:val="false"/>
-                <w:b w:val="false"/>
-                <w:u w:val="none"/>
-                <w:sz w:val="22"/>
-                <w:szCs w:val="22"/>
-                <w:color w:val="000000"/>
-              </w:rPr>
-            </w:pPr>
-            <w:r>
-              <w:rPr>
-                <w:rFonts w:ascii="Helvetica" w:hAnsi="Helvetica" w:eastAsia="Helvetica" w:cs="Helvetica"/>
-                <w:i w:val="false"/>
-                <w:b w:val="false"/>
-                <w:u w:val="none"/>
-                <w:sz w:val="22"/>
-                <w:szCs w:val="22"/>
-                <w:color w:val="000000"/>
-              </w:rPr>
-              <w:t xml:space="preserve">0.710</w:t>
+              <w:t xml:space="preserve">1.34</w:t>
+            </w:r>
+          </w:p>
+        </w:tc>
+        <w:tc>
+          <w:tcPr>
+            <w:tcBorders>
+              <w:bottom w:val="none" w:sz="0" w:space="0" w:color="000000"/>
+              <w:top w:val="none" w:sz="0" w:space="0" w:color="000000"/>
+              <w:left w:val="none" w:sz="0" w:space="0" w:color="000000"/>
+              <w:right w:val="none" w:sz="0" w:space="0" w:color="000000"/>
+            </w:tcBorders>
+            <w:shd w:val="clear" w:color="auto" w:fill="FFFFFF"/>
+            <w:tcMar>
+              <w:top w:w="0" w:type="dxa"/>
+              <w:bottom w:w="0" w:type="dxa"/>
+              <w:left w:w="0" w:type="dxa"/>
+              <w:right w:w="0" w:type="dxa"/>
+            </w:tcMar>
+            <w:vAlign w:val="top"/>
+          </w:tcPr>
+          <w:p>
+            <w:pPr>
+              <w:pStyle w:val="Normal"/>
+              <w:jc w:val="center"/>
+              <w:pBdr>
+                <w:bottom w:val="none" w:sz="0" w:space="0" w:color="000000"/>
+                <w:top w:val="none" w:sz="0" w:space="0" w:color="000000"/>
+                <w:left w:val="none" w:sz="0" w:space="0" w:color="000000"/>
+                <w:right w:val="none" w:sz="0" w:space="0" w:color="000000"/>
+              </w:pBdr>
+              <w:spacing w:after="100" w:before="100" w:line="240"/>
+              <w:ind w:left="100" w:right="100" w:firstLine="0" w:firstLineChars="0"/>
+              <w:rPr>
+                <w:rFonts w:ascii="Helvetica" w:hAnsi="Helvetica" w:eastAsia="Helvetica" w:cs="Helvetica"/>
+                <w:i w:val="false"/>
+                <w:b w:val="false"/>
+                <w:u w:val="none"/>
+                <w:sz w:val="22"/>
+                <w:szCs w:val="22"/>
+                <w:color w:val="000000"/>
+              </w:rPr>
+            </w:pPr>
+            <w:r>
+              <w:rPr>
+                <w:rFonts w:ascii="Helvetica" w:hAnsi="Helvetica" w:eastAsia="Helvetica" w:cs="Helvetica"/>
+                <w:i w:val="false"/>
+                <w:b w:val="false"/>
+                <w:u w:val="none"/>
+                <w:sz w:val="22"/>
+                <w:szCs w:val="22"/>
+                <w:color w:val="000000"/>
+              </w:rPr>
+              <w:t xml:space="preserve">0.26, 6.83</w:t>
+            </w:r>
+          </w:p>
+        </w:tc>
+        <w:tc>
+          <w:tcPr>
+            <w:tcBorders>
+              <w:bottom w:val="none" w:sz="0" w:space="0" w:color="000000"/>
+              <w:top w:val="none" w:sz="0" w:space="0" w:color="000000"/>
+              <w:left w:val="none" w:sz="0" w:space="0" w:color="000000"/>
+              <w:right w:val="none" w:sz="0" w:space="0" w:color="000000"/>
+            </w:tcBorders>
+            <w:shd w:val="clear" w:color="auto" w:fill="FFFFFF"/>
+            <w:tcMar>
+              <w:top w:w="0" w:type="dxa"/>
+              <w:bottom w:w="0" w:type="dxa"/>
+              <w:left w:w="0" w:type="dxa"/>
+              <w:right w:w="0" w:type="dxa"/>
+            </w:tcMar>
+            <w:vAlign w:val="top"/>
+          </w:tcPr>
+          <w:p>
+            <w:pPr>
+              <w:pStyle w:val="Normal"/>
+              <w:jc w:val="center"/>
+              <w:pBdr>
+                <w:bottom w:val="none" w:sz="0" w:space="0" w:color="000000"/>
+                <w:top w:val="none" w:sz="0" w:space="0" w:color="000000"/>
+                <w:left w:val="none" w:sz="0" w:space="0" w:color="000000"/>
+                <w:right w:val="none" w:sz="0" w:space="0" w:color="000000"/>
+              </w:pBdr>
+              <w:spacing w:after="100" w:before="100" w:line="240"/>
+              <w:ind w:left="100" w:right="100" w:firstLine="0" w:firstLineChars="0"/>
+              <w:rPr>
+                <w:rFonts w:ascii="Helvetica" w:hAnsi="Helvetica" w:eastAsia="Helvetica" w:cs="Helvetica"/>
+                <w:i w:val="false"/>
+                <w:b w:val="false"/>
+                <w:u w:val="none"/>
+                <w:sz w:val="22"/>
+                <w:szCs w:val="22"/>
+                <w:color w:val="000000"/>
+              </w:rPr>
+            </w:pPr>
+            <w:r>
+              <w:rPr>
+                <w:rFonts w:ascii="Helvetica" w:hAnsi="Helvetica" w:eastAsia="Helvetica" w:cs="Helvetica"/>
+                <w:i w:val="false"/>
+                <w:b w:val="false"/>
+                <w:u w:val="none"/>
+                <w:sz w:val="22"/>
+                <w:szCs w:val="22"/>
+                <w:color w:val="000000"/>
+              </w:rPr>
+              <w:t xml:space="preserve">0.720</w:t>
             </w:r>
           </w:p>
         </w:tc>
@@ -7865,113 +7865,113 @@
                 <w:szCs w:val="22"/>
                 <w:color w:val="000000"/>
               </w:rPr>
-              <w:t xml:space="preserve">2.09</w:t>
-            </w:r>
-          </w:p>
-        </w:tc>
-        <w:tc>
-          <w:tcPr>
-            <w:tcBorders>
-              <w:bottom w:val="none" w:sz="0" w:space="0" w:color="000000"/>
-              <w:top w:val="none" w:sz="0" w:space="0" w:color="000000"/>
-              <w:left w:val="none" w:sz="0" w:space="0" w:color="000000"/>
-              <w:right w:val="none" w:sz="0" w:space="0" w:color="000000"/>
-            </w:tcBorders>
-            <w:shd w:val="clear" w:color="auto" w:fill="FFFFFF"/>
-            <w:tcMar>
-              <w:top w:w="0" w:type="dxa"/>
-              <w:bottom w:w="0" w:type="dxa"/>
-              <w:left w:w="0" w:type="dxa"/>
-              <w:right w:w="0" w:type="dxa"/>
-            </w:tcMar>
-            <w:vAlign w:val="top"/>
-          </w:tcPr>
-          <w:p>
-            <w:pPr>
-              <w:pStyle w:val="Normal"/>
-              <w:jc w:val="center"/>
-              <w:pBdr>
-                <w:bottom w:val="none" w:sz="0" w:space="0" w:color="000000"/>
-                <w:top w:val="none" w:sz="0" w:space="0" w:color="000000"/>
-                <w:left w:val="none" w:sz="0" w:space="0" w:color="000000"/>
-                <w:right w:val="none" w:sz="0" w:space="0" w:color="000000"/>
-              </w:pBdr>
-              <w:spacing w:after="100" w:before="100" w:line="240"/>
-              <w:ind w:left="100" w:right="100" w:firstLine="0" w:firstLineChars="0"/>
-              <w:rPr>
-                <w:rFonts w:ascii="Helvetica" w:hAnsi="Helvetica" w:eastAsia="Helvetica" w:cs="Helvetica"/>
-                <w:i w:val="false"/>
-                <w:b w:val="false"/>
-                <w:u w:val="none"/>
-                <w:sz w:val="22"/>
-                <w:szCs w:val="22"/>
-                <w:color w:val="000000"/>
-              </w:rPr>
-            </w:pPr>
-            <w:r>
-              <w:rPr>
-                <w:rFonts w:ascii="Helvetica" w:hAnsi="Helvetica" w:eastAsia="Helvetica" w:cs="Helvetica"/>
-                <w:i w:val="false"/>
-                <w:b w:val="false"/>
-                <w:u w:val="none"/>
-                <w:sz w:val="22"/>
-                <w:szCs w:val="22"/>
-                <w:color w:val="000000"/>
-              </w:rPr>
-              <w:t xml:space="preserve">0.59, 7.44</w:t>
-            </w:r>
-          </w:p>
-        </w:tc>
-        <w:tc>
-          <w:tcPr>
-            <w:tcBorders>
-              <w:bottom w:val="none" w:sz="0" w:space="0" w:color="000000"/>
-              <w:top w:val="none" w:sz="0" w:space="0" w:color="000000"/>
-              <w:left w:val="none" w:sz="0" w:space="0" w:color="000000"/>
-              <w:right w:val="none" w:sz="0" w:space="0" w:color="000000"/>
-            </w:tcBorders>
-            <w:shd w:val="clear" w:color="auto" w:fill="FFFFFF"/>
-            <w:tcMar>
-              <w:top w:w="0" w:type="dxa"/>
-              <w:bottom w:w="0" w:type="dxa"/>
-              <w:left w:w="0" w:type="dxa"/>
-              <w:right w:w="0" w:type="dxa"/>
-            </w:tcMar>
-            <w:vAlign w:val="top"/>
-          </w:tcPr>
-          <w:p>
-            <w:pPr>
-              <w:pStyle w:val="Normal"/>
-              <w:jc w:val="center"/>
-              <w:pBdr>
-                <w:bottom w:val="none" w:sz="0" w:space="0" w:color="000000"/>
-                <w:top w:val="none" w:sz="0" w:space="0" w:color="000000"/>
-                <w:left w:val="none" w:sz="0" w:space="0" w:color="000000"/>
-                <w:right w:val="none" w:sz="0" w:space="0" w:color="000000"/>
-              </w:pBdr>
-              <w:spacing w:after="100" w:before="100" w:line="240"/>
-              <w:ind w:left="100" w:right="100" w:firstLine="0" w:firstLineChars="0"/>
-              <w:rPr>
-                <w:rFonts w:ascii="Helvetica" w:hAnsi="Helvetica" w:eastAsia="Helvetica" w:cs="Helvetica"/>
-                <w:i w:val="false"/>
-                <w:b w:val="false"/>
-                <w:u w:val="none"/>
-                <w:sz w:val="22"/>
-                <w:szCs w:val="22"/>
-                <w:color w:val="000000"/>
-              </w:rPr>
-            </w:pPr>
-            <w:r>
-              <w:rPr>
-                <w:rFonts w:ascii="Helvetica" w:hAnsi="Helvetica" w:eastAsia="Helvetica" w:cs="Helvetica"/>
-                <w:i w:val="false"/>
-                <w:b w:val="false"/>
-                <w:u w:val="none"/>
-                <w:sz w:val="22"/>
-                <w:szCs w:val="22"/>
-                <w:color w:val="000000"/>
-              </w:rPr>
-              <w:t xml:space="preserve">0.260</w:t>
+              <w:t xml:space="preserve">2.02</w:t>
+            </w:r>
+          </w:p>
+        </w:tc>
+        <w:tc>
+          <w:tcPr>
+            <w:tcBorders>
+              <w:bottom w:val="none" w:sz="0" w:space="0" w:color="000000"/>
+              <w:top w:val="none" w:sz="0" w:space="0" w:color="000000"/>
+              <w:left w:val="none" w:sz="0" w:space="0" w:color="000000"/>
+              <w:right w:val="none" w:sz="0" w:space="0" w:color="000000"/>
+            </w:tcBorders>
+            <w:shd w:val="clear" w:color="auto" w:fill="FFFFFF"/>
+            <w:tcMar>
+              <w:top w:w="0" w:type="dxa"/>
+              <w:bottom w:w="0" w:type="dxa"/>
+              <w:left w:w="0" w:type="dxa"/>
+              <w:right w:w="0" w:type="dxa"/>
+            </w:tcMar>
+            <w:vAlign w:val="top"/>
+          </w:tcPr>
+          <w:p>
+            <w:pPr>
+              <w:pStyle w:val="Normal"/>
+              <w:jc w:val="center"/>
+              <w:pBdr>
+                <w:bottom w:val="none" w:sz="0" w:space="0" w:color="000000"/>
+                <w:top w:val="none" w:sz="0" w:space="0" w:color="000000"/>
+                <w:left w:val="none" w:sz="0" w:space="0" w:color="000000"/>
+                <w:right w:val="none" w:sz="0" w:space="0" w:color="000000"/>
+              </w:pBdr>
+              <w:spacing w:after="100" w:before="100" w:line="240"/>
+              <w:ind w:left="100" w:right="100" w:firstLine="0" w:firstLineChars="0"/>
+              <w:rPr>
+                <w:rFonts w:ascii="Helvetica" w:hAnsi="Helvetica" w:eastAsia="Helvetica" w:cs="Helvetica"/>
+                <w:i w:val="false"/>
+                <w:b w:val="false"/>
+                <w:u w:val="none"/>
+                <w:sz w:val="22"/>
+                <w:szCs w:val="22"/>
+                <w:color w:val="000000"/>
+              </w:rPr>
+            </w:pPr>
+            <w:r>
+              <w:rPr>
+                <w:rFonts w:ascii="Helvetica" w:hAnsi="Helvetica" w:eastAsia="Helvetica" w:cs="Helvetica"/>
+                <w:i w:val="false"/>
+                <w:b w:val="false"/>
+                <w:u w:val="none"/>
+                <w:sz w:val="22"/>
+                <w:szCs w:val="22"/>
+                <w:color w:val="000000"/>
+              </w:rPr>
+              <w:t xml:space="preserve">0.57, 7.15</w:t>
+            </w:r>
+          </w:p>
+        </w:tc>
+        <w:tc>
+          <w:tcPr>
+            <w:tcBorders>
+              <w:bottom w:val="none" w:sz="0" w:space="0" w:color="000000"/>
+              <w:top w:val="none" w:sz="0" w:space="0" w:color="000000"/>
+              <w:left w:val="none" w:sz="0" w:space="0" w:color="000000"/>
+              <w:right w:val="none" w:sz="0" w:space="0" w:color="000000"/>
+            </w:tcBorders>
+            <w:shd w:val="clear" w:color="auto" w:fill="FFFFFF"/>
+            <w:tcMar>
+              <w:top w:w="0" w:type="dxa"/>
+              <w:bottom w:w="0" w:type="dxa"/>
+              <w:left w:w="0" w:type="dxa"/>
+              <w:right w:w="0" w:type="dxa"/>
+            </w:tcMar>
+            <w:vAlign w:val="top"/>
+          </w:tcPr>
+          <w:p>
+            <w:pPr>
+              <w:pStyle w:val="Normal"/>
+              <w:jc w:val="center"/>
+              <w:pBdr>
+                <w:bottom w:val="none" w:sz="0" w:space="0" w:color="000000"/>
+                <w:top w:val="none" w:sz="0" w:space="0" w:color="000000"/>
+                <w:left w:val="none" w:sz="0" w:space="0" w:color="000000"/>
+                <w:right w:val="none" w:sz="0" w:space="0" w:color="000000"/>
+              </w:pBdr>
+              <w:spacing w:after="100" w:before="100" w:line="240"/>
+              <w:ind w:left="100" w:right="100" w:firstLine="0" w:firstLineChars="0"/>
+              <w:rPr>
+                <w:rFonts w:ascii="Helvetica" w:hAnsi="Helvetica" w:eastAsia="Helvetica" w:cs="Helvetica"/>
+                <w:i w:val="false"/>
+                <w:b w:val="false"/>
+                <w:u w:val="none"/>
+                <w:sz w:val="22"/>
+                <w:szCs w:val="22"/>
+                <w:color w:val="000000"/>
+              </w:rPr>
+            </w:pPr>
+            <w:r>
+              <w:rPr>
+                <w:rFonts w:ascii="Helvetica" w:hAnsi="Helvetica" w:eastAsia="Helvetica" w:cs="Helvetica"/>
+                <w:i w:val="false"/>
+                <w:b w:val="false"/>
+                <w:u w:val="none"/>
+                <w:sz w:val="22"/>
+                <w:szCs w:val="22"/>
+                <w:color w:val="000000"/>
+              </w:rPr>
+              <w:t xml:space="preserve">0.280</w:t>
             </w:r>
           </w:p>
         </w:tc>
@@ -8348,113 +8348,113 @@
                 <w:szCs w:val="22"/>
                 <w:color w:val="000000"/>
               </w:rPr>
-              <w:t xml:space="preserve">2.60</w:t>
-            </w:r>
-          </w:p>
-        </w:tc>
-        <w:tc>
-          <w:tcPr>
-            <w:tcBorders>
-              <w:bottom w:val="none" w:sz="0" w:space="0" w:color="000000"/>
-              <w:top w:val="none" w:sz="0" w:space="0" w:color="000000"/>
-              <w:left w:val="none" w:sz="0" w:space="0" w:color="000000"/>
-              <w:right w:val="none" w:sz="0" w:space="0" w:color="000000"/>
-            </w:tcBorders>
-            <w:shd w:val="clear" w:color="auto" w:fill="FFFFFF"/>
-            <w:tcMar>
-              <w:top w:w="0" w:type="dxa"/>
-              <w:bottom w:w="0" w:type="dxa"/>
-              <w:left w:w="0" w:type="dxa"/>
-              <w:right w:w="0" w:type="dxa"/>
-            </w:tcMar>
-            <w:vAlign w:val="top"/>
-          </w:tcPr>
-          <w:p>
-            <w:pPr>
-              <w:pStyle w:val="Normal"/>
-              <w:jc w:val="center"/>
-              <w:pBdr>
-                <w:bottom w:val="none" w:sz="0" w:space="0" w:color="000000"/>
-                <w:top w:val="none" w:sz="0" w:space="0" w:color="000000"/>
-                <w:left w:val="none" w:sz="0" w:space="0" w:color="000000"/>
-                <w:right w:val="none" w:sz="0" w:space="0" w:color="000000"/>
-              </w:pBdr>
-              <w:spacing w:after="100" w:before="100" w:line="240"/>
-              <w:ind w:left="100" w:right="100" w:firstLine="0" w:firstLineChars="0"/>
-              <w:rPr>
-                <w:rFonts w:ascii="Helvetica" w:hAnsi="Helvetica" w:eastAsia="Helvetica" w:cs="Helvetica"/>
-                <w:i w:val="false"/>
-                <w:b w:val="false"/>
-                <w:u w:val="none"/>
-                <w:sz w:val="22"/>
-                <w:szCs w:val="22"/>
-                <w:color w:val="000000"/>
-              </w:rPr>
-            </w:pPr>
-            <w:r>
-              <w:rPr>
-                <w:rFonts w:ascii="Helvetica" w:hAnsi="Helvetica" w:eastAsia="Helvetica" w:cs="Helvetica"/>
-                <w:i w:val="false"/>
-                <w:b w:val="false"/>
-                <w:u w:val="none"/>
-                <w:sz w:val="22"/>
-                <w:szCs w:val="22"/>
-                <w:color w:val="000000"/>
-              </w:rPr>
-              <w:t xml:space="preserve">0.68, 9.94</w:t>
-            </w:r>
-          </w:p>
-        </w:tc>
-        <w:tc>
-          <w:tcPr>
-            <w:tcBorders>
-              <w:bottom w:val="none" w:sz="0" w:space="0" w:color="000000"/>
-              <w:top w:val="none" w:sz="0" w:space="0" w:color="000000"/>
-              <w:left w:val="none" w:sz="0" w:space="0" w:color="000000"/>
-              <w:right w:val="none" w:sz="0" w:space="0" w:color="000000"/>
-            </w:tcBorders>
-            <w:shd w:val="clear" w:color="auto" w:fill="FFFFFF"/>
-            <w:tcMar>
-              <w:top w:w="0" w:type="dxa"/>
-              <w:bottom w:w="0" w:type="dxa"/>
-              <w:left w:w="0" w:type="dxa"/>
-              <w:right w:w="0" w:type="dxa"/>
-            </w:tcMar>
-            <w:vAlign w:val="top"/>
-          </w:tcPr>
-          <w:p>
-            <w:pPr>
-              <w:pStyle w:val="Normal"/>
-              <w:jc w:val="center"/>
-              <w:pBdr>
-                <w:bottom w:val="none" w:sz="0" w:space="0" w:color="000000"/>
-                <w:top w:val="none" w:sz="0" w:space="0" w:color="000000"/>
-                <w:left w:val="none" w:sz="0" w:space="0" w:color="000000"/>
-                <w:right w:val="none" w:sz="0" w:space="0" w:color="000000"/>
-              </w:pBdr>
-              <w:spacing w:after="100" w:before="100" w:line="240"/>
-              <w:ind w:left="100" w:right="100" w:firstLine="0" w:firstLineChars="0"/>
-              <w:rPr>
-                <w:rFonts w:ascii="Helvetica" w:hAnsi="Helvetica" w:eastAsia="Helvetica" w:cs="Helvetica"/>
-                <w:i w:val="false"/>
-                <w:b w:val="false"/>
-                <w:u w:val="none"/>
-                <w:sz w:val="22"/>
-                <w:szCs w:val="22"/>
-                <w:color w:val="000000"/>
-              </w:rPr>
-            </w:pPr>
-            <w:r>
-              <w:rPr>
-                <w:rFonts w:ascii="Helvetica" w:hAnsi="Helvetica" w:eastAsia="Helvetica" w:cs="Helvetica"/>
-                <w:i w:val="false"/>
-                <w:b w:val="false"/>
-                <w:u w:val="none"/>
-                <w:sz w:val="22"/>
-                <w:szCs w:val="22"/>
-                <w:color w:val="000000"/>
-              </w:rPr>
-              <w:t xml:space="preserve">0.160</w:t>
+              <w:t xml:space="preserve">2.67</w:t>
+            </w:r>
+          </w:p>
+        </w:tc>
+        <w:tc>
+          <w:tcPr>
+            <w:tcBorders>
+              <w:bottom w:val="none" w:sz="0" w:space="0" w:color="000000"/>
+              <w:top w:val="none" w:sz="0" w:space="0" w:color="000000"/>
+              <w:left w:val="none" w:sz="0" w:space="0" w:color="000000"/>
+              <w:right w:val="none" w:sz="0" w:space="0" w:color="000000"/>
+            </w:tcBorders>
+            <w:shd w:val="clear" w:color="auto" w:fill="FFFFFF"/>
+            <w:tcMar>
+              <w:top w:w="0" w:type="dxa"/>
+              <w:bottom w:w="0" w:type="dxa"/>
+              <w:left w:w="0" w:type="dxa"/>
+              <w:right w:w="0" w:type="dxa"/>
+            </w:tcMar>
+            <w:vAlign w:val="top"/>
+          </w:tcPr>
+          <w:p>
+            <w:pPr>
+              <w:pStyle w:val="Normal"/>
+              <w:jc w:val="center"/>
+              <w:pBdr>
+                <w:bottom w:val="none" w:sz="0" w:space="0" w:color="000000"/>
+                <w:top w:val="none" w:sz="0" w:space="0" w:color="000000"/>
+                <w:left w:val="none" w:sz="0" w:space="0" w:color="000000"/>
+                <w:right w:val="none" w:sz="0" w:space="0" w:color="000000"/>
+              </w:pBdr>
+              <w:spacing w:after="100" w:before="100" w:line="240"/>
+              <w:ind w:left="100" w:right="100" w:firstLine="0" w:firstLineChars="0"/>
+              <w:rPr>
+                <w:rFonts w:ascii="Helvetica" w:hAnsi="Helvetica" w:eastAsia="Helvetica" w:cs="Helvetica"/>
+                <w:i w:val="false"/>
+                <w:b w:val="false"/>
+                <w:u w:val="none"/>
+                <w:sz w:val="22"/>
+                <w:szCs w:val="22"/>
+                <w:color w:val="000000"/>
+              </w:rPr>
+            </w:pPr>
+            <w:r>
+              <w:rPr>
+                <w:rFonts w:ascii="Helvetica" w:hAnsi="Helvetica" w:eastAsia="Helvetica" w:cs="Helvetica"/>
+                <w:i w:val="false"/>
+                <w:b w:val="false"/>
+                <w:u w:val="none"/>
+                <w:sz w:val="22"/>
+                <w:szCs w:val="22"/>
+                <w:color w:val="000000"/>
+              </w:rPr>
+              <w:t xml:space="preserve">0.69, 10.3</w:t>
+            </w:r>
+          </w:p>
+        </w:tc>
+        <w:tc>
+          <w:tcPr>
+            <w:tcBorders>
+              <w:bottom w:val="none" w:sz="0" w:space="0" w:color="000000"/>
+              <w:top w:val="none" w:sz="0" w:space="0" w:color="000000"/>
+              <w:left w:val="none" w:sz="0" w:space="0" w:color="000000"/>
+              <w:right w:val="none" w:sz="0" w:space="0" w:color="000000"/>
+            </w:tcBorders>
+            <w:shd w:val="clear" w:color="auto" w:fill="FFFFFF"/>
+            <w:tcMar>
+              <w:top w:w="0" w:type="dxa"/>
+              <w:bottom w:w="0" w:type="dxa"/>
+              <w:left w:w="0" w:type="dxa"/>
+              <w:right w:w="0" w:type="dxa"/>
+            </w:tcMar>
+            <w:vAlign w:val="top"/>
+          </w:tcPr>
+          <w:p>
+            <w:pPr>
+              <w:pStyle w:val="Normal"/>
+              <w:jc w:val="center"/>
+              <w:pBdr>
+                <w:bottom w:val="none" w:sz="0" w:space="0" w:color="000000"/>
+                <w:top w:val="none" w:sz="0" w:space="0" w:color="000000"/>
+                <w:left w:val="none" w:sz="0" w:space="0" w:color="000000"/>
+                <w:right w:val="none" w:sz="0" w:space="0" w:color="000000"/>
+              </w:pBdr>
+              <w:spacing w:after="100" w:before="100" w:line="240"/>
+              <w:ind w:left="100" w:right="100" w:firstLine="0" w:firstLineChars="0"/>
+              <w:rPr>
+                <w:rFonts w:ascii="Helvetica" w:hAnsi="Helvetica" w:eastAsia="Helvetica" w:cs="Helvetica"/>
+                <w:i w:val="false"/>
+                <w:b w:val="false"/>
+                <w:u w:val="none"/>
+                <w:sz w:val="22"/>
+                <w:szCs w:val="22"/>
+                <w:color w:val="000000"/>
+              </w:rPr>
+            </w:pPr>
+            <w:r>
+              <w:rPr>
+                <w:rFonts w:ascii="Helvetica" w:hAnsi="Helvetica" w:eastAsia="Helvetica" w:cs="Helvetica"/>
+                <w:i w:val="false"/>
+                <w:b w:val="false"/>
+                <w:u w:val="none"/>
+                <w:sz w:val="22"/>
+                <w:szCs w:val="22"/>
+                <w:color w:val="000000"/>
+              </w:rPr>
+              <w:t xml:space="preserve">0.150</w:t>
             </w:r>
           </w:p>
         </w:tc>
@@ -8884,7 +8884,7 @@
                 <w:szCs w:val="22"/>
                 <w:color w:val="000000"/>
               </w:rPr>
-              <w:t xml:space="preserve">0.32, 3.62</w:t>
+              <w:t xml:space="preserve">0.32, 3.63</w:t>
             </w:r>
           </w:p>
         </w:tc>
@@ -9314,113 +9314,113 @@
                 <w:szCs w:val="22"/>
                 <w:color w:val="000000"/>
               </w:rPr>
-              <w:t xml:space="preserve">0.48</w:t>
-            </w:r>
-          </w:p>
-        </w:tc>
-        <w:tc>
-          <w:tcPr>
-            <w:tcBorders>
-              <w:bottom w:val="none" w:sz="0" w:space="0" w:color="000000"/>
-              <w:top w:val="none" w:sz="0" w:space="0" w:color="000000"/>
-              <w:left w:val="none" w:sz="0" w:space="0" w:color="000000"/>
-              <w:right w:val="none" w:sz="0" w:space="0" w:color="000000"/>
-            </w:tcBorders>
-            <w:shd w:val="clear" w:color="auto" w:fill="FFFFFF"/>
-            <w:tcMar>
-              <w:top w:w="0" w:type="dxa"/>
-              <w:bottom w:w="0" w:type="dxa"/>
-              <w:left w:w="0" w:type="dxa"/>
-              <w:right w:w="0" w:type="dxa"/>
-            </w:tcMar>
-            <w:vAlign w:val="top"/>
-          </w:tcPr>
-          <w:p>
-            <w:pPr>
-              <w:pStyle w:val="Normal"/>
-              <w:jc w:val="center"/>
-              <w:pBdr>
-                <w:bottom w:val="none" w:sz="0" w:space="0" w:color="000000"/>
-                <w:top w:val="none" w:sz="0" w:space="0" w:color="000000"/>
-                <w:left w:val="none" w:sz="0" w:space="0" w:color="000000"/>
-                <w:right w:val="none" w:sz="0" w:space="0" w:color="000000"/>
-              </w:pBdr>
-              <w:spacing w:after="100" w:before="100" w:line="240"/>
-              <w:ind w:left="100" w:right="100" w:firstLine="0" w:firstLineChars="0"/>
-              <w:rPr>
-                <w:rFonts w:ascii="Helvetica" w:hAnsi="Helvetica" w:eastAsia="Helvetica" w:cs="Helvetica"/>
-                <w:i w:val="false"/>
-                <w:b w:val="false"/>
-                <w:u w:val="none"/>
-                <w:sz w:val="22"/>
-                <w:szCs w:val="22"/>
-                <w:color w:val="000000"/>
-              </w:rPr>
-            </w:pPr>
-            <w:r>
-              <w:rPr>
-                <w:rFonts w:ascii="Helvetica" w:hAnsi="Helvetica" w:eastAsia="Helvetica" w:cs="Helvetica"/>
-                <w:i w:val="false"/>
-                <w:b w:val="false"/>
-                <w:u w:val="none"/>
-                <w:sz w:val="22"/>
-                <w:szCs w:val="22"/>
-                <w:color w:val="000000"/>
-              </w:rPr>
-              <w:t xml:space="preserve">0.12, 1.94</w:t>
-            </w:r>
-          </w:p>
-        </w:tc>
-        <w:tc>
-          <w:tcPr>
-            <w:tcBorders>
-              <w:bottom w:val="none" w:sz="0" w:space="0" w:color="000000"/>
-              <w:top w:val="none" w:sz="0" w:space="0" w:color="000000"/>
-              <w:left w:val="none" w:sz="0" w:space="0" w:color="000000"/>
-              <w:right w:val="none" w:sz="0" w:space="0" w:color="000000"/>
-            </w:tcBorders>
-            <w:shd w:val="clear" w:color="auto" w:fill="FFFFFF"/>
-            <w:tcMar>
-              <w:top w:w="0" w:type="dxa"/>
-              <w:bottom w:w="0" w:type="dxa"/>
-              <w:left w:w="0" w:type="dxa"/>
-              <w:right w:w="0" w:type="dxa"/>
-            </w:tcMar>
-            <w:vAlign w:val="top"/>
-          </w:tcPr>
-          <w:p>
-            <w:pPr>
-              <w:pStyle w:val="Normal"/>
-              <w:jc w:val="center"/>
-              <w:pBdr>
-                <w:bottom w:val="none" w:sz="0" w:space="0" w:color="000000"/>
-                <w:top w:val="none" w:sz="0" w:space="0" w:color="000000"/>
-                <w:left w:val="none" w:sz="0" w:space="0" w:color="000000"/>
-                <w:right w:val="none" w:sz="0" w:space="0" w:color="000000"/>
-              </w:pBdr>
-              <w:spacing w:after="100" w:before="100" w:line="240"/>
-              <w:ind w:left="100" w:right="100" w:firstLine="0" w:firstLineChars="0"/>
-              <w:rPr>
-                <w:rFonts w:ascii="Helvetica" w:hAnsi="Helvetica" w:eastAsia="Helvetica" w:cs="Helvetica"/>
-                <w:i w:val="false"/>
-                <w:b w:val="false"/>
-                <w:u w:val="none"/>
-                <w:sz w:val="22"/>
-                <w:szCs w:val="22"/>
-                <w:color w:val="000000"/>
-              </w:rPr>
-            </w:pPr>
-            <w:r>
-              <w:rPr>
-                <w:rFonts w:ascii="Helvetica" w:hAnsi="Helvetica" w:eastAsia="Helvetica" w:cs="Helvetica"/>
-                <w:i w:val="false"/>
-                <w:b w:val="false"/>
-                <w:u w:val="none"/>
-                <w:sz w:val="22"/>
-                <w:szCs w:val="22"/>
-                <w:color w:val="000000"/>
-              </w:rPr>
-              <w:t xml:space="preserve">0.300</w:t>
+              <w:t xml:space="preserve">0.45</w:t>
+            </w:r>
+          </w:p>
+        </w:tc>
+        <w:tc>
+          <w:tcPr>
+            <w:tcBorders>
+              <w:bottom w:val="none" w:sz="0" w:space="0" w:color="000000"/>
+              <w:top w:val="none" w:sz="0" w:space="0" w:color="000000"/>
+              <w:left w:val="none" w:sz="0" w:space="0" w:color="000000"/>
+              <w:right w:val="none" w:sz="0" w:space="0" w:color="000000"/>
+            </w:tcBorders>
+            <w:shd w:val="clear" w:color="auto" w:fill="FFFFFF"/>
+            <w:tcMar>
+              <w:top w:w="0" w:type="dxa"/>
+              <w:bottom w:w="0" w:type="dxa"/>
+              <w:left w:w="0" w:type="dxa"/>
+              <w:right w:w="0" w:type="dxa"/>
+            </w:tcMar>
+            <w:vAlign w:val="top"/>
+          </w:tcPr>
+          <w:p>
+            <w:pPr>
+              <w:pStyle w:val="Normal"/>
+              <w:jc w:val="center"/>
+              <w:pBdr>
+                <w:bottom w:val="none" w:sz="0" w:space="0" w:color="000000"/>
+                <w:top w:val="none" w:sz="0" w:space="0" w:color="000000"/>
+                <w:left w:val="none" w:sz="0" w:space="0" w:color="000000"/>
+                <w:right w:val="none" w:sz="0" w:space="0" w:color="000000"/>
+              </w:pBdr>
+              <w:spacing w:after="100" w:before="100" w:line="240"/>
+              <w:ind w:left="100" w:right="100" w:firstLine="0" w:firstLineChars="0"/>
+              <w:rPr>
+                <w:rFonts w:ascii="Helvetica" w:hAnsi="Helvetica" w:eastAsia="Helvetica" w:cs="Helvetica"/>
+                <w:i w:val="false"/>
+                <w:b w:val="false"/>
+                <w:u w:val="none"/>
+                <w:sz w:val="22"/>
+                <w:szCs w:val="22"/>
+                <w:color w:val="000000"/>
+              </w:rPr>
+            </w:pPr>
+            <w:r>
+              <w:rPr>
+                <w:rFonts w:ascii="Helvetica" w:hAnsi="Helvetica" w:eastAsia="Helvetica" w:cs="Helvetica"/>
+                <w:i w:val="false"/>
+                <w:b w:val="false"/>
+                <w:u w:val="none"/>
+                <w:sz w:val="22"/>
+                <w:szCs w:val="22"/>
+                <w:color w:val="000000"/>
+              </w:rPr>
+              <w:t xml:space="preserve">0.11, 1.84</w:t>
+            </w:r>
+          </w:p>
+        </w:tc>
+        <w:tc>
+          <w:tcPr>
+            <w:tcBorders>
+              <w:bottom w:val="none" w:sz="0" w:space="0" w:color="000000"/>
+              <w:top w:val="none" w:sz="0" w:space="0" w:color="000000"/>
+              <w:left w:val="none" w:sz="0" w:space="0" w:color="000000"/>
+              <w:right w:val="none" w:sz="0" w:space="0" w:color="000000"/>
+            </w:tcBorders>
+            <w:shd w:val="clear" w:color="auto" w:fill="FFFFFF"/>
+            <w:tcMar>
+              <w:top w:w="0" w:type="dxa"/>
+              <w:bottom w:w="0" w:type="dxa"/>
+              <w:left w:w="0" w:type="dxa"/>
+              <w:right w:w="0" w:type="dxa"/>
+            </w:tcMar>
+            <w:vAlign w:val="top"/>
+          </w:tcPr>
+          <w:p>
+            <w:pPr>
+              <w:pStyle w:val="Normal"/>
+              <w:jc w:val="center"/>
+              <w:pBdr>
+                <w:bottom w:val="none" w:sz="0" w:space="0" w:color="000000"/>
+                <w:top w:val="none" w:sz="0" w:space="0" w:color="000000"/>
+                <w:left w:val="none" w:sz="0" w:space="0" w:color="000000"/>
+                <w:right w:val="none" w:sz="0" w:space="0" w:color="000000"/>
+              </w:pBdr>
+              <w:spacing w:after="100" w:before="100" w:line="240"/>
+              <w:ind w:left="100" w:right="100" w:firstLine="0" w:firstLineChars="0"/>
+              <w:rPr>
+                <w:rFonts w:ascii="Helvetica" w:hAnsi="Helvetica" w:eastAsia="Helvetica" w:cs="Helvetica"/>
+                <w:i w:val="false"/>
+                <w:b w:val="false"/>
+                <w:u w:val="none"/>
+                <w:sz w:val="22"/>
+                <w:szCs w:val="22"/>
+                <w:color w:val="000000"/>
+              </w:rPr>
+            </w:pPr>
+            <w:r>
+              <w:rPr>
+                <w:rFonts w:ascii="Helvetica" w:hAnsi="Helvetica" w:eastAsia="Helvetica" w:cs="Helvetica"/>
+                <w:i w:val="false"/>
+                <w:b w:val="false"/>
+                <w:u w:val="none"/>
+                <w:sz w:val="22"/>
+                <w:szCs w:val="22"/>
+                <w:color w:val="000000"/>
+              </w:rPr>
+              <w:t xml:space="preserve">0.270</w:t>
             </w:r>
           </w:p>
         </w:tc>
@@ -9797,113 +9797,113 @@
                 <w:szCs w:val="22"/>
                 <w:color w:val="000000"/>
               </w:rPr>
-              <w:t xml:space="preserve">0.70</w:t>
-            </w:r>
-          </w:p>
-        </w:tc>
-        <w:tc>
-          <w:tcPr>
-            <w:tcBorders>
-              <w:bottom w:val="none" w:sz="0" w:space="0" w:color="000000"/>
-              <w:top w:val="none" w:sz="0" w:space="0" w:color="000000"/>
-              <w:left w:val="none" w:sz="0" w:space="0" w:color="000000"/>
-              <w:right w:val="none" w:sz="0" w:space="0" w:color="000000"/>
-            </w:tcBorders>
-            <w:shd w:val="clear" w:color="auto" w:fill="FFFFFF"/>
-            <w:tcMar>
-              <w:top w:w="0" w:type="dxa"/>
-              <w:bottom w:w="0" w:type="dxa"/>
-              <w:left w:w="0" w:type="dxa"/>
-              <w:right w:w="0" w:type="dxa"/>
-            </w:tcMar>
-            <w:vAlign w:val="top"/>
-          </w:tcPr>
-          <w:p>
-            <w:pPr>
-              <w:pStyle w:val="Normal"/>
-              <w:jc w:val="center"/>
-              <w:pBdr>
-                <w:bottom w:val="none" w:sz="0" w:space="0" w:color="000000"/>
-                <w:top w:val="none" w:sz="0" w:space="0" w:color="000000"/>
-                <w:left w:val="none" w:sz="0" w:space="0" w:color="000000"/>
-                <w:right w:val="none" w:sz="0" w:space="0" w:color="000000"/>
-              </w:pBdr>
-              <w:spacing w:after="100" w:before="100" w:line="240"/>
-              <w:ind w:left="100" w:right="100" w:firstLine="0" w:firstLineChars="0"/>
-              <w:rPr>
-                <w:rFonts w:ascii="Helvetica" w:hAnsi="Helvetica" w:eastAsia="Helvetica" w:cs="Helvetica"/>
-                <w:i w:val="false"/>
-                <w:b w:val="false"/>
-                <w:u w:val="none"/>
-                <w:sz w:val="22"/>
-                <w:szCs w:val="22"/>
-                <w:color w:val="000000"/>
-              </w:rPr>
-            </w:pPr>
-            <w:r>
-              <w:rPr>
-                <w:rFonts w:ascii="Helvetica" w:hAnsi="Helvetica" w:eastAsia="Helvetica" w:cs="Helvetica"/>
-                <w:i w:val="false"/>
-                <w:b w:val="false"/>
-                <w:u w:val="none"/>
-                <w:sz w:val="22"/>
-                <w:szCs w:val="22"/>
-                <w:color w:val="000000"/>
-              </w:rPr>
-              <w:t xml:space="preserve">0.17, 2.89</w:t>
-            </w:r>
-          </w:p>
-        </w:tc>
-        <w:tc>
-          <w:tcPr>
-            <w:tcBorders>
-              <w:bottom w:val="none" w:sz="0" w:space="0" w:color="000000"/>
-              <w:top w:val="none" w:sz="0" w:space="0" w:color="000000"/>
-              <w:left w:val="none" w:sz="0" w:space="0" w:color="000000"/>
-              <w:right w:val="none" w:sz="0" w:space="0" w:color="000000"/>
-            </w:tcBorders>
-            <w:shd w:val="clear" w:color="auto" w:fill="FFFFFF"/>
-            <w:tcMar>
-              <w:top w:w="0" w:type="dxa"/>
-              <w:bottom w:w="0" w:type="dxa"/>
-              <w:left w:w="0" w:type="dxa"/>
-              <w:right w:w="0" w:type="dxa"/>
-            </w:tcMar>
-            <w:vAlign w:val="top"/>
-          </w:tcPr>
-          <w:p>
-            <w:pPr>
-              <w:pStyle w:val="Normal"/>
-              <w:jc w:val="center"/>
-              <w:pBdr>
-                <w:bottom w:val="none" w:sz="0" w:space="0" w:color="000000"/>
-                <w:top w:val="none" w:sz="0" w:space="0" w:color="000000"/>
-                <w:left w:val="none" w:sz="0" w:space="0" w:color="000000"/>
-                <w:right w:val="none" w:sz="0" w:space="0" w:color="000000"/>
-              </w:pBdr>
-              <w:spacing w:after="100" w:before="100" w:line="240"/>
-              <w:ind w:left="100" w:right="100" w:firstLine="0" w:firstLineChars="0"/>
-              <w:rPr>
-                <w:rFonts w:ascii="Helvetica" w:hAnsi="Helvetica" w:eastAsia="Helvetica" w:cs="Helvetica"/>
-                <w:i w:val="false"/>
-                <w:b w:val="false"/>
-                <w:u w:val="none"/>
-                <w:sz w:val="22"/>
-                <w:szCs w:val="22"/>
-                <w:color w:val="000000"/>
-              </w:rPr>
-            </w:pPr>
-            <w:r>
-              <w:rPr>
-                <w:rFonts w:ascii="Helvetica" w:hAnsi="Helvetica" w:eastAsia="Helvetica" w:cs="Helvetica"/>
-                <w:i w:val="false"/>
-                <w:b w:val="false"/>
-                <w:u w:val="none"/>
-                <w:sz w:val="22"/>
-                <w:szCs w:val="22"/>
-                <w:color w:val="000000"/>
-              </w:rPr>
-              <w:t xml:space="preserve">0.620</w:t>
+              <w:t xml:space="preserve">0.61</w:t>
+            </w:r>
+          </w:p>
+        </w:tc>
+        <w:tc>
+          <w:tcPr>
+            <w:tcBorders>
+              <w:bottom w:val="none" w:sz="0" w:space="0" w:color="000000"/>
+              <w:top w:val="none" w:sz="0" w:space="0" w:color="000000"/>
+              <w:left w:val="none" w:sz="0" w:space="0" w:color="000000"/>
+              <w:right w:val="none" w:sz="0" w:space="0" w:color="000000"/>
+            </w:tcBorders>
+            <w:shd w:val="clear" w:color="auto" w:fill="FFFFFF"/>
+            <w:tcMar>
+              <w:top w:w="0" w:type="dxa"/>
+              <w:bottom w:w="0" w:type="dxa"/>
+              <w:left w:w="0" w:type="dxa"/>
+              <w:right w:w="0" w:type="dxa"/>
+            </w:tcMar>
+            <w:vAlign w:val="top"/>
+          </w:tcPr>
+          <w:p>
+            <w:pPr>
+              <w:pStyle w:val="Normal"/>
+              <w:jc w:val="center"/>
+              <w:pBdr>
+                <w:bottom w:val="none" w:sz="0" w:space="0" w:color="000000"/>
+                <w:top w:val="none" w:sz="0" w:space="0" w:color="000000"/>
+                <w:left w:val="none" w:sz="0" w:space="0" w:color="000000"/>
+                <w:right w:val="none" w:sz="0" w:space="0" w:color="000000"/>
+              </w:pBdr>
+              <w:spacing w:after="100" w:before="100" w:line="240"/>
+              <w:ind w:left="100" w:right="100" w:firstLine="0" w:firstLineChars="0"/>
+              <w:rPr>
+                <w:rFonts w:ascii="Helvetica" w:hAnsi="Helvetica" w:eastAsia="Helvetica" w:cs="Helvetica"/>
+                <w:i w:val="false"/>
+                <w:b w:val="false"/>
+                <w:u w:val="none"/>
+                <w:sz w:val="22"/>
+                <w:szCs w:val="22"/>
+                <w:color w:val="000000"/>
+              </w:rPr>
+            </w:pPr>
+            <w:r>
+              <w:rPr>
+                <w:rFonts w:ascii="Helvetica" w:hAnsi="Helvetica" w:eastAsia="Helvetica" w:cs="Helvetica"/>
+                <w:i w:val="false"/>
+                <w:b w:val="false"/>
+                <w:u w:val="none"/>
+                <w:sz w:val="22"/>
+                <w:szCs w:val="22"/>
+                <w:color w:val="000000"/>
+              </w:rPr>
+              <w:t xml:space="preserve">0.14, 2.61</w:t>
+            </w:r>
+          </w:p>
+        </w:tc>
+        <w:tc>
+          <w:tcPr>
+            <w:tcBorders>
+              <w:bottom w:val="none" w:sz="0" w:space="0" w:color="000000"/>
+              <w:top w:val="none" w:sz="0" w:space="0" w:color="000000"/>
+              <w:left w:val="none" w:sz="0" w:space="0" w:color="000000"/>
+              <w:right w:val="none" w:sz="0" w:space="0" w:color="000000"/>
+            </w:tcBorders>
+            <w:shd w:val="clear" w:color="auto" w:fill="FFFFFF"/>
+            <w:tcMar>
+              <w:top w:w="0" w:type="dxa"/>
+              <w:bottom w:w="0" w:type="dxa"/>
+              <w:left w:w="0" w:type="dxa"/>
+              <w:right w:w="0" w:type="dxa"/>
+            </w:tcMar>
+            <w:vAlign w:val="top"/>
+          </w:tcPr>
+          <w:p>
+            <w:pPr>
+              <w:pStyle w:val="Normal"/>
+              <w:jc w:val="center"/>
+              <w:pBdr>
+                <w:bottom w:val="none" w:sz="0" w:space="0" w:color="000000"/>
+                <w:top w:val="none" w:sz="0" w:space="0" w:color="000000"/>
+                <w:left w:val="none" w:sz="0" w:space="0" w:color="000000"/>
+                <w:right w:val="none" w:sz="0" w:space="0" w:color="000000"/>
+              </w:pBdr>
+              <w:spacing w:after="100" w:before="100" w:line="240"/>
+              <w:ind w:left="100" w:right="100" w:firstLine="0" w:firstLineChars="0"/>
+              <w:rPr>
+                <w:rFonts w:ascii="Helvetica" w:hAnsi="Helvetica" w:eastAsia="Helvetica" w:cs="Helvetica"/>
+                <w:i w:val="false"/>
+                <w:b w:val="false"/>
+                <w:u w:val="none"/>
+                <w:sz w:val="22"/>
+                <w:szCs w:val="22"/>
+                <w:color w:val="000000"/>
+              </w:rPr>
+            </w:pPr>
+            <w:r>
+              <w:rPr>
+                <w:rFonts w:ascii="Helvetica" w:hAnsi="Helvetica" w:eastAsia="Helvetica" w:cs="Helvetica"/>
+                <w:i w:val="false"/>
+                <w:b w:val="false"/>
+                <w:u w:val="none"/>
+                <w:sz w:val="22"/>
+                <w:szCs w:val="22"/>
+                <w:color w:val="000000"/>
+              </w:rPr>
+              <w:t xml:space="preserve">0.500</w:t>
             </w:r>
           </w:p>
         </w:tc>
@@ -11246,113 +11246,113 @@
                 <w:szCs w:val="22"/>
                 <w:color w:val="000000"/>
               </w:rPr>
-              <w:t xml:space="preserve">0.95</w:t>
-            </w:r>
-          </w:p>
-        </w:tc>
-        <w:tc>
-          <w:tcPr>
-            <w:tcBorders>
-              <w:bottom w:val="none" w:sz="0" w:space="0" w:color="000000"/>
-              <w:top w:val="none" w:sz="0" w:space="0" w:color="000000"/>
-              <w:left w:val="none" w:sz="0" w:space="0" w:color="000000"/>
-              <w:right w:val="none" w:sz="0" w:space="0" w:color="000000"/>
-            </w:tcBorders>
-            <w:shd w:val="clear" w:color="auto" w:fill="FFFFFF"/>
-            <w:tcMar>
-              <w:top w:w="0" w:type="dxa"/>
-              <w:bottom w:w="0" w:type="dxa"/>
-              <w:left w:w="0" w:type="dxa"/>
-              <w:right w:w="0" w:type="dxa"/>
-            </w:tcMar>
-            <w:vAlign w:val="top"/>
-          </w:tcPr>
-          <w:p>
-            <w:pPr>
-              <w:pStyle w:val="Normal"/>
-              <w:jc w:val="center"/>
-              <w:pBdr>
-                <w:bottom w:val="none" w:sz="0" w:space="0" w:color="000000"/>
-                <w:top w:val="none" w:sz="0" w:space="0" w:color="000000"/>
-                <w:left w:val="none" w:sz="0" w:space="0" w:color="000000"/>
-                <w:right w:val="none" w:sz="0" w:space="0" w:color="000000"/>
-              </w:pBdr>
-              <w:spacing w:after="100" w:before="100" w:line="240"/>
-              <w:ind w:left="100" w:right="100" w:firstLine="0" w:firstLineChars="0"/>
-              <w:rPr>
-                <w:rFonts w:ascii="Helvetica" w:hAnsi="Helvetica" w:eastAsia="Helvetica" w:cs="Helvetica"/>
-                <w:i w:val="false"/>
-                <w:b w:val="false"/>
-                <w:u w:val="none"/>
-                <w:sz w:val="22"/>
-                <w:szCs w:val="22"/>
-                <w:color w:val="000000"/>
-              </w:rPr>
-            </w:pPr>
-            <w:r>
-              <w:rPr>
-                <w:rFonts w:ascii="Helvetica" w:hAnsi="Helvetica" w:eastAsia="Helvetica" w:cs="Helvetica"/>
-                <w:i w:val="false"/>
-                <w:b w:val="false"/>
-                <w:u w:val="none"/>
-                <w:sz w:val="22"/>
-                <w:szCs w:val="22"/>
-                <w:color w:val="000000"/>
-              </w:rPr>
-              <w:t xml:space="preserve">0.51, 1.76</w:t>
-            </w:r>
-          </w:p>
-        </w:tc>
-        <w:tc>
-          <w:tcPr>
-            <w:tcBorders>
-              <w:bottom w:val="none" w:sz="0" w:space="0" w:color="000000"/>
-              <w:top w:val="none" w:sz="0" w:space="0" w:color="000000"/>
-              <w:left w:val="none" w:sz="0" w:space="0" w:color="000000"/>
-              <w:right w:val="none" w:sz="0" w:space="0" w:color="000000"/>
-            </w:tcBorders>
-            <w:shd w:val="clear" w:color="auto" w:fill="FFFFFF"/>
-            <w:tcMar>
-              <w:top w:w="0" w:type="dxa"/>
-              <w:bottom w:w="0" w:type="dxa"/>
-              <w:left w:w="0" w:type="dxa"/>
-              <w:right w:w="0" w:type="dxa"/>
-            </w:tcMar>
-            <w:vAlign w:val="top"/>
-          </w:tcPr>
-          <w:p>
-            <w:pPr>
-              <w:pStyle w:val="Normal"/>
-              <w:jc w:val="center"/>
-              <w:pBdr>
-                <w:bottom w:val="none" w:sz="0" w:space="0" w:color="000000"/>
-                <w:top w:val="none" w:sz="0" w:space="0" w:color="000000"/>
-                <w:left w:val="none" w:sz="0" w:space="0" w:color="000000"/>
-                <w:right w:val="none" w:sz="0" w:space="0" w:color="000000"/>
-              </w:pBdr>
-              <w:spacing w:after="100" w:before="100" w:line="240"/>
-              <w:ind w:left="100" w:right="100" w:firstLine="0" w:firstLineChars="0"/>
-              <w:rPr>
-                <w:rFonts w:ascii="Helvetica" w:hAnsi="Helvetica" w:eastAsia="Helvetica" w:cs="Helvetica"/>
-                <w:i w:val="false"/>
-                <w:b w:val="false"/>
-                <w:u w:val="none"/>
-                <w:sz w:val="22"/>
-                <w:szCs w:val="22"/>
-                <w:color w:val="000000"/>
-              </w:rPr>
-            </w:pPr>
-            <w:r>
-              <w:rPr>
-                <w:rFonts w:ascii="Helvetica" w:hAnsi="Helvetica" w:eastAsia="Helvetica" w:cs="Helvetica"/>
-                <w:i w:val="false"/>
-                <w:b w:val="false"/>
-                <w:u w:val="none"/>
-                <w:sz w:val="22"/>
-                <w:szCs w:val="22"/>
-                <w:color w:val="000000"/>
-              </w:rPr>
-              <w:t xml:space="preserve">0.870</w:t>
+              <w:t xml:space="preserve">0.90</w:t>
+            </w:r>
+          </w:p>
+        </w:tc>
+        <w:tc>
+          <w:tcPr>
+            <w:tcBorders>
+              <w:bottom w:val="none" w:sz="0" w:space="0" w:color="000000"/>
+              <w:top w:val="none" w:sz="0" w:space="0" w:color="000000"/>
+              <w:left w:val="none" w:sz="0" w:space="0" w:color="000000"/>
+              <w:right w:val="none" w:sz="0" w:space="0" w:color="000000"/>
+            </w:tcBorders>
+            <w:shd w:val="clear" w:color="auto" w:fill="FFFFFF"/>
+            <w:tcMar>
+              <w:top w:w="0" w:type="dxa"/>
+              <w:bottom w:w="0" w:type="dxa"/>
+              <w:left w:w="0" w:type="dxa"/>
+              <w:right w:w="0" w:type="dxa"/>
+            </w:tcMar>
+            <w:vAlign w:val="top"/>
+          </w:tcPr>
+          <w:p>
+            <w:pPr>
+              <w:pStyle w:val="Normal"/>
+              <w:jc w:val="center"/>
+              <w:pBdr>
+                <w:bottom w:val="none" w:sz="0" w:space="0" w:color="000000"/>
+                <w:top w:val="none" w:sz="0" w:space="0" w:color="000000"/>
+                <w:left w:val="none" w:sz="0" w:space="0" w:color="000000"/>
+                <w:right w:val="none" w:sz="0" w:space="0" w:color="000000"/>
+              </w:pBdr>
+              <w:spacing w:after="100" w:before="100" w:line="240"/>
+              <w:ind w:left="100" w:right="100" w:firstLine="0" w:firstLineChars="0"/>
+              <w:rPr>
+                <w:rFonts w:ascii="Helvetica" w:hAnsi="Helvetica" w:eastAsia="Helvetica" w:cs="Helvetica"/>
+                <w:i w:val="false"/>
+                <w:b w:val="false"/>
+                <w:u w:val="none"/>
+                <w:sz w:val="22"/>
+                <w:szCs w:val="22"/>
+                <w:color w:val="000000"/>
+              </w:rPr>
+            </w:pPr>
+            <w:r>
+              <w:rPr>
+                <w:rFonts w:ascii="Helvetica" w:hAnsi="Helvetica" w:eastAsia="Helvetica" w:cs="Helvetica"/>
+                <w:i w:val="false"/>
+                <w:b w:val="false"/>
+                <w:u w:val="none"/>
+                <w:sz w:val="22"/>
+                <w:szCs w:val="22"/>
+                <w:color w:val="000000"/>
+              </w:rPr>
+              <w:t xml:space="preserve">0.49, 1.67</w:t>
+            </w:r>
+          </w:p>
+        </w:tc>
+        <w:tc>
+          <w:tcPr>
+            <w:tcBorders>
+              <w:bottom w:val="none" w:sz="0" w:space="0" w:color="000000"/>
+              <w:top w:val="none" w:sz="0" w:space="0" w:color="000000"/>
+              <w:left w:val="none" w:sz="0" w:space="0" w:color="000000"/>
+              <w:right w:val="none" w:sz="0" w:space="0" w:color="000000"/>
+            </w:tcBorders>
+            <w:shd w:val="clear" w:color="auto" w:fill="FFFFFF"/>
+            <w:tcMar>
+              <w:top w:w="0" w:type="dxa"/>
+              <w:bottom w:w="0" w:type="dxa"/>
+              <w:left w:w="0" w:type="dxa"/>
+              <w:right w:w="0" w:type="dxa"/>
+            </w:tcMar>
+            <w:vAlign w:val="top"/>
+          </w:tcPr>
+          <w:p>
+            <w:pPr>
+              <w:pStyle w:val="Normal"/>
+              <w:jc w:val="center"/>
+              <w:pBdr>
+                <w:bottom w:val="none" w:sz="0" w:space="0" w:color="000000"/>
+                <w:top w:val="none" w:sz="0" w:space="0" w:color="000000"/>
+                <w:left w:val="none" w:sz="0" w:space="0" w:color="000000"/>
+                <w:right w:val="none" w:sz="0" w:space="0" w:color="000000"/>
+              </w:pBdr>
+              <w:spacing w:after="100" w:before="100" w:line="240"/>
+              <w:ind w:left="100" w:right="100" w:firstLine="0" w:firstLineChars="0"/>
+              <w:rPr>
+                <w:rFonts w:ascii="Helvetica" w:hAnsi="Helvetica" w:eastAsia="Helvetica" w:cs="Helvetica"/>
+                <w:i w:val="false"/>
+                <w:b w:val="false"/>
+                <w:u w:val="none"/>
+                <w:sz w:val="22"/>
+                <w:szCs w:val="22"/>
+                <w:color w:val="000000"/>
+              </w:rPr>
+            </w:pPr>
+            <w:r>
+              <w:rPr>
+                <w:rFonts w:ascii="Helvetica" w:hAnsi="Helvetica" w:eastAsia="Helvetica" w:cs="Helvetica"/>
+                <w:i w:val="false"/>
+                <w:b w:val="false"/>
+                <w:u w:val="none"/>
+                <w:sz w:val="22"/>
+                <w:szCs w:val="22"/>
+                <w:color w:val="000000"/>
+              </w:rPr>
+              <w:t xml:space="preserve">0.750</w:t>
             </w:r>
           </w:p>
         </w:tc>
@@ -12695,60 +12695,60 @@
                 <w:szCs w:val="22"/>
                 <w:color w:val="000000"/>
               </w:rPr>
-              <w:t xml:space="preserve">5.09</w:t>
-            </w:r>
-          </w:p>
-        </w:tc>
-        <w:tc>
-          <w:tcPr>
-            <w:tcBorders>
-              <w:bottom w:val="none" w:sz="0" w:space="0" w:color="000000"/>
-              <w:top w:val="none" w:sz="0" w:space="0" w:color="000000"/>
-              <w:left w:val="none" w:sz="0" w:space="0" w:color="000000"/>
-              <w:right w:val="none" w:sz="0" w:space="0" w:color="000000"/>
-            </w:tcBorders>
-            <w:shd w:val="clear" w:color="auto" w:fill="FFFFFF"/>
-            <w:tcMar>
-              <w:top w:w="0" w:type="dxa"/>
-              <w:bottom w:w="0" w:type="dxa"/>
-              <w:left w:w="0" w:type="dxa"/>
-              <w:right w:w="0" w:type="dxa"/>
-            </w:tcMar>
-            <w:vAlign w:val="top"/>
-          </w:tcPr>
-          <w:p>
-            <w:pPr>
-              <w:pStyle w:val="Normal"/>
-              <w:jc w:val="center"/>
-              <w:pBdr>
-                <w:bottom w:val="none" w:sz="0" w:space="0" w:color="000000"/>
-                <w:top w:val="none" w:sz="0" w:space="0" w:color="000000"/>
-                <w:left w:val="none" w:sz="0" w:space="0" w:color="000000"/>
-                <w:right w:val="none" w:sz="0" w:space="0" w:color="000000"/>
-              </w:pBdr>
-              <w:spacing w:after="100" w:before="100" w:line="240"/>
-              <w:ind w:left="100" w:right="100" w:firstLine="0" w:firstLineChars="0"/>
-              <w:rPr>
-                <w:rFonts w:ascii="Helvetica" w:hAnsi="Helvetica" w:eastAsia="Helvetica" w:cs="Helvetica"/>
-                <w:i w:val="false"/>
-                <w:b w:val="false"/>
-                <w:u w:val="none"/>
-                <w:sz w:val="22"/>
-                <w:szCs w:val="22"/>
-                <w:color w:val="000000"/>
-              </w:rPr>
-            </w:pPr>
-            <w:r>
-              <w:rPr>
-                <w:rFonts w:ascii="Helvetica" w:hAnsi="Helvetica" w:eastAsia="Helvetica" w:cs="Helvetica"/>
-                <w:i w:val="false"/>
-                <w:b w:val="false"/>
-                <w:u w:val="none"/>
-                <w:sz w:val="22"/>
-                <w:szCs w:val="22"/>
-                <w:color w:val="000000"/>
-              </w:rPr>
-              <w:t xml:space="preserve">2.55, 10.2</w:t>
+              <w:t xml:space="preserve">4.87</w:t>
+            </w:r>
+          </w:p>
+        </w:tc>
+        <w:tc>
+          <w:tcPr>
+            <w:tcBorders>
+              <w:bottom w:val="none" w:sz="0" w:space="0" w:color="000000"/>
+              <w:top w:val="none" w:sz="0" w:space="0" w:color="000000"/>
+              <w:left w:val="none" w:sz="0" w:space="0" w:color="000000"/>
+              <w:right w:val="none" w:sz="0" w:space="0" w:color="000000"/>
+            </w:tcBorders>
+            <w:shd w:val="clear" w:color="auto" w:fill="FFFFFF"/>
+            <w:tcMar>
+              <w:top w:w="0" w:type="dxa"/>
+              <w:bottom w:w="0" w:type="dxa"/>
+              <w:left w:w="0" w:type="dxa"/>
+              <w:right w:w="0" w:type="dxa"/>
+            </w:tcMar>
+            <w:vAlign w:val="top"/>
+          </w:tcPr>
+          <w:p>
+            <w:pPr>
+              <w:pStyle w:val="Normal"/>
+              <w:jc w:val="center"/>
+              <w:pBdr>
+                <w:bottom w:val="none" w:sz="0" w:space="0" w:color="000000"/>
+                <w:top w:val="none" w:sz="0" w:space="0" w:color="000000"/>
+                <w:left w:val="none" w:sz="0" w:space="0" w:color="000000"/>
+                <w:right w:val="none" w:sz="0" w:space="0" w:color="000000"/>
+              </w:pBdr>
+              <w:spacing w:after="100" w:before="100" w:line="240"/>
+              <w:ind w:left="100" w:right="100" w:firstLine="0" w:firstLineChars="0"/>
+              <w:rPr>
+                <w:rFonts w:ascii="Helvetica" w:hAnsi="Helvetica" w:eastAsia="Helvetica" w:cs="Helvetica"/>
+                <w:i w:val="false"/>
+                <w:b w:val="false"/>
+                <w:u w:val="none"/>
+                <w:sz w:val="22"/>
+                <w:szCs w:val="22"/>
+                <w:color w:val="000000"/>
+              </w:rPr>
+            </w:pPr>
+            <w:r>
+              <w:rPr>
+                <w:rFonts w:ascii="Helvetica" w:hAnsi="Helvetica" w:eastAsia="Helvetica" w:cs="Helvetica"/>
+                <w:i w:val="false"/>
+                <w:b w:val="false"/>
+                <w:u w:val="none"/>
+                <w:sz w:val="22"/>
+                <w:szCs w:val="22"/>
+                <w:color w:val="000000"/>
+              </w:rPr>
+              <w:t xml:space="preserve">2.46, 9.65</w:t>
             </w:r>
           </w:p>
         </w:tc>
@@ -14144,113 +14144,113 @@
                 <w:szCs w:val="22"/>
                 <w:color w:val="000000"/>
               </w:rPr>
-              <w:t xml:space="preserve">1.99</w:t>
-            </w:r>
-          </w:p>
-        </w:tc>
-        <w:tc>
-          <w:tcPr>
-            <w:tcBorders>
-              <w:bottom w:val="none" w:sz="0" w:space="0" w:color="000000"/>
-              <w:top w:val="none" w:sz="0" w:space="0" w:color="000000"/>
-              <w:left w:val="none" w:sz="0" w:space="0" w:color="000000"/>
-              <w:right w:val="none" w:sz="0" w:space="0" w:color="000000"/>
-            </w:tcBorders>
-            <w:shd w:val="clear" w:color="auto" w:fill="FFFFFF"/>
-            <w:tcMar>
-              <w:top w:w="0" w:type="dxa"/>
-              <w:bottom w:w="0" w:type="dxa"/>
-              <w:left w:w="0" w:type="dxa"/>
-              <w:right w:w="0" w:type="dxa"/>
-            </w:tcMar>
-            <w:vAlign w:val="top"/>
-          </w:tcPr>
-          <w:p>
-            <w:pPr>
-              <w:pStyle w:val="Normal"/>
-              <w:jc w:val="center"/>
-              <w:pBdr>
-                <w:bottom w:val="none" w:sz="0" w:space="0" w:color="000000"/>
-                <w:top w:val="none" w:sz="0" w:space="0" w:color="000000"/>
-                <w:left w:val="none" w:sz="0" w:space="0" w:color="000000"/>
-                <w:right w:val="none" w:sz="0" w:space="0" w:color="000000"/>
-              </w:pBdr>
-              <w:spacing w:after="100" w:before="100" w:line="240"/>
-              <w:ind w:left="100" w:right="100" w:firstLine="0" w:firstLineChars="0"/>
-              <w:rPr>
-                <w:rFonts w:ascii="Helvetica" w:hAnsi="Helvetica" w:eastAsia="Helvetica" w:cs="Helvetica"/>
-                <w:i w:val="false"/>
-                <w:b w:val="false"/>
-                <w:u w:val="none"/>
-                <w:sz w:val="22"/>
-                <w:szCs w:val="22"/>
-                <w:color w:val="000000"/>
-              </w:rPr>
-            </w:pPr>
-            <w:r>
-              <w:rPr>
-                <w:rFonts w:ascii="Helvetica" w:hAnsi="Helvetica" w:eastAsia="Helvetica" w:cs="Helvetica"/>
-                <w:i w:val="false"/>
-                <w:b w:val="false"/>
-                <w:u w:val="none"/>
-                <w:sz w:val="22"/>
-                <w:szCs w:val="22"/>
-                <w:color w:val="000000"/>
-              </w:rPr>
-              <w:t xml:space="preserve">1.07, 3.72</w:t>
-            </w:r>
-          </w:p>
-        </w:tc>
-        <w:tc>
-          <w:tcPr>
-            <w:tcBorders>
-              <w:bottom w:val="none" w:sz="0" w:space="0" w:color="000000"/>
-              <w:top w:val="none" w:sz="0" w:space="0" w:color="000000"/>
-              <w:left w:val="none" w:sz="0" w:space="0" w:color="000000"/>
-              <w:right w:val="none" w:sz="0" w:space="0" w:color="000000"/>
-            </w:tcBorders>
-            <w:shd w:val="clear" w:color="auto" w:fill="FFFFFF"/>
-            <w:tcMar>
-              <w:top w:w="0" w:type="dxa"/>
-              <w:bottom w:w="0" w:type="dxa"/>
-              <w:left w:w="0" w:type="dxa"/>
-              <w:right w:w="0" w:type="dxa"/>
-            </w:tcMar>
-            <w:vAlign w:val="top"/>
-          </w:tcPr>
-          <w:p>
-            <w:pPr>
-              <w:pStyle w:val="Normal"/>
-              <w:jc w:val="center"/>
-              <w:pBdr>
-                <w:bottom w:val="none" w:sz="0" w:space="0" w:color="000000"/>
-                <w:top w:val="none" w:sz="0" w:space="0" w:color="000000"/>
-                <w:left w:val="none" w:sz="0" w:space="0" w:color="000000"/>
-                <w:right w:val="none" w:sz="0" w:space="0" w:color="000000"/>
-              </w:pBdr>
-              <w:spacing w:after="100" w:before="100" w:line="240"/>
-              <w:ind w:left="100" w:right="100" w:firstLine="0" w:firstLineChars="0"/>
-              <w:rPr>
-                <w:rFonts w:ascii="Helvetica" w:hAnsi="Helvetica" w:eastAsia="Helvetica" w:cs="Helvetica"/>
-                <w:i w:val="false"/>
-                <w:b w:val="false"/>
-                <w:u w:val="none"/>
-                <w:sz w:val="22"/>
-                <w:szCs w:val="22"/>
-                <w:color w:val="000000"/>
-              </w:rPr>
-            </w:pPr>
-            <w:r>
-              <w:rPr>
-                <w:rFonts w:ascii="Helvetica" w:hAnsi="Helvetica" w:eastAsia="Helvetica" w:cs="Helvetica"/>
-                <w:i w:val="false"/>
-                <w:b w:val="false"/>
-                <w:u w:val="none"/>
-                <w:sz w:val="22"/>
-                <w:szCs w:val="22"/>
-                <w:color w:val="000000"/>
-              </w:rPr>
-              <w:t xml:space="preserve">0.031</w:t>
+              <w:t xml:space="preserve">1.91</w:t>
+            </w:r>
+          </w:p>
+        </w:tc>
+        <w:tc>
+          <w:tcPr>
+            <w:tcBorders>
+              <w:bottom w:val="none" w:sz="0" w:space="0" w:color="000000"/>
+              <w:top w:val="none" w:sz="0" w:space="0" w:color="000000"/>
+              <w:left w:val="none" w:sz="0" w:space="0" w:color="000000"/>
+              <w:right w:val="none" w:sz="0" w:space="0" w:color="000000"/>
+            </w:tcBorders>
+            <w:shd w:val="clear" w:color="auto" w:fill="FFFFFF"/>
+            <w:tcMar>
+              <w:top w:w="0" w:type="dxa"/>
+              <w:bottom w:w="0" w:type="dxa"/>
+              <w:left w:w="0" w:type="dxa"/>
+              <w:right w:w="0" w:type="dxa"/>
+            </w:tcMar>
+            <w:vAlign w:val="top"/>
+          </w:tcPr>
+          <w:p>
+            <w:pPr>
+              <w:pStyle w:val="Normal"/>
+              <w:jc w:val="center"/>
+              <w:pBdr>
+                <w:bottom w:val="none" w:sz="0" w:space="0" w:color="000000"/>
+                <w:top w:val="none" w:sz="0" w:space="0" w:color="000000"/>
+                <w:left w:val="none" w:sz="0" w:space="0" w:color="000000"/>
+                <w:right w:val="none" w:sz="0" w:space="0" w:color="000000"/>
+              </w:pBdr>
+              <w:spacing w:after="100" w:before="100" w:line="240"/>
+              <w:ind w:left="100" w:right="100" w:firstLine="0" w:firstLineChars="0"/>
+              <w:rPr>
+                <w:rFonts w:ascii="Helvetica" w:hAnsi="Helvetica" w:eastAsia="Helvetica" w:cs="Helvetica"/>
+                <w:i w:val="false"/>
+                <w:b w:val="false"/>
+                <w:u w:val="none"/>
+                <w:sz w:val="22"/>
+                <w:szCs w:val="22"/>
+                <w:color w:val="000000"/>
+              </w:rPr>
+            </w:pPr>
+            <w:r>
+              <w:rPr>
+                <w:rFonts w:ascii="Helvetica" w:hAnsi="Helvetica" w:eastAsia="Helvetica" w:cs="Helvetica"/>
+                <w:i w:val="false"/>
+                <w:b w:val="false"/>
+                <w:u w:val="none"/>
+                <w:sz w:val="22"/>
+                <w:szCs w:val="22"/>
+                <w:color w:val="000000"/>
+              </w:rPr>
+              <w:t xml:space="preserve">1.04, 3.52</w:t>
+            </w:r>
+          </w:p>
+        </w:tc>
+        <w:tc>
+          <w:tcPr>
+            <w:tcBorders>
+              <w:bottom w:val="none" w:sz="0" w:space="0" w:color="000000"/>
+              <w:top w:val="none" w:sz="0" w:space="0" w:color="000000"/>
+              <w:left w:val="none" w:sz="0" w:space="0" w:color="000000"/>
+              <w:right w:val="none" w:sz="0" w:space="0" w:color="000000"/>
+            </w:tcBorders>
+            <w:shd w:val="clear" w:color="auto" w:fill="FFFFFF"/>
+            <w:tcMar>
+              <w:top w:w="0" w:type="dxa"/>
+              <w:bottom w:w="0" w:type="dxa"/>
+              <w:left w:w="0" w:type="dxa"/>
+              <w:right w:w="0" w:type="dxa"/>
+            </w:tcMar>
+            <w:vAlign w:val="top"/>
+          </w:tcPr>
+          <w:p>
+            <w:pPr>
+              <w:pStyle w:val="Normal"/>
+              <w:jc w:val="center"/>
+              <w:pBdr>
+                <w:bottom w:val="none" w:sz="0" w:space="0" w:color="000000"/>
+                <w:top w:val="none" w:sz="0" w:space="0" w:color="000000"/>
+                <w:left w:val="none" w:sz="0" w:space="0" w:color="000000"/>
+                <w:right w:val="none" w:sz="0" w:space="0" w:color="000000"/>
+              </w:pBdr>
+              <w:spacing w:after="100" w:before="100" w:line="240"/>
+              <w:ind w:left="100" w:right="100" w:firstLine="0" w:firstLineChars="0"/>
+              <w:rPr>
+                <w:rFonts w:ascii="Helvetica" w:hAnsi="Helvetica" w:eastAsia="Helvetica" w:cs="Helvetica"/>
+                <w:i w:val="false"/>
+                <w:b w:val="false"/>
+                <w:u w:val="none"/>
+                <w:sz w:val="22"/>
+                <w:szCs w:val="22"/>
+                <w:color w:val="000000"/>
+              </w:rPr>
+            </w:pPr>
+            <w:r>
+              <w:rPr>
+                <w:rFonts w:ascii="Helvetica" w:hAnsi="Helvetica" w:eastAsia="Helvetica" w:cs="Helvetica"/>
+                <w:i w:val="false"/>
+                <w:b w:val="false"/>
+                <w:u w:val="none"/>
+                <w:sz w:val="22"/>
+                <w:szCs w:val="22"/>
+                <w:color w:val="000000"/>
+              </w:rPr>
+              <w:t xml:space="preserve">0.036</w:t>
             </w:r>
           </w:p>
         </w:tc>
@@ -14627,113 +14627,113 @@
                 <w:szCs w:val="22"/>
                 <w:color w:val="000000"/>
               </w:rPr>
-              <w:t xml:space="preserve">1.12</w:t>
-            </w:r>
-          </w:p>
-        </w:tc>
-        <w:tc>
-          <w:tcPr>
-            <w:tcBorders>
-              <w:bottom w:val="none" w:sz="0" w:space="0" w:color="000000"/>
-              <w:top w:val="none" w:sz="0" w:space="0" w:color="000000"/>
-              <w:left w:val="none" w:sz="0" w:space="0" w:color="000000"/>
-              <w:right w:val="none" w:sz="0" w:space="0" w:color="000000"/>
-            </w:tcBorders>
-            <w:shd w:val="clear" w:color="auto" w:fill="FFFFFF"/>
-            <w:tcMar>
-              <w:top w:w="0" w:type="dxa"/>
-              <w:bottom w:w="0" w:type="dxa"/>
-              <w:left w:w="0" w:type="dxa"/>
-              <w:right w:w="0" w:type="dxa"/>
-            </w:tcMar>
-            <w:vAlign w:val="top"/>
-          </w:tcPr>
-          <w:p>
-            <w:pPr>
-              <w:pStyle w:val="Normal"/>
-              <w:jc w:val="center"/>
-              <w:pBdr>
-                <w:bottom w:val="none" w:sz="0" w:space="0" w:color="000000"/>
-                <w:top w:val="none" w:sz="0" w:space="0" w:color="000000"/>
-                <w:left w:val="none" w:sz="0" w:space="0" w:color="000000"/>
-                <w:right w:val="none" w:sz="0" w:space="0" w:color="000000"/>
-              </w:pBdr>
-              <w:spacing w:after="100" w:before="100" w:line="240"/>
-              <w:ind w:left="100" w:right="100" w:firstLine="0" w:firstLineChars="0"/>
-              <w:rPr>
-                <w:rFonts w:ascii="Helvetica" w:hAnsi="Helvetica" w:eastAsia="Helvetica" w:cs="Helvetica"/>
-                <w:i w:val="false"/>
-                <w:b w:val="false"/>
-                <w:u w:val="none"/>
-                <w:sz w:val="22"/>
-                <w:szCs w:val="22"/>
-                <w:color w:val="000000"/>
-              </w:rPr>
-            </w:pPr>
-            <w:r>
-              <w:rPr>
-                <w:rFonts w:ascii="Helvetica" w:hAnsi="Helvetica" w:eastAsia="Helvetica" w:cs="Helvetica"/>
-                <w:i w:val="false"/>
-                <w:b w:val="false"/>
-                <w:u w:val="none"/>
-                <w:sz w:val="22"/>
-                <w:szCs w:val="22"/>
-                <w:color w:val="000000"/>
-              </w:rPr>
-              <w:t xml:space="preserve">0.44, 2.85</w:t>
-            </w:r>
-          </w:p>
-        </w:tc>
-        <w:tc>
-          <w:tcPr>
-            <w:tcBorders>
-              <w:bottom w:val="none" w:sz="0" w:space="0" w:color="000000"/>
-              <w:top w:val="none" w:sz="0" w:space="0" w:color="000000"/>
-              <w:left w:val="none" w:sz="0" w:space="0" w:color="000000"/>
-              <w:right w:val="none" w:sz="0" w:space="0" w:color="000000"/>
-            </w:tcBorders>
-            <w:shd w:val="clear" w:color="auto" w:fill="FFFFFF"/>
-            <w:tcMar>
-              <w:top w:w="0" w:type="dxa"/>
-              <w:bottom w:w="0" w:type="dxa"/>
-              <w:left w:w="0" w:type="dxa"/>
-              <w:right w:w="0" w:type="dxa"/>
-            </w:tcMar>
-            <w:vAlign w:val="top"/>
-          </w:tcPr>
-          <w:p>
-            <w:pPr>
-              <w:pStyle w:val="Normal"/>
-              <w:jc w:val="center"/>
-              <w:pBdr>
-                <w:bottom w:val="none" w:sz="0" w:space="0" w:color="000000"/>
-                <w:top w:val="none" w:sz="0" w:space="0" w:color="000000"/>
-                <w:left w:val="none" w:sz="0" w:space="0" w:color="000000"/>
-                <w:right w:val="none" w:sz="0" w:space="0" w:color="000000"/>
-              </w:pBdr>
-              <w:spacing w:after="100" w:before="100" w:line="240"/>
-              <w:ind w:left="100" w:right="100" w:firstLine="0" w:firstLineChars="0"/>
-              <w:rPr>
-                <w:rFonts w:ascii="Helvetica" w:hAnsi="Helvetica" w:eastAsia="Helvetica" w:cs="Helvetica"/>
-                <w:i w:val="false"/>
-                <w:b w:val="false"/>
-                <w:u w:val="none"/>
-                <w:sz w:val="22"/>
-                <w:szCs w:val="22"/>
-                <w:color w:val="000000"/>
-              </w:rPr>
-            </w:pPr>
-            <w:r>
-              <w:rPr>
-                <w:rFonts w:ascii="Helvetica" w:hAnsi="Helvetica" w:eastAsia="Helvetica" w:cs="Helvetica"/>
-                <w:i w:val="false"/>
-                <w:b w:val="false"/>
-                <w:u w:val="none"/>
-                <w:sz w:val="22"/>
-                <w:szCs w:val="22"/>
-                <w:color w:val="000000"/>
-              </w:rPr>
-              <w:t xml:space="preserve">0.810</w:t>
+              <w:t xml:space="preserve">1.15</w:t>
+            </w:r>
+          </w:p>
+        </w:tc>
+        <w:tc>
+          <w:tcPr>
+            <w:tcBorders>
+              <w:bottom w:val="none" w:sz="0" w:space="0" w:color="000000"/>
+              <w:top w:val="none" w:sz="0" w:space="0" w:color="000000"/>
+              <w:left w:val="none" w:sz="0" w:space="0" w:color="000000"/>
+              <w:right w:val="none" w:sz="0" w:space="0" w:color="000000"/>
+            </w:tcBorders>
+            <w:shd w:val="clear" w:color="auto" w:fill="FFFFFF"/>
+            <w:tcMar>
+              <w:top w:w="0" w:type="dxa"/>
+              <w:bottom w:w="0" w:type="dxa"/>
+              <w:left w:w="0" w:type="dxa"/>
+              <w:right w:w="0" w:type="dxa"/>
+            </w:tcMar>
+            <w:vAlign w:val="top"/>
+          </w:tcPr>
+          <w:p>
+            <w:pPr>
+              <w:pStyle w:val="Normal"/>
+              <w:jc w:val="center"/>
+              <w:pBdr>
+                <w:bottom w:val="none" w:sz="0" w:space="0" w:color="000000"/>
+                <w:top w:val="none" w:sz="0" w:space="0" w:color="000000"/>
+                <w:left w:val="none" w:sz="0" w:space="0" w:color="000000"/>
+                <w:right w:val="none" w:sz="0" w:space="0" w:color="000000"/>
+              </w:pBdr>
+              <w:spacing w:after="100" w:before="100" w:line="240"/>
+              <w:ind w:left="100" w:right="100" w:firstLine="0" w:firstLineChars="0"/>
+              <w:rPr>
+                <w:rFonts w:ascii="Helvetica" w:hAnsi="Helvetica" w:eastAsia="Helvetica" w:cs="Helvetica"/>
+                <w:i w:val="false"/>
+                <w:b w:val="false"/>
+                <w:u w:val="none"/>
+                <w:sz w:val="22"/>
+                <w:szCs w:val="22"/>
+                <w:color w:val="000000"/>
+              </w:rPr>
+            </w:pPr>
+            <w:r>
+              <w:rPr>
+                <w:rFonts w:ascii="Helvetica" w:hAnsi="Helvetica" w:eastAsia="Helvetica" w:cs="Helvetica"/>
+                <w:i w:val="false"/>
+                <w:b w:val="false"/>
+                <w:u w:val="none"/>
+                <w:sz w:val="22"/>
+                <w:szCs w:val="22"/>
+                <w:color w:val="000000"/>
+              </w:rPr>
+              <w:t xml:space="preserve">0.45, 2.93</w:t>
+            </w:r>
+          </w:p>
+        </w:tc>
+        <w:tc>
+          <w:tcPr>
+            <w:tcBorders>
+              <w:bottom w:val="none" w:sz="0" w:space="0" w:color="000000"/>
+              <w:top w:val="none" w:sz="0" w:space="0" w:color="000000"/>
+              <w:left w:val="none" w:sz="0" w:space="0" w:color="000000"/>
+              <w:right w:val="none" w:sz="0" w:space="0" w:color="000000"/>
+            </w:tcBorders>
+            <w:shd w:val="clear" w:color="auto" w:fill="FFFFFF"/>
+            <w:tcMar>
+              <w:top w:w="0" w:type="dxa"/>
+              <w:bottom w:w="0" w:type="dxa"/>
+              <w:left w:w="0" w:type="dxa"/>
+              <w:right w:w="0" w:type="dxa"/>
+            </w:tcMar>
+            <w:vAlign w:val="top"/>
+          </w:tcPr>
+          <w:p>
+            <w:pPr>
+              <w:pStyle w:val="Normal"/>
+              <w:jc w:val="center"/>
+              <w:pBdr>
+                <w:bottom w:val="none" w:sz="0" w:space="0" w:color="000000"/>
+                <w:top w:val="none" w:sz="0" w:space="0" w:color="000000"/>
+                <w:left w:val="none" w:sz="0" w:space="0" w:color="000000"/>
+                <w:right w:val="none" w:sz="0" w:space="0" w:color="000000"/>
+              </w:pBdr>
+              <w:spacing w:after="100" w:before="100" w:line="240"/>
+              <w:ind w:left="100" w:right="100" w:firstLine="0" w:firstLineChars="0"/>
+              <w:rPr>
+                <w:rFonts w:ascii="Helvetica" w:hAnsi="Helvetica" w:eastAsia="Helvetica" w:cs="Helvetica"/>
+                <w:i w:val="false"/>
+                <w:b w:val="false"/>
+                <w:u w:val="none"/>
+                <w:sz w:val="22"/>
+                <w:szCs w:val="22"/>
+                <w:color w:val="000000"/>
+              </w:rPr>
+            </w:pPr>
+            <w:r>
+              <w:rPr>
+                <w:rFonts w:ascii="Helvetica" w:hAnsi="Helvetica" w:eastAsia="Helvetica" w:cs="Helvetica"/>
+                <w:i w:val="false"/>
+                <w:b w:val="false"/>
+                <w:u w:val="none"/>
+                <w:sz w:val="22"/>
+                <w:szCs w:val="22"/>
+                <w:color w:val="000000"/>
+              </w:rPr>
+              <w:t xml:space="preserve">0.780</w:t>
             </w:r>
           </w:p>
         </w:tc>
@@ -15110,60 +15110,60 @@
                 <w:szCs w:val="22"/>
                 <w:color w:val="000000"/>
               </w:rPr>
-              <w:t xml:space="preserve">2.21</w:t>
-            </w:r>
-          </w:p>
-        </w:tc>
-        <w:tc>
-          <w:tcPr>
-            <w:tcBorders>
-              <w:bottom w:val="none" w:sz="0" w:space="0" w:color="000000"/>
-              <w:top w:val="none" w:sz="0" w:space="0" w:color="000000"/>
-              <w:left w:val="none" w:sz="0" w:space="0" w:color="000000"/>
-              <w:right w:val="none" w:sz="0" w:space="0" w:color="000000"/>
-            </w:tcBorders>
-            <w:shd w:val="clear" w:color="auto" w:fill="FFFFFF"/>
-            <w:tcMar>
-              <w:top w:w="0" w:type="dxa"/>
-              <w:bottom w:w="0" w:type="dxa"/>
-              <w:left w:w="0" w:type="dxa"/>
-              <w:right w:w="0" w:type="dxa"/>
-            </w:tcMar>
-            <w:vAlign w:val="top"/>
-          </w:tcPr>
-          <w:p>
-            <w:pPr>
-              <w:pStyle w:val="Normal"/>
-              <w:jc w:val="center"/>
-              <w:pBdr>
-                <w:bottom w:val="none" w:sz="0" w:space="0" w:color="000000"/>
-                <w:top w:val="none" w:sz="0" w:space="0" w:color="000000"/>
-                <w:left w:val="none" w:sz="0" w:space="0" w:color="000000"/>
-                <w:right w:val="none" w:sz="0" w:space="0" w:color="000000"/>
-              </w:pBdr>
-              <w:spacing w:after="100" w:before="100" w:line="240"/>
-              <w:ind w:left="100" w:right="100" w:firstLine="0" w:firstLineChars="0"/>
-              <w:rPr>
-                <w:rFonts w:ascii="Helvetica" w:hAnsi="Helvetica" w:eastAsia="Helvetica" w:cs="Helvetica"/>
-                <w:i w:val="false"/>
-                <w:b w:val="false"/>
-                <w:u w:val="none"/>
-                <w:sz w:val="22"/>
-                <w:szCs w:val="22"/>
-                <w:color w:val="000000"/>
-              </w:rPr>
-            </w:pPr>
-            <w:r>
-              <w:rPr>
-                <w:rFonts w:ascii="Helvetica" w:hAnsi="Helvetica" w:eastAsia="Helvetica" w:cs="Helvetica"/>
-                <w:i w:val="false"/>
-                <w:b w:val="false"/>
-                <w:u w:val="none"/>
-                <w:sz w:val="22"/>
-                <w:szCs w:val="22"/>
-                <w:color w:val="000000"/>
-              </w:rPr>
-              <w:t xml:space="preserve">0.78, 6.20</w:t>
+              <w:t xml:space="preserve">2.25</w:t>
+            </w:r>
+          </w:p>
+        </w:tc>
+        <w:tc>
+          <w:tcPr>
+            <w:tcBorders>
+              <w:bottom w:val="none" w:sz="0" w:space="0" w:color="000000"/>
+              <w:top w:val="none" w:sz="0" w:space="0" w:color="000000"/>
+              <w:left w:val="none" w:sz="0" w:space="0" w:color="000000"/>
+              <w:right w:val="none" w:sz="0" w:space="0" w:color="000000"/>
+            </w:tcBorders>
+            <w:shd w:val="clear" w:color="auto" w:fill="FFFFFF"/>
+            <w:tcMar>
+              <w:top w:w="0" w:type="dxa"/>
+              <w:bottom w:w="0" w:type="dxa"/>
+              <w:left w:w="0" w:type="dxa"/>
+              <w:right w:w="0" w:type="dxa"/>
+            </w:tcMar>
+            <w:vAlign w:val="top"/>
+          </w:tcPr>
+          <w:p>
+            <w:pPr>
+              <w:pStyle w:val="Normal"/>
+              <w:jc w:val="center"/>
+              <w:pBdr>
+                <w:bottom w:val="none" w:sz="0" w:space="0" w:color="000000"/>
+                <w:top w:val="none" w:sz="0" w:space="0" w:color="000000"/>
+                <w:left w:val="none" w:sz="0" w:space="0" w:color="000000"/>
+                <w:right w:val="none" w:sz="0" w:space="0" w:color="000000"/>
+              </w:pBdr>
+              <w:spacing w:after="100" w:before="100" w:line="240"/>
+              <w:ind w:left="100" w:right="100" w:firstLine="0" w:firstLineChars="0"/>
+              <w:rPr>
+                <w:rFonts w:ascii="Helvetica" w:hAnsi="Helvetica" w:eastAsia="Helvetica" w:cs="Helvetica"/>
+                <w:i w:val="false"/>
+                <w:b w:val="false"/>
+                <w:u w:val="none"/>
+                <w:sz w:val="22"/>
+                <w:szCs w:val="22"/>
+                <w:color w:val="000000"/>
+              </w:rPr>
+            </w:pPr>
+            <w:r>
+              <w:rPr>
+                <w:rFonts w:ascii="Helvetica" w:hAnsi="Helvetica" w:eastAsia="Helvetica" w:cs="Helvetica"/>
+                <w:i w:val="false"/>
+                <w:b w:val="false"/>
+                <w:u w:val="none"/>
+                <w:sz w:val="22"/>
+                <w:szCs w:val="22"/>
+                <w:color w:val="000000"/>
+              </w:rPr>
+              <w:t xml:space="preserve">0.79, 6.42</w:t>
             </w:r>
           </w:p>
         </w:tc>
@@ -15593,113 +15593,113 @@
                 <w:szCs w:val="22"/>
                 <w:color w:val="000000"/>
               </w:rPr>
-              <w:t xml:space="preserve">0.76</w:t>
-            </w:r>
-          </w:p>
-        </w:tc>
-        <w:tc>
-          <w:tcPr>
-            <w:tcBorders>
-              <w:bottom w:val="none" w:sz="0" w:space="0" w:color="000000"/>
-              <w:top w:val="none" w:sz="0" w:space="0" w:color="000000"/>
-              <w:left w:val="none" w:sz="0" w:space="0" w:color="000000"/>
-              <w:right w:val="none" w:sz="0" w:space="0" w:color="000000"/>
-            </w:tcBorders>
-            <w:shd w:val="clear" w:color="auto" w:fill="FFFFFF"/>
-            <w:tcMar>
-              <w:top w:w="0" w:type="dxa"/>
-              <w:bottom w:w="0" w:type="dxa"/>
-              <w:left w:w="0" w:type="dxa"/>
-              <w:right w:w="0" w:type="dxa"/>
-            </w:tcMar>
-            <w:vAlign w:val="top"/>
-          </w:tcPr>
-          <w:p>
-            <w:pPr>
-              <w:pStyle w:val="Normal"/>
-              <w:jc w:val="center"/>
-              <w:pBdr>
-                <w:bottom w:val="none" w:sz="0" w:space="0" w:color="000000"/>
-                <w:top w:val="none" w:sz="0" w:space="0" w:color="000000"/>
-                <w:left w:val="none" w:sz="0" w:space="0" w:color="000000"/>
-                <w:right w:val="none" w:sz="0" w:space="0" w:color="000000"/>
-              </w:pBdr>
-              <w:spacing w:after="100" w:before="100" w:line="240"/>
-              <w:ind w:left="100" w:right="100" w:firstLine="0" w:firstLineChars="0"/>
-              <w:rPr>
-                <w:rFonts w:ascii="Helvetica" w:hAnsi="Helvetica" w:eastAsia="Helvetica" w:cs="Helvetica"/>
-                <w:i w:val="false"/>
-                <w:b w:val="false"/>
-                <w:u w:val="none"/>
-                <w:sz w:val="22"/>
-                <w:szCs w:val="22"/>
-                <w:color w:val="000000"/>
-              </w:rPr>
-            </w:pPr>
-            <w:r>
-              <w:rPr>
-                <w:rFonts w:ascii="Helvetica" w:hAnsi="Helvetica" w:eastAsia="Helvetica" w:cs="Helvetica"/>
-                <w:i w:val="false"/>
-                <w:b w:val="false"/>
-                <w:u w:val="none"/>
-                <w:sz w:val="22"/>
-                <w:szCs w:val="22"/>
-                <w:color w:val="000000"/>
-              </w:rPr>
-              <w:t xml:space="preserve">0.30, 1.94</w:t>
-            </w:r>
-          </w:p>
-        </w:tc>
-        <w:tc>
-          <w:tcPr>
-            <w:tcBorders>
-              <w:bottom w:val="none" w:sz="0" w:space="0" w:color="000000"/>
-              <w:top w:val="none" w:sz="0" w:space="0" w:color="000000"/>
-              <w:left w:val="none" w:sz="0" w:space="0" w:color="000000"/>
-              <w:right w:val="none" w:sz="0" w:space="0" w:color="000000"/>
-            </w:tcBorders>
-            <w:shd w:val="clear" w:color="auto" w:fill="FFFFFF"/>
-            <w:tcMar>
-              <w:top w:w="0" w:type="dxa"/>
-              <w:bottom w:w="0" w:type="dxa"/>
-              <w:left w:w="0" w:type="dxa"/>
-              <w:right w:w="0" w:type="dxa"/>
-            </w:tcMar>
-            <w:vAlign w:val="top"/>
-          </w:tcPr>
-          <w:p>
-            <w:pPr>
-              <w:pStyle w:val="Normal"/>
-              <w:jc w:val="center"/>
-              <w:pBdr>
-                <w:bottom w:val="none" w:sz="0" w:space="0" w:color="000000"/>
-                <w:top w:val="none" w:sz="0" w:space="0" w:color="000000"/>
-                <w:left w:val="none" w:sz="0" w:space="0" w:color="000000"/>
-                <w:right w:val="none" w:sz="0" w:space="0" w:color="000000"/>
-              </w:pBdr>
-              <w:spacing w:after="100" w:before="100" w:line="240"/>
-              <w:ind w:left="100" w:right="100" w:firstLine="0" w:firstLineChars="0"/>
-              <w:rPr>
-                <w:rFonts w:ascii="Helvetica" w:hAnsi="Helvetica" w:eastAsia="Helvetica" w:cs="Helvetica"/>
-                <w:i w:val="false"/>
-                <w:b w:val="false"/>
-                <w:u w:val="none"/>
-                <w:sz w:val="22"/>
-                <w:szCs w:val="22"/>
-                <w:color w:val="000000"/>
-              </w:rPr>
-            </w:pPr>
-            <w:r>
-              <w:rPr>
-                <w:rFonts w:ascii="Helvetica" w:hAnsi="Helvetica" w:eastAsia="Helvetica" w:cs="Helvetica"/>
-                <w:i w:val="false"/>
-                <w:b w:val="false"/>
-                <w:u w:val="none"/>
-                <w:sz w:val="22"/>
-                <w:szCs w:val="22"/>
-                <w:color w:val="000000"/>
-              </w:rPr>
-              <w:t xml:space="preserve">0.560</w:t>
+              <w:t xml:space="preserve">0.72</w:t>
+            </w:r>
+          </w:p>
+        </w:tc>
+        <w:tc>
+          <w:tcPr>
+            <w:tcBorders>
+              <w:bottom w:val="none" w:sz="0" w:space="0" w:color="000000"/>
+              <w:top w:val="none" w:sz="0" w:space="0" w:color="000000"/>
+              <w:left w:val="none" w:sz="0" w:space="0" w:color="000000"/>
+              <w:right w:val="none" w:sz="0" w:space="0" w:color="000000"/>
+            </w:tcBorders>
+            <w:shd w:val="clear" w:color="auto" w:fill="FFFFFF"/>
+            <w:tcMar>
+              <w:top w:w="0" w:type="dxa"/>
+              <w:bottom w:w="0" w:type="dxa"/>
+              <w:left w:w="0" w:type="dxa"/>
+              <w:right w:w="0" w:type="dxa"/>
+            </w:tcMar>
+            <w:vAlign w:val="top"/>
+          </w:tcPr>
+          <w:p>
+            <w:pPr>
+              <w:pStyle w:val="Normal"/>
+              <w:jc w:val="center"/>
+              <w:pBdr>
+                <w:bottom w:val="none" w:sz="0" w:space="0" w:color="000000"/>
+                <w:top w:val="none" w:sz="0" w:space="0" w:color="000000"/>
+                <w:left w:val="none" w:sz="0" w:space="0" w:color="000000"/>
+                <w:right w:val="none" w:sz="0" w:space="0" w:color="000000"/>
+              </w:pBdr>
+              <w:spacing w:after="100" w:before="100" w:line="240"/>
+              <w:ind w:left="100" w:right="100" w:firstLine="0" w:firstLineChars="0"/>
+              <w:rPr>
+                <w:rFonts w:ascii="Helvetica" w:hAnsi="Helvetica" w:eastAsia="Helvetica" w:cs="Helvetica"/>
+                <w:i w:val="false"/>
+                <w:b w:val="false"/>
+                <w:u w:val="none"/>
+                <w:sz w:val="22"/>
+                <w:szCs w:val="22"/>
+                <w:color w:val="000000"/>
+              </w:rPr>
+            </w:pPr>
+            <w:r>
+              <w:rPr>
+                <w:rFonts w:ascii="Helvetica" w:hAnsi="Helvetica" w:eastAsia="Helvetica" w:cs="Helvetica"/>
+                <w:i w:val="false"/>
+                <w:b w:val="false"/>
+                <w:u w:val="none"/>
+                <w:sz w:val="22"/>
+                <w:szCs w:val="22"/>
+                <w:color w:val="000000"/>
+              </w:rPr>
+              <w:t xml:space="preserve">0.28, 1.84</w:t>
+            </w:r>
+          </w:p>
+        </w:tc>
+        <w:tc>
+          <w:tcPr>
+            <w:tcBorders>
+              <w:bottom w:val="none" w:sz="0" w:space="0" w:color="000000"/>
+              <w:top w:val="none" w:sz="0" w:space="0" w:color="000000"/>
+              <w:left w:val="none" w:sz="0" w:space="0" w:color="000000"/>
+              <w:right w:val="none" w:sz="0" w:space="0" w:color="000000"/>
+            </w:tcBorders>
+            <w:shd w:val="clear" w:color="auto" w:fill="FFFFFF"/>
+            <w:tcMar>
+              <w:top w:w="0" w:type="dxa"/>
+              <w:bottom w:w="0" w:type="dxa"/>
+              <w:left w:w="0" w:type="dxa"/>
+              <w:right w:w="0" w:type="dxa"/>
+            </w:tcMar>
+            <w:vAlign w:val="top"/>
+          </w:tcPr>
+          <w:p>
+            <w:pPr>
+              <w:pStyle w:val="Normal"/>
+              <w:jc w:val="center"/>
+              <w:pBdr>
+                <w:bottom w:val="none" w:sz="0" w:space="0" w:color="000000"/>
+                <w:top w:val="none" w:sz="0" w:space="0" w:color="000000"/>
+                <w:left w:val="none" w:sz="0" w:space="0" w:color="000000"/>
+                <w:right w:val="none" w:sz="0" w:space="0" w:color="000000"/>
+              </w:pBdr>
+              <w:spacing w:after="100" w:before="100" w:line="240"/>
+              <w:ind w:left="100" w:right="100" w:firstLine="0" w:firstLineChars="0"/>
+              <w:rPr>
+                <w:rFonts w:ascii="Helvetica" w:hAnsi="Helvetica" w:eastAsia="Helvetica" w:cs="Helvetica"/>
+                <w:i w:val="false"/>
+                <w:b w:val="false"/>
+                <w:u w:val="none"/>
+                <w:sz w:val="22"/>
+                <w:szCs w:val="22"/>
+                <w:color w:val="000000"/>
+              </w:rPr>
+            </w:pPr>
+            <w:r>
+              <w:rPr>
+                <w:rFonts w:ascii="Helvetica" w:hAnsi="Helvetica" w:eastAsia="Helvetica" w:cs="Helvetica"/>
+                <w:i w:val="false"/>
+                <w:b w:val="false"/>
+                <w:u w:val="none"/>
+                <w:sz w:val="22"/>
+                <w:szCs w:val="22"/>
+                <w:color w:val="000000"/>
+              </w:rPr>
+              <w:t xml:space="preserve">0.500</w:t>
             </w:r>
           </w:p>
         </w:tc>
@@ -16129,60 +16129,60 @@
                 <w:szCs w:val="22"/>
                 <w:color w:val="000000"/>
               </w:rPr>
-              <w:t xml:space="preserve">0.63, 2.00</w:t>
-            </w:r>
-          </w:p>
-        </w:tc>
-        <w:tc>
-          <w:tcPr>
-            <w:tcBorders>
-              <w:bottom w:val="none" w:sz="0" w:space="0" w:color="000000"/>
-              <w:top w:val="none" w:sz="0" w:space="0" w:color="000000"/>
-              <w:left w:val="none" w:sz="0" w:space="0" w:color="000000"/>
-              <w:right w:val="none" w:sz="0" w:space="0" w:color="000000"/>
-            </w:tcBorders>
-            <w:shd w:val="clear" w:color="auto" w:fill="FFFFFF"/>
-            <w:tcMar>
-              <w:top w:w="0" w:type="dxa"/>
-              <w:bottom w:w="0" w:type="dxa"/>
-              <w:left w:w="0" w:type="dxa"/>
-              <w:right w:w="0" w:type="dxa"/>
-            </w:tcMar>
-            <w:vAlign w:val="top"/>
-          </w:tcPr>
-          <w:p>
-            <w:pPr>
-              <w:pStyle w:val="Normal"/>
-              <w:jc w:val="center"/>
-              <w:pBdr>
-                <w:bottom w:val="none" w:sz="0" w:space="0" w:color="000000"/>
-                <w:top w:val="none" w:sz="0" w:space="0" w:color="000000"/>
-                <w:left w:val="none" w:sz="0" w:space="0" w:color="000000"/>
-                <w:right w:val="none" w:sz="0" w:space="0" w:color="000000"/>
-              </w:pBdr>
-              <w:spacing w:after="100" w:before="100" w:line="240"/>
-              <w:ind w:left="100" w:right="100" w:firstLine="0" w:firstLineChars="0"/>
-              <w:rPr>
-                <w:rFonts w:ascii="Helvetica" w:hAnsi="Helvetica" w:eastAsia="Helvetica" w:cs="Helvetica"/>
-                <w:i w:val="false"/>
-                <w:b w:val="false"/>
-                <w:u w:val="none"/>
-                <w:sz w:val="22"/>
-                <w:szCs w:val="22"/>
-                <w:color w:val="000000"/>
-              </w:rPr>
-            </w:pPr>
-            <w:r>
-              <w:rPr>
-                <w:rFonts w:ascii="Helvetica" w:hAnsi="Helvetica" w:eastAsia="Helvetica" w:cs="Helvetica"/>
-                <w:i w:val="false"/>
-                <w:b w:val="false"/>
-                <w:u w:val="none"/>
-                <w:sz w:val="22"/>
-                <w:szCs w:val="22"/>
-                <w:color w:val="000000"/>
-              </w:rPr>
-              <w:t xml:space="preserve">0.690</w:t>
+              <w:t xml:space="preserve">0.62, 2.00</w:t>
+            </w:r>
+          </w:p>
+        </w:tc>
+        <w:tc>
+          <w:tcPr>
+            <w:tcBorders>
+              <w:bottom w:val="none" w:sz="0" w:space="0" w:color="000000"/>
+              <w:top w:val="none" w:sz="0" w:space="0" w:color="000000"/>
+              <w:left w:val="none" w:sz="0" w:space="0" w:color="000000"/>
+              <w:right w:val="none" w:sz="0" w:space="0" w:color="000000"/>
+            </w:tcBorders>
+            <w:shd w:val="clear" w:color="auto" w:fill="FFFFFF"/>
+            <w:tcMar>
+              <w:top w:w="0" w:type="dxa"/>
+              <w:bottom w:w="0" w:type="dxa"/>
+              <w:left w:w="0" w:type="dxa"/>
+              <w:right w:w="0" w:type="dxa"/>
+            </w:tcMar>
+            <w:vAlign w:val="top"/>
+          </w:tcPr>
+          <w:p>
+            <w:pPr>
+              <w:pStyle w:val="Normal"/>
+              <w:jc w:val="center"/>
+              <w:pBdr>
+                <w:bottom w:val="none" w:sz="0" w:space="0" w:color="000000"/>
+                <w:top w:val="none" w:sz="0" w:space="0" w:color="000000"/>
+                <w:left w:val="none" w:sz="0" w:space="0" w:color="000000"/>
+                <w:right w:val="none" w:sz="0" w:space="0" w:color="000000"/>
+              </w:pBdr>
+              <w:spacing w:after="100" w:before="100" w:line="240"/>
+              <w:ind w:left="100" w:right="100" w:firstLine="0" w:firstLineChars="0"/>
+              <w:rPr>
+                <w:rFonts w:ascii="Helvetica" w:hAnsi="Helvetica" w:eastAsia="Helvetica" w:cs="Helvetica"/>
+                <w:i w:val="false"/>
+                <w:b w:val="false"/>
+                <w:u w:val="none"/>
+                <w:sz w:val="22"/>
+                <w:szCs w:val="22"/>
+                <w:color w:val="000000"/>
+              </w:rPr>
+            </w:pPr>
+            <w:r>
+              <w:rPr>
+                <w:rFonts w:ascii="Helvetica" w:hAnsi="Helvetica" w:eastAsia="Helvetica" w:cs="Helvetica"/>
+                <w:i w:val="false"/>
+                <w:b w:val="false"/>
+                <w:u w:val="none"/>
+                <w:sz w:val="22"/>
+                <w:szCs w:val="22"/>
+                <w:color w:val="000000"/>
+              </w:rPr>
+              <w:t xml:space="preserve">0.710</w:t>
             </w:r>
           </w:p>
         </w:tc>
@@ -16665,7 +16665,7 @@
                 <w:szCs w:val="22"/>
                 <w:color w:val="000000"/>
               </w:rPr>
-              <w:t xml:space="preserve">0.230</w:t>
+              <w:t xml:space="preserve">0.250</w:t>
             </w:r>
           </w:p>
         </w:tc>
@@ -17095,543 +17095,60 @@
                 <w:szCs w:val="22"/>
                 <w:color w:val="000000"/>
               </w:rPr>
-              <w:t xml:space="preserve">0.48, 1.22</w:t>
-            </w:r>
-          </w:p>
-        </w:tc>
-        <w:tc>
-          <w:tcPr>
-            <w:tcBorders>
-              <w:bottom w:val="none" w:sz="0" w:space="0" w:color="000000"/>
-              <w:top w:val="none" w:sz="0" w:space="0" w:color="000000"/>
-              <w:left w:val="none" w:sz="0" w:space="0" w:color="000000"/>
-              <w:right w:val="none" w:sz="0" w:space="0" w:color="000000"/>
-            </w:tcBorders>
-            <w:shd w:val="clear" w:color="auto" w:fill="FFFFFF"/>
-            <w:tcMar>
-              <w:top w:w="0" w:type="dxa"/>
-              <w:bottom w:w="0" w:type="dxa"/>
-              <w:left w:w="0" w:type="dxa"/>
-              <w:right w:w="0" w:type="dxa"/>
-            </w:tcMar>
-            <w:vAlign w:val="top"/>
-          </w:tcPr>
-          <w:p>
-            <w:pPr>
-              <w:pStyle w:val="Normal"/>
-              <w:jc w:val="center"/>
-              <w:pBdr>
-                <w:bottom w:val="none" w:sz="0" w:space="0" w:color="000000"/>
-                <w:top w:val="none" w:sz="0" w:space="0" w:color="000000"/>
-                <w:left w:val="none" w:sz="0" w:space="0" w:color="000000"/>
-                <w:right w:val="none" w:sz="0" w:space="0" w:color="000000"/>
-              </w:pBdr>
-              <w:spacing w:after="100" w:before="100" w:line="240"/>
-              <w:ind w:left="100" w:right="100" w:firstLine="0" w:firstLineChars="0"/>
-              <w:rPr>
-                <w:rFonts w:ascii="Helvetica" w:hAnsi="Helvetica" w:eastAsia="Helvetica" w:cs="Helvetica"/>
-                <w:i w:val="false"/>
-                <w:b w:val="false"/>
-                <w:u w:val="none"/>
-                <w:sz w:val="22"/>
-                <w:szCs w:val="22"/>
-                <w:color w:val="000000"/>
-              </w:rPr>
-            </w:pPr>
-            <w:r>
-              <w:rPr>
-                <w:rFonts w:ascii="Helvetica" w:hAnsi="Helvetica" w:eastAsia="Helvetica" w:cs="Helvetica"/>
-                <w:i w:val="false"/>
-                <w:b w:val="false"/>
-                <w:u w:val="none"/>
-                <w:sz w:val="22"/>
-                <w:szCs w:val="22"/>
-                <w:color w:val="000000"/>
-              </w:rPr>
-              <w:t xml:space="preserve">0.260</w:t>
-            </w:r>
-          </w:p>
-        </w:tc>
-      </w:tr>
-      <w:tr>
-        <w:trPr>
-          <w:trHeight w:val="598" w:hRule="auto"/>
-        </w:trPr>
-        body35
-        <w:tc>
-          <w:tcPr>
-            <w:tcBorders>
-              <w:bottom w:val="none" w:sz="0" w:space="0" w:color="000000"/>
-              <w:top w:val="none" w:sz="0" w:space="0" w:color="000000"/>
-              <w:left w:val="none" w:sz="0" w:space="0" w:color="000000"/>
-              <w:right w:val="none" w:sz="0" w:space="0" w:color="000000"/>
-            </w:tcBorders>
-            <w:shd w:val="clear" w:color="auto" w:fill="FFFFFF"/>
-            <w:tcMar>
-              <w:top w:w="0" w:type="dxa"/>
-              <w:bottom w:w="0" w:type="dxa"/>
-              <w:left w:w="0" w:type="dxa"/>
-              <w:right w:w="0" w:type="dxa"/>
-            </w:tcMar>
-            <w:vAlign w:val="top"/>
-          </w:tcPr>
-          <w:p>
-            <w:pPr>
-              <w:pStyle w:val="Normal"/>
-              <w:jc w:val="left"/>
-              <w:pBdr>
-                <w:bottom w:val="none" w:sz="0" w:space="0" w:color="000000"/>
-                <w:top w:val="none" w:sz="0" w:space="0" w:color="000000"/>
-                <w:left w:val="none" w:sz="0" w:space="0" w:color="000000"/>
-                <w:right w:val="none" w:sz="0" w:space="0" w:color="000000"/>
-              </w:pBdr>
-              <w:spacing w:after="100" w:before="100" w:line="240"/>
-              <w:ind w:left="100" w:right="100" w:firstLine="0" w:firstLineChars="0"/>
-              <w:rPr>
-                <w:rFonts w:ascii="Helvetica" w:hAnsi="Helvetica" w:eastAsia="Helvetica" w:cs="Helvetica"/>
-                <w:i w:val="false"/>
-                <w:b w:val="false"/>
-                <w:u w:val="none"/>
-                <w:sz w:val="22"/>
-                <w:szCs w:val="22"/>
-                <w:color w:val="000000"/>
-              </w:rPr>
-            </w:pPr>
-            <w:r>
-              <w:rPr>
-                <w:rFonts w:ascii="Helvetica" w:hAnsi="Helvetica" w:eastAsia="Helvetica" w:cs="Helvetica"/>
-                <w:i w:val="false"/>
-                <w:b w:val="false"/>
-                <w:u w:val="none"/>
-                <w:sz w:val="22"/>
-                <w:szCs w:val="22"/>
-                <w:color w:val="000000"/>
-              </w:rPr>
-              <w:t xml:space="preserve">steroids</w:t>
-            </w:r>
-          </w:p>
-        </w:tc>
-        <w:tc>
-          <w:tcPr>
-            <w:tcBorders>
-              <w:bottom w:val="none" w:sz="0" w:space="0" w:color="000000"/>
-              <w:top w:val="none" w:sz="0" w:space="0" w:color="000000"/>
-              <w:left w:val="none" w:sz="0" w:space="0" w:color="000000"/>
-              <w:right w:val="none" w:sz="0" w:space="0" w:color="000000"/>
-            </w:tcBorders>
-            <w:shd w:val="clear" w:color="auto" w:fill="FFFFFF"/>
-            <w:tcMar>
-              <w:top w:w="0" w:type="dxa"/>
-              <w:bottom w:w="0" w:type="dxa"/>
-              <w:left w:w="0" w:type="dxa"/>
-              <w:right w:w="0" w:type="dxa"/>
-            </w:tcMar>
-            <w:vAlign w:val="top"/>
-          </w:tcPr>
-          <w:p>
-            <w:pPr>
-              <w:pStyle w:val="Normal"/>
-              <w:jc w:val="center"/>
-              <w:pBdr>
-                <w:bottom w:val="none" w:sz="0" w:space="0" w:color="000000"/>
-                <w:top w:val="none" w:sz="0" w:space="0" w:color="000000"/>
-                <w:left w:val="none" w:sz="0" w:space="0" w:color="000000"/>
-                <w:right w:val="none" w:sz="0" w:space="0" w:color="000000"/>
-              </w:pBdr>
-              <w:spacing w:after="100" w:before="100" w:line="240"/>
-              <w:ind w:left="100" w:right="100" w:firstLine="0" w:firstLineChars="0"/>
-              <w:rPr>
-                <w:rFonts w:ascii="Helvetica" w:hAnsi="Helvetica" w:eastAsia="Helvetica" w:cs="Helvetica"/>
-                <w:i w:val="false"/>
-                <w:b w:val="false"/>
-                <w:u w:val="none"/>
-                <w:sz w:val="22"/>
-                <w:szCs w:val="22"/>
-                <w:color w:val="000000"/>
-              </w:rPr>
-            </w:pPr>
-            <w:r>
-              <w:rPr>
-                <w:rFonts w:ascii="Helvetica" w:hAnsi="Helvetica" w:eastAsia="Helvetica" w:cs="Helvetica"/>
-                <w:i w:val="false"/>
-                <w:b w:val="false"/>
-                <w:u w:val="none"/>
-                <w:sz w:val="22"/>
-                <w:szCs w:val="22"/>
-                <w:color w:val="000000"/>
-              </w:rPr>
-              <w:t xml:space="preserve">943</w:t>
-            </w:r>
-          </w:p>
-        </w:tc>
-        <w:tc>
-          <w:tcPr>
-            <w:tcBorders>
-              <w:bottom w:val="none" w:sz="0" w:space="0" w:color="000000"/>
-              <w:top w:val="none" w:sz="0" w:space="0" w:color="000000"/>
-              <w:left w:val="none" w:sz="0" w:space="0" w:color="000000"/>
-              <w:right w:val="none" w:sz="0" w:space="0" w:color="000000"/>
-            </w:tcBorders>
-            <w:shd w:val="clear" w:color="auto" w:fill="FFFFFF"/>
-            <w:tcMar>
-              <w:top w:w="0" w:type="dxa"/>
-              <w:bottom w:w="0" w:type="dxa"/>
-              <w:left w:w="0" w:type="dxa"/>
-              <w:right w:w="0" w:type="dxa"/>
-            </w:tcMar>
-            <w:vAlign w:val="top"/>
-          </w:tcPr>
-          <w:p>
-            <w:pPr>
-              <w:pStyle w:val="Normal"/>
-              <w:jc w:val="center"/>
-              <w:pBdr>
-                <w:bottom w:val="none" w:sz="0" w:space="0" w:color="000000"/>
-                <w:top w:val="none" w:sz="0" w:space="0" w:color="000000"/>
-                <w:left w:val="none" w:sz="0" w:space="0" w:color="000000"/>
-                <w:right w:val="none" w:sz="0" w:space="0" w:color="000000"/>
-              </w:pBdr>
-              <w:spacing w:after="100" w:before="100" w:line="240"/>
-              <w:ind w:left="100" w:right="100" w:firstLine="0" w:firstLineChars="0"/>
-              <w:rPr>
-                <w:rFonts w:ascii="Helvetica" w:hAnsi="Helvetica" w:eastAsia="Helvetica" w:cs="Helvetica"/>
-                <w:i w:val="false"/>
-                <w:b w:val="false"/>
-                <w:u w:val="none"/>
-                <w:sz w:val="22"/>
-                <w:szCs w:val="22"/>
-                <w:color w:val="000000"/>
-              </w:rPr>
-            </w:pPr>
-            <w:r>
-              <w:rPr>
-                <w:rFonts w:ascii="Helvetica" w:hAnsi="Helvetica" w:eastAsia="Helvetica" w:cs="Helvetica"/>
-                <w:i w:val="false"/>
-                <w:b w:val="false"/>
-                <w:u w:val="none"/>
-                <w:sz w:val="22"/>
-                <w:szCs w:val="22"/>
-                <w:color w:val="000000"/>
-              </w:rPr>
-              <w:t xml:space="preserve">3.52</w:t>
-            </w:r>
-          </w:p>
-        </w:tc>
-        <w:tc>
-          <w:tcPr>
-            <w:tcBorders>
-              <w:bottom w:val="none" w:sz="0" w:space="0" w:color="000000"/>
-              <w:top w:val="none" w:sz="0" w:space="0" w:color="000000"/>
-              <w:left w:val="none" w:sz="0" w:space="0" w:color="000000"/>
-              <w:right w:val="none" w:sz="0" w:space="0" w:color="000000"/>
-            </w:tcBorders>
-            <w:shd w:val="clear" w:color="auto" w:fill="FFFFFF"/>
-            <w:tcMar>
-              <w:top w:w="0" w:type="dxa"/>
-              <w:bottom w:w="0" w:type="dxa"/>
-              <w:left w:w="0" w:type="dxa"/>
-              <w:right w:w="0" w:type="dxa"/>
-            </w:tcMar>
-            <w:vAlign w:val="top"/>
-          </w:tcPr>
-          <w:p>
-            <w:pPr>
-              <w:pStyle w:val="Normal"/>
-              <w:jc w:val="center"/>
-              <w:pBdr>
-                <w:bottom w:val="none" w:sz="0" w:space="0" w:color="000000"/>
-                <w:top w:val="none" w:sz="0" w:space="0" w:color="000000"/>
-                <w:left w:val="none" w:sz="0" w:space="0" w:color="000000"/>
-                <w:right w:val="none" w:sz="0" w:space="0" w:color="000000"/>
-              </w:pBdr>
-              <w:spacing w:after="100" w:before="100" w:line="240"/>
-              <w:ind w:left="100" w:right="100" w:firstLine="0" w:firstLineChars="0"/>
-              <w:rPr>
-                <w:rFonts w:ascii="Helvetica" w:hAnsi="Helvetica" w:eastAsia="Helvetica" w:cs="Helvetica"/>
-                <w:i w:val="false"/>
-                <w:b w:val="false"/>
-                <w:u w:val="none"/>
-                <w:sz w:val="22"/>
-                <w:szCs w:val="22"/>
-                <w:color w:val="000000"/>
-              </w:rPr>
-            </w:pPr>
-            <w:r>
-              <w:rPr>
-                <w:rFonts w:ascii="Helvetica" w:hAnsi="Helvetica" w:eastAsia="Helvetica" w:cs="Helvetica"/>
-                <w:i w:val="false"/>
-                <w:b w:val="false"/>
-                <w:u w:val="none"/>
-                <w:sz w:val="22"/>
-                <w:szCs w:val="22"/>
-                <w:color w:val="000000"/>
-              </w:rPr>
-              <w:t xml:space="preserve">0.48, 25.9</w:t>
-            </w:r>
-          </w:p>
-        </w:tc>
-        <w:tc>
-          <w:tcPr>
-            <w:tcBorders>
-              <w:bottom w:val="none" w:sz="0" w:space="0" w:color="000000"/>
-              <w:top w:val="none" w:sz="0" w:space="0" w:color="000000"/>
-              <w:left w:val="none" w:sz="0" w:space="0" w:color="000000"/>
-              <w:right w:val="none" w:sz="0" w:space="0" w:color="000000"/>
-            </w:tcBorders>
-            <w:shd w:val="clear" w:color="auto" w:fill="FFFFFF"/>
-            <w:tcMar>
-              <w:top w:w="0" w:type="dxa"/>
-              <w:bottom w:w="0" w:type="dxa"/>
-              <w:left w:w="0" w:type="dxa"/>
-              <w:right w:w="0" w:type="dxa"/>
-            </w:tcMar>
-            <w:vAlign w:val="top"/>
-          </w:tcPr>
-          <w:p>
-            <w:pPr>
-              <w:pStyle w:val="Normal"/>
-              <w:jc w:val="center"/>
-              <w:pBdr>
-                <w:bottom w:val="none" w:sz="0" w:space="0" w:color="000000"/>
-                <w:top w:val="none" w:sz="0" w:space="0" w:color="000000"/>
-                <w:left w:val="none" w:sz="0" w:space="0" w:color="000000"/>
-                <w:right w:val="none" w:sz="0" w:space="0" w:color="000000"/>
-              </w:pBdr>
-              <w:spacing w:after="100" w:before="100" w:line="240"/>
-              <w:ind w:left="100" w:right="100" w:firstLine="0" w:firstLineChars="0"/>
-              <w:rPr>
-                <w:rFonts w:ascii="Helvetica" w:hAnsi="Helvetica" w:eastAsia="Helvetica" w:cs="Helvetica"/>
-                <w:i w:val="false"/>
-                <w:b w:val="false"/>
-                <w:u w:val="none"/>
-                <w:sz w:val="22"/>
-                <w:szCs w:val="22"/>
-                <w:color w:val="000000"/>
-              </w:rPr>
-            </w:pPr>
-            <w:r>
-              <w:rPr>
-                <w:rFonts w:ascii="Helvetica" w:hAnsi="Helvetica" w:eastAsia="Helvetica" w:cs="Helvetica"/>
-                <w:i w:val="false"/>
-                <w:b w:val="false"/>
-                <w:u w:val="none"/>
-                <w:sz w:val="22"/>
-                <w:szCs w:val="22"/>
-                <w:color w:val="000000"/>
-              </w:rPr>
-              <w:t xml:space="preserve">0.220</w:t>
-            </w:r>
-          </w:p>
-        </w:tc>
-        <w:tc>
-          <w:tcPr>
-            <w:tcBorders>
-              <w:bottom w:val="none" w:sz="0" w:space="0" w:color="000000"/>
-              <w:top w:val="none" w:sz="0" w:space="0" w:color="000000"/>
-              <w:left w:val="none" w:sz="0" w:space="0" w:color="000000"/>
-              <w:right w:val="none" w:sz="0" w:space="0" w:color="000000"/>
-            </w:tcBorders>
-            <w:shd w:val="clear" w:color="auto" w:fill="FFFFFF"/>
-            <w:tcMar>
-              <w:top w:w="0" w:type="dxa"/>
-              <w:bottom w:w="0" w:type="dxa"/>
-              <w:left w:w="0" w:type="dxa"/>
-              <w:right w:w="0" w:type="dxa"/>
-            </w:tcMar>
-            <w:vAlign w:val="top"/>
-          </w:tcPr>
-          <w:p>
-            <w:pPr>
-              <w:pStyle w:val="Normal"/>
-              <w:jc w:val="center"/>
-              <w:pBdr>
-                <w:bottom w:val="none" w:sz="0" w:space="0" w:color="000000"/>
-                <w:top w:val="none" w:sz="0" w:space="0" w:color="000000"/>
-                <w:left w:val="none" w:sz="0" w:space="0" w:color="000000"/>
-                <w:right w:val="none" w:sz="0" w:space="0" w:color="000000"/>
-              </w:pBdr>
-              <w:spacing w:after="100" w:before="100" w:line="240"/>
-              <w:ind w:left="100" w:right="100" w:firstLine="0" w:firstLineChars="0"/>
-              <w:rPr>
-                <w:rFonts w:ascii="Helvetica" w:hAnsi="Helvetica" w:eastAsia="Helvetica" w:cs="Helvetica"/>
-                <w:i w:val="false"/>
-                <w:b w:val="false"/>
-                <w:u w:val="none"/>
-                <w:sz w:val="22"/>
-                <w:szCs w:val="22"/>
-                <w:color w:val="000000"/>
-              </w:rPr>
-            </w:pPr>
-            <w:r>
-              <w:rPr>
-                <w:rFonts w:ascii="Helvetica" w:hAnsi="Helvetica" w:eastAsia="Helvetica" w:cs="Helvetica"/>
-                <w:i w:val="false"/>
-                <w:b w:val="false"/>
-                <w:u w:val="none"/>
-                <w:sz w:val="22"/>
-                <w:szCs w:val="22"/>
-                <w:color w:val="000000"/>
-              </w:rPr>
-              <w:t xml:space="preserve">943</w:t>
-            </w:r>
-          </w:p>
-        </w:tc>
-        <w:tc>
-          <w:tcPr>
-            <w:tcBorders>
-              <w:bottom w:val="none" w:sz="0" w:space="0" w:color="000000"/>
-              <w:top w:val="none" w:sz="0" w:space="0" w:color="000000"/>
-              <w:left w:val="none" w:sz="0" w:space="0" w:color="000000"/>
-              <w:right w:val="none" w:sz="0" w:space="0" w:color="000000"/>
-            </w:tcBorders>
-            <w:shd w:val="clear" w:color="auto" w:fill="FFFFFF"/>
-            <w:tcMar>
-              <w:top w:w="0" w:type="dxa"/>
-              <w:bottom w:w="0" w:type="dxa"/>
-              <w:left w:w="0" w:type="dxa"/>
-              <w:right w:w="0" w:type="dxa"/>
-            </w:tcMar>
-            <w:vAlign w:val="top"/>
-          </w:tcPr>
-          <w:p>
-            <w:pPr>
-              <w:pStyle w:val="Normal"/>
-              <w:jc w:val="center"/>
-              <w:pBdr>
-                <w:bottom w:val="none" w:sz="0" w:space="0" w:color="000000"/>
-                <w:top w:val="none" w:sz="0" w:space="0" w:color="000000"/>
-                <w:left w:val="none" w:sz="0" w:space="0" w:color="000000"/>
-                <w:right w:val="none" w:sz="0" w:space="0" w:color="000000"/>
-              </w:pBdr>
-              <w:spacing w:after="100" w:before="100" w:line="240"/>
-              <w:ind w:left="100" w:right="100" w:firstLine="0" w:firstLineChars="0"/>
-              <w:rPr>
-                <w:rFonts w:ascii="Helvetica" w:hAnsi="Helvetica" w:eastAsia="Helvetica" w:cs="Helvetica"/>
-                <w:i w:val="false"/>
-                <w:b w:val="false"/>
-                <w:u w:val="none"/>
-                <w:sz w:val="22"/>
-                <w:szCs w:val="22"/>
-                <w:color w:val="000000"/>
-              </w:rPr>
-            </w:pPr>
-            <w:r>
-              <w:rPr>
-                <w:rFonts w:ascii="Helvetica" w:hAnsi="Helvetica" w:eastAsia="Helvetica" w:cs="Helvetica"/>
-                <w:i w:val="false"/>
-                <w:b w:val="false"/>
-                <w:u w:val="none"/>
-                <w:sz w:val="22"/>
-                <w:szCs w:val="22"/>
-                <w:color w:val="000000"/>
-              </w:rPr>
-              <w:t xml:space="preserve">4.38</w:t>
-            </w:r>
-          </w:p>
-        </w:tc>
-        <w:tc>
-          <w:tcPr>
-            <w:tcBorders>
-              <w:bottom w:val="none" w:sz="0" w:space="0" w:color="000000"/>
-              <w:top w:val="none" w:sz="0" w:space="0" w:color="000000"/>
-              <w:left w:val="none" w:sz="0" w:space="0" w:color="000000"/>
-              <w:right w:val="none" w:sz="0" w:space="0" w:color="000000"/>
-            </w:tcBorders>
-            <w:shd w:val="clear" w:color="auto" w:fill="FFFFFF"/>
-            <w:tcMar>
-              <w:top w:w="0" w:type="dxa"/>
-              <w:bottom w:w="0" w:type="dxa"/>
-              <w:left w:w="0" w:type="dxa"/>
-              <w:right w:w="0" w:type="dxa"/>
-            </w:tcMar>
-            <w:vAlign w:val="top"/>
-          </w:tcPr>
-          <w:p>
-            <w:pPr>
-              <w:pStyle w:val="Normal"/>
-              <w:jc w:val="center"/>
-              <w:pBdr>
-                <w:bottom w:val="none" w:sz="0" w:space="0" w:color="000000"/>
-                <w:top w:val="none" w:sz="0" w:space="0" w:color="000000"/>
-                <w:left w:val="none" w:sz="0" w:space="0" w:color="000000"/>
-                <w:right w:val="none" w:sz="0" w:space="0" w:color="000000"/>
-              </w:pBdr>
-              <w:spacing w:after="100" w:before="100" w:line="240"/>
-              <w:ind w:left="100" w:right="100" w:firstLine="0" w:firstLineChars="0"/>
-              <w:rPr>
-                <w:rFonts w:ascii="Helvetica" w:hAnsi="Helvetica" w:eastAsia="Helvetica" w:cs="Helvetica"/>
-                <w:i w:val="false"/>
-                <w:b w:val="false"/>
-                <w:u w:val="none"/>
-                <w:sz w:val="22"/>
-                <w:szCs w:val="22"/>
-                <w:color w:val="000000"/>
-              </w:rPr>
-            </w:pPr>
-            <w:r>
-              <w:rPr>
-                <w:rFonts w:ascii="Helvetica" w:hAnsi="Helvetica" w:eastAsia="Helvetica" w:cs="Helvetica"/>
-                <w:i w:val="false"/>
-                <w:b w:val="false"/>
-                <w:u w:val="none"/>
-                <w:sz w:val="22"/>
-                <w:szCs w:val="22"/>
-                <w:color w:val="000000"/>
-              </w:rPr>
-              <w:t xml:space="preserve">0.53, 36.4</w:t>
-            </w:r>
-          </w:p>
-        </w:tc>
-        <w:tc>
-          <w:tcPr>
-            <w:tcBorders>
-              <w:bottom w:val="none" w:sz="0" w:space="0" w:color="000000"/>
-              <w:top w:val="none" w:sz="0" w:space="0" w:color="000000"/>
-              <w:left w:val="none" w:sz="0" w:space="0" w:color="000000"/>
-              <w:right w:val="none" w:sz="0" w:space="0" w:color="000000"/>
-            </w:tcBorders>
-            <w:shd w:val="clear" w:color="auto" w:fill="FFFFFF"/>
-            <w:tcMar>
-              <w:top w:w="0" w:type="dxa"/>
-              <w:bottom w:w="0" w:type="dxa"/>
-              <w:left w:w="0" w:type="dxa"/>
-              <w:right w:w="0" w:type="dxa"/>
-            </w:tcMar>
-            <w:vAlign w:val="top"/>
-          </w:tcPr>
-          <w:p>
-            <w:pPr>
-              <w:pStyle w:val="Normal"/>
-              <w:jc w:val="center"/>
-              <w:pBdr>
-                <w:bottom w:val="none" w:sz="0" w:space="0" w:color="000000"/>
-                <w:top w:val="none" w:sz="0" w:space="0" w:color="000000"/>
-                <w:left w:val="none" w:sz="0" w:space="0" w:color="000000"/>
-                <w:right w:val="none" w:sz="0" w:space="0" w:color="000000"/>
-              </w:pBdr>
-              <w:spacing w:after="100" w:before="100" w:line="240"/>
-              <w:ind w:left="100" w:right="100" w:firstLine="0" w:firstLineChars="0"/>
-              <w:rPr>
-                <w:rFonts w:ascii="Helvetica" w:hAnsi="Helvetica" w:eastAsia="Helvetica" w:cs="Helvetica"/>
-                <w:i w:val="false"/>
-                <w:b w:val="false"/>
-                <w:u w:val="none"/>
-                <w:sz w:val="22"/>
-                <w:szCs w:val="22"/>
-                <w:color w:val="000000"/>
-              </w:rPr>
-            </w:pPr>
-            <w:r>
-              <w:rPr>
-                <w:rFonts w:ascii="Helvetica" w:hAnsi="Helvetica" w:eastAsia="Helvetica" w:cs="Helvetica"/>
-                <w:i w:val="false"/>
-                <w:b w:val="false"/>
-                <w:u w:val="none"/>
-                <w:sz w:val="22"/>
-                <w:szCs w:val="22"/>
-                <w:color w:val="000000"/>
-              </w:rPr>
-              <w:t xml:space="preserve">0.170</w:t>
+              <w:t xml:space="preserve">0.48, 1.23</w:t>
+            </w:r>
+          </w:p>
+        </w:tc>
+        <w:tc>
+          <w:tcPr>
+            <w:tcBorders>
+              <w:bottom w:val="none" w:sz="0" w:space="0" w:color="000000"/>
+              <w:top w:val="none" w:sz="0" w:space="0" w:color="000000"/>
+              <w:left w:val="none" w:sz="0" w:space="0" w:color="000000"/>
+              <w:right w:val="none" w:sz="0" w:space="0" w:color="000000"/>
+            </w:tcBorders>
+            <w:shd w:val="clear" w:color="auto" w:fill="FFFFFF"/>
+            <w:tcMar>
+              <w:top w:w="0" w:type="dxa"/>
+              <w:bottom w:w="0" w:type="dxa"/>
+              <w:left w:w="0" w:type="dxa"/>
+              <w:right w:w="0" w:type="dxa"/>
+            </w:tcMar>
+            <w:vAlign w:val="top"/>
+          </w:tcPr>
+          <w:p>
+            <w:pPr>
+              <w:pStyle w:val="Normal"/>
+              <w:jc w:val="center"/>
+              <w:pBdr>
+                <w:bottom w:val="none" w:sz="0" w:space="0" w:color="000000"/>
+                <w:top w:val="none" w:sz="0" w:space="0" w:color="000000"/>
+                <w:left w:val="none" w:sz="0" w:space="0" w:color="000000"/>
+                <w:right w:val="none" w:sz="0" w:space="0" w:color="000000"/>
+              </w:pBdr>
+              <w:spacing w:after="100" w:before="100" w:line="240"/>
+              <w:ind w:left="100" w:right="100" w:firstLine="0" w:firstLineChars="0"/>
+              <w:rPr>
+                <w:rFonts w:ascii="Helvetica" w:hAnsi="Helvetica" w:eastAsia="Helvetica" w:cs="Helvetica"/>
+                <w:i w:val="false"/>
+                <w:b w:val="false"/>
+                <w:u w:val="none"/>
+                <w:sz w:val="22"/>
+                <w:szCs w:val="22"/>
+                <w:color w:val="000000"/>
+              </w:rPr>
+            </w:pPr>
+            <w:r>
+              <w:rPr>
+                <w:rFonts w:ascii="Helvetica" w:hAnsi="Helvetica" w:eastAsia="Helvetica" w:cs="Helvetica"/>
+                <w:i w:val="false"/>
+                <w:b w:val="false"/>
+                <w:u w:val="none"/>
+                <w:sz w:val="22"/>
+                <w:szCs w:val="22"/>
+                <w:color w:val="000000"/>
+              </w:rPr>
+              <w:t xml:space="preserve">0.270</w:t>
             </w:r>
           </w:p>
         </w:tc>
@@ -17640,7 +17157,7 @@
         <w:trPr>
           <w:trHeight w:val="616" w:hRule="auto"/>
         </w:trPr>
-        body36
+        body35
         <w:tc>
           <w:tcPr>
             <w:tcBorders>
@@ -18008,113 +17525,113 @@
                 <w:szCs w:val="22"/>
                 <w:color w:val="000000"/>
               </w:rPr>
-              <w:t xml:space="preserve">1.02</w:t>
-            </w:r>
-          </w:p>
-        </w:tc>
-        <w:tc>
-          <w:tcPr>
-            <w:tcBorders>
-              <w:bottom w:val="none" w:sz="0" w:space="0" w:color="000000"/>
-              <w:top w:val="none" w:sz="0" w:space="0" w:color="000000"/>
-              <w:left w:val="none" w:sz="0" w:space="0" w:color="000000"/>
-              <w:right w:val="none" w:sz="0" w:space="0" w:color="000000"/>
-            </w:tcBorders>
-            <w:shd w:val="clear" w:color="auto" w:fill="FFFFFF"/>
-            <w:tcMar>
-              <w:top w:w="0" w:type="dxa"/>
-              <w:bottom w:w="0" w:type="dxa"/>
-              <w:left w:w="0" w:type="dxa"/>
-              <w:right w:w="0" w:type="dxa"/>
-            </w:tcMar>
-            <w:vAlign w:val="top"/>
-          </w:tcPr>
-          <w:p>
-            <w:pPr>
-              <w:pStyle w:val="Normal"/>
-              <w:jc w:val="center"/>
-              <w:pBdr>
-                <w:bottom w:val="none" w:sz="0" w:space="0" w:color="000000"/>
-                <w:top w:val="none" w:sz="0" w:space="0" w:color="000000"/>
-                <w:left w:val="none" w:sz="0" w:space="0" w:color="000000"/>
-                <w:right w:val="none" w:sz="0" w:space="0" w:color="000000"/>
-              </w:pBdr>
-              <w:spacing w:after="100" w:before="100" w:line="240"/>
-              <w:ind w:left="100" w:right="100" w:firstLine="0" w:firstLineChars="0"/>
-              <w:rPr>
-                <w:rFonts w:ascii="Helvetica" w:hAnsi="Helvetica" w:eastAsia="Helvetica" w:cs="Helvetica"/>
-                <w:i w:val="false"/>
-                <w:b w:val="false"/>
-                <w:u w:val="none"/>
-                <w:sz w:val="22"/>
-                <w:szCs w:val="22"/>
-                <w:color w:val="000000"/>
-              </w:rPr>
-            </w:pPr>
-            <w:r>
-              <w:rPr>
-                <w:rFonts w:ascii="Helvetica" w:hAnsi="Helvetica" w:eastAsia="Helvetica" w:cs="Helvetica"/>
-                <w:i w:val="false"/>
-                <w:b w:val="false"/>
-                <w:u w:val="none"/>
-                <w:sz w:val="22"/>
-                <w:szCs w:val="22"/>
-                <w:color w:val="000000"/>
-              </w:rPr>
-              <w:t xml:space="preserve">0.55, 1.89</w:t>
-            </w:r>
-          </w:p>
-        </w:tc>
-        <w:tc>
-          <w:tcPr>
-            <w:tcBorders>
-              <w:bottom w:val="none" w:sz="0" w:space="0" w:color="000000"/>
-              <w:top w:val="none" w:sz="0" w:space="0" w:color="000000"/>
-              <w:left w:val="none" w:sz="0" w:space="0" w:color="000000"/>
-              <w:right w:val="none" w:sz="0" w:space="0" w:color="000000"/>
-            </w:tcBorders>
-            <w:shd w:val="clear" w:color="auto" w:fill="FFFFFF"/>
-            <w:tcMar>
-              <w:top w:w="0" w:type="dxa"/>
-              <w:bottom w:w="0" w:type="dxa"/>
-              <w:left w:w="0" w:type="dxa"/>
-              <w:right w:w="0" w:type="dxa"/>
-            </w:tcMar>
-            <w:vAlign w:val="top"/>
-          </w:tcPr>
-          <w:p>
-            <w:pPr>
-              <w:pStyle w:val="Normal"/>
-              <w:jc w:val="center"/>
-              <w:pBdr>
-                <w:bottom w:val="none" w:sz="0" w:space="0" w:color="000000"/>
-                <w:top w:val="none" w:sz="0" w:space="0" w:color="000000"/>
-                <w:left w:val="none" w:sz="0" w:space="0" w:color="000000"/>
-                <w:right w:val="none" w:sz="0" w:space="0" w:color="000000"/>
-              </w:pBdr>
-              <w:spacing w:after="100" w:before="100" w:line="240"/>
-              <w:ind w:left="100" w:right="100" w:firstLine="0" w:firstLineChars="0"/>
-              <w:rPr>
-                <w:rFonts w:ascii="Helvetica" w:hAnsi="Helvetica" w:eastAsia="Helvetica" w:cs="Helvetica"/>
-                <w:i w:val="false"/>
-                <w:b w:val="false"/>
-                <w:u w:val="none"/>
-                <w:sz w:val="22"/>
-                <w:szCs w:val="22"/>
-                <w:color w:val="000000"/>
-              </w:rPr>
-            </w:pPr>
-            <w:r>
-              <w:rPr>
-                <w:rFonts w:ascii="Helvetica" w:hAnsi="Helvetica" w:eastAsia="Helvetica" w:cs="Helvetica"/>
-                <w:i w:val="false"/>
-                <w:b w:val="false"/>
-                <w:u w:val="none"/>
-                <w:sz w:val="22"/>
-                <w:szCs w:val="22"/>
-                <w:color w:val="000000"/>
-              </w:rPr>
-              <w:t xml:space="preserve">0.950</w:t>
+              <w:t xml:space="preserve">1.04</w:t>
+            </w:r>
+          </w:p>
+        </w:tc>
+        <w:tc>
+          <w:tcPr>
+            <w:tcBorders>
+              <w:bottom w:val="none" w:sz="0" w:space="0" w:color="000000"/>
+              <w:top w:val="none" w:sz="0" w:space="0" w:color="000000"/>
+              <w:left w:val="none" w:sz="0" w:space="0" w:color="000000"/>
+              <w:right w:val="none" w:sz="0" w:space="0" w:color="000000"/>
+            </w:tcBorders>
+            <w:shd w:val="clear" w:color="auto" w:fill="FFFFFF"/>
+            <w:tcMar>
+              <w:top w:w="0" w:type="dxa"/>
+              <w:bottom w:w="0" w:type="dxa"/>
+              <w:left w:w="0" w:type="dxa"/>
+              <w:right w:w="0" w:type="dxa"/>
+            </w:tcMar>
+            <w:vAlign w:val="top"/>
+          </w:tcPr>
+          <w:p>
+            <w:pPr>
+              <w:pStyle w:val="Normal"/>
+              <w:jc w:val="center"/>
+              <w:pBdr>
+                <w:bottom w:val="none" w:sz="0" w:space="0" w:color="000000"/>
+                <w:top w:val="none" w:sz="0" w:space="0" w:color="000000"/>
+                <w:left w:val="none" w:sz="0" w:space="0" w:color="000000"/>
+                <w:right w:val="none" w:sz="0" w:space="0" w:color="000000"/>
+              </w:pBdr>
+              <w:spacing w:after="100" w:before="100" w:line="240"/>
+              <w:ind w:left="100" w:right="100" w:firstLine="0" w:firstLineChars="0"/>
+              <w:rPr>
+                <w:rFonts w:ascii="Helvetica" w:hAnsi="Helvetica" w:eastAsia="Helvetica" w:cs="Helvetica"/>
+                <w:i w:val="false"/>
+                <w:b w:val="false"/>
+                <w:u w:val="none"/>
+                <w:sz w:val="22"/>
+                <w:szCs w:val="22"/>
+                <w:color w:val="000000"/>
+              </w:rPr>
+            </w:pPr>
+            <w:r>
+              <w:rPr>
+                <w:rFonts w:ascii="Helvetica" w:hAnsi="Helvetica" w:eastAsia="Helvetica" w:cs="Helvetica"/>
+                <w:i w:val="false"/>
+                <w:b w:val="false"/>
+                <w:u w:val="none"/>
+                <w:sz w:val="22"/>
+                <w:szCs w:val="22"/>
+                <w:color w:val="000000"/>
+              </w:rPr>
+              <w:t xml:space="preserve">0.57, 1.93</w:t>
+            </w:r>
+          </w:p>
+        </w:tc>
+        <w:tc>
+          <w:tcPr>
+            <w:tcBorders>
+              <w:bottom w:val="none" w:sz="0" w:space="0" w:color="000000"/>
+              <w:top w:val="none" w:sz="0" w:space="0" w:color="000000"/>
+              <w:left w:val="none" w:sz="0" w:space="0" w:color="000000"/>
+              <w:right w:val="none" w:sz="0" w:space="0" w:color="000000"/>
+            </w:tcBorders>
+            <w:shd w:val="clear" w:color="auto" w:fill="FFFFFF"/>
+            <w:tcMar>
+              <w:top w:w="0" w:type="dxa"/>
+              <w:bottom w:w="0" w:type="dxa"/>
+              <w:left w:w="0" w:type="dxa"/>
+              <w:right w:w="0" w:type="dxa"/>
+            </w:tcMar>
+            <w:vAlign w:val="top"/>
+          </w:tcPr>
+          <w:p>
+            <w:pPr>
+              <w:pStyle w:val="Normal"/>
+              <w:jc w:val="center"/>
+              <w:pBdr>
+                <w:bottom w:val="none" w:sz="0" w:space="0" w:color="000000"/>
+                <w:top w:val="none" w:sz="0" w:space="0" w:color="000000"/>
+                <w:left w:val="none" w:sz="0" w:space="0" w:color="000000"/>
+                <w:right w:val="none" w:sz="0" w:space="0" w:color="000000"/>
+              </w:pBdr>
+              <w:spacing w:after="100" w:before="100" w:line="240"/>
+              <w:ind w:left="100" w:right="100" w:firstLine="0" w:firstLineChars="0"/>
+              <w:rPr>
+                <w:rFonts w:ascii="Helvetica" w:hAnsi="Helvetica" w:eastAsia="Helvetica" w:cs="Helvetica"/>
+                <w:i w:val="false"/>
+                <w:b w:val="false"/>
+                <w:u w:val="none"/>
+                <w:sz w:val="22"/>
+                <w:szCs w:val="22"/>
+                <w:color w:val="000000"/>
+              </w:rPr>
+            </w:pPr>
+            <w:r>
+              <w:rPr>
+                <w:rFonts w:ascii="Helvetica" w:hAnsi="Helvetica" w:eastAsia="Helvetica" w:cs="Helvetica"/>
+                <w:i w:val="false"/>
+                <w:b w:val="false"/>
+                <w:u w:val="none"/>
+                <w:sz w:val="22"/>
+                <w:szCs w:val="22"/>
+                <w:color w:val="000000"/>
+              </w:rPr>
+              <w:t xml:space="preserve">0.890</w:t>
             </w:r>
           </w:p>
         </w:tc>
@@ -18123,7 +17640,7 @@
         <w:trPr>
           <w:trHeight w:val="619" w:hRule="auto"/>
         </w:trPr>
-        body37
+        body36
         <w:tc>
           <w:tcPr>
             <w:tcBorders>
@@ -18597,7 +18114,7 @@
                 <w:szCs w:val="22"/>
                 <w:color w:val="000000"/>
               </w:rPr>
-              <w:t xml:space="preserve">0.009</w:t>
+              <w:t xml:space="preserve">0.011</w:t>
             </w:r>
           </w:p>
         </w:tc>

--- a/docs/tables/entire/sec7_ckd_c10.docx
+++ b/docs/tables/entire/sec7_ckd_c10.docx
@@ -2069,113 +2069,113 @@
                 <w:szCs w:val="22"/>
                 <w:color w:val="000000"/>
               </w:rPr>
-              <w:t xml:space="preserve">2.15</w:t>
-            </w:r>
-          </w:p>
-        </w:tc>
-        <w:tc>
-          <w:tcPr>
-            <w:tcBorders>
-              <w:bottom w:val="none" w:sz="0" w:space="0" w:color="000000"/>
-              <w:top w:val="none" w:sz="0" w:space="0" w:color="000000"/>
-              <w:left w:val="none" w:sz="0" w:space="0" w:color="000000"/>
-              <w:right w:val="none" w:sz="0" w:space="0" w:color="000000"/>
-            </w:tcBorders>
-            <w:shd w:val="clear" w:color="auto" w:fill="FFFFFF"/>
-            <w:tcMar>
-              <w:top w:w="0" w:type="dxa"/>
-              <w:bottom w:w="0" w:type="dxa"/>
-              <w:left w:w="0" w:type="dxa"/>
-              <w:right w:w="0" w:type="dxa"/>
-            </w:tcMar>
-            <w:vAlign w:val="top"/>
-          </w:tcPr>
-          <w:p>
-            <w:pPr>
-              <w:pStyle w:val="Normal"/>
-              <w:jc w:val="center"/>
-              <w:pBdr>
-                <w:bottom w:val="none" w:sz="0" w:space="0" w:color="000000"/>
-                <w:top w:val="none" w:sz="0" w:space="0" w:color="000000"/>
-                <w:left w:val="none" w:sz="0" w:space="0" w:color="000000"/>
-                <w:right w:val="none" w:sz="0" w:space="0" w:color="000000"/>
-              </w:pBdr>
-              <w:spacing w:after="100" w:before="100" w:line="240"/>
-              <w:ind w:left="100" w:right="100" w:firstLine="0" w:firstLineChars="0"/>
-              <w:rPr>
-                <w:rFonts w:ascii="Helvetica" w:hAnsi="Helvetica" w:eastAsia="Helvetica" w:cs="Helvetica"/>
-                <w:i w:val="false"/>
-                <w:b w:val="false"/>
-                <w:u w:val="none"/>
-                <w:sz w:val="22"/>
-                <w:szCs w:val="22"/>
-                <w:color w:val="000000"/>
-              </w:rPr>
-            </w:pPr>
-            <w:r>
-              <w:rPr>
-                <w:rFonts w:ascii="Helvetica" w:hAnsi="Helvetica" w:eastAsia="Helvetica" w:cs="Helvetica"/>
-                <w:i w:val="false"/>
-                <w:b w:val="false"/>
-                <w:u w:val="none"/>
-                <w:sz w:val="22"/>
-                <w:szCs w:val="22"/>
-                <w:color w:val="000000"/>
-              </w:rPr>
-              <w:t xml:space="preserve">1.11, 4.15</w:t>
-            </w:r>
-          </w:p>
-        </w:tc>
-        <w:tc>
-          <w:tcPr>
-            <w:tcBorders>
-              <w:bottom w:val="none" w:sz="0" w:space="0" w:color="000000"/>
-              <w:top w:val="none" w:sz="0" w:space="0" w:color="000000"/>
-              <w:left w:val="none" w:sz="0" w:space="0" w:color="000000"/>
-              <w:right w:val="none" w:sz="0" w:space="0" w:color="000000"/>
-            </w:tcBorders>
-            <w:shd w:val="clear" w:color="auto" w:fill="FFFFFF"/>
-            <w:tcMar>
-              <w:top w:w="0" w:type="dxa"/>
-              <w:bottom w:w="0" w:type="dxa"/>
-              <w:left w:w="0" w:type="dxa"/>
-              <w:right w:w="0" w:type="dxa"/>
-            </w:tcMar>
-            <w:vAlign w:val="top"/>
-          </w:tcPr>
-          <w:p>
-            <w:pPr>
-              <w:pStyle w:val="Normal"/>
-              <w:jc w:val="center"/>
-              <w:pBdr>
-                <w:bottom w:val="none" w:sz="0" w:space="0" w:color="000000"/>
-                <w:top w:val="none" w:sz="0" w:space="0" w:color="000000"/>
-                <w:left w:val="none" w:sz="0" w:space="0" w:color="000000"/>
-                <w:right w:val="none" w:sz="0" w:space="0" w:color="000000"/>
-              </w:pBdr>
-              <w:spacing w:after="100" w:before="100" w:line="240"/>
-              <w:ind w:left="100" w:right="100" w:firstLine="0" w:firstLineChars="0"/>
-              <w:rPr>
-                <w:rFonts w:ascii="Helvetica" w:hAnsi="Helvetica" w:eastAsia="Helvetica" w:cs="Helvetica"/>
-                <w:i w:val="false"/>
-                <w:b w:val="false"/>
-                <w:u w:val="none"/>
-                <w:sz w:val="22"/>
-                <w:szCs w:val="22"/>
-                <w:color w:val="000000"/>
-              </w:rPr>
-            </w:pPr>
-            <w:r>
-              <w:rPr>
-                <w:rFonts w:ascii="Helvetica" w:hAnsi="Helvetica" w:eastAsia="Helvetica" w:cs="Helvetica"/>
-                <w:i w:val="false"/>
-                <w:b w:val="false"/>
-                <w:u w:val="none"/>
-                <w:sz w:val="22"/>
-                <w:szCs w:val="22"/>
-                <w:color w:val="000000"/>
-              </w:rPr>
-              <w:t xml:space="preserve">0.023</w:t>
+              <w:t xml:space="preserve">2.79</w:t>
+            </w:r>
+          </w:p>
+        </w:tc>
+        <w:tc>
+          <w:tcPr>
+            <w:tcBorders>
+              <w:bottom w:val="none" w:sz="0" w:space="0" w:color="000000"/>
+              <w:top w:val="none" w:sz="0" w:space="0" w:color="000000"/>
+              <w:left w:val="none" w:sz="0" w:space="0" w:color="000000"/>
+              <w:right w:val="none" w:sz="0" w:space="0" w:color="000000"/>
+            </w:tcBorders>
+            <w:shd w:val="clear" w:color="auto" w:fill="FFFFFF"/>
+            <w:tcMar>
+              <w:top w:w="0" w:type="dxa"/>
+              <w:bottom w:w="0" w:type="dxa"/>
+              <w:left w:w="0" w:type="dxa"/>
+              <w:right w:w="0" w:type="dxa"/>
+            </w:tcMar>
+            <w:vAlign w:val="top"/>
+          </w:tcPr>
+          <w:p>
+            <w:pPr>
+              <w:pStyle w:val="Normal"/>
+              <w:jc w:val="center"/>
+              <w:pBdr>
+                <w:bottom w:val="none" w:sz="0" w:space="0" w:color="000000"/>
+                <w:top w:val="none" w:sz="0" w:space="0" w:color="000000"/>
+                <w:left w:val="none" w:sz="0" w:space="0" w:color="000000"/>
+                <w:right w:val="none" w:sz="0" w:space="0" w:color="000000"/>
+              </w:pBdr>
+              <w:spacing w:after="100" w:before="100" w:line="240"/>
+              <w:ind w:left="100" w:right="100" w:firstLine="0" w:firstLineChars="0"/>
+              <w:rPr>
+                <w:rFonts w:ascii="Helvetica" w:hAnsi="Helvetica" w:eastAsia="Helvetica" w:cs="Helvetica"/>
+                <w:i w:val="false"/>
+                <w:b w:val="false"/>
+                <w:u w:val="none"/>
+                <w:sz w:val="22"/>
+                <w:szCs w:val="22"/>
+                <w:color w:val="000000"/>
+              </w:rPr>
+            </w:pPr>
+            <w:r>
+              <w:rPr>
+                <w:rFonts w:ascii="Helvetica" w:hAnsi="Helvetica" w:eastAsia="Helvetica" w:cs="Helvetica"/>
+                <w:i w:val="false"/>
+                <w:b w:val="false"/>
+                <w:u w:val="none"/>
+                <w:sz w:val="22"/>
+                <w:szCs w:val="22"/>
+                <w:color w:val="000000"/>
+              </w:rPr>
+              <w:t xml:space="preserve">1.46, 5.32</w:t>
+            </w:r>
+          </w:p>
+        </w:tc>
+        <w:tc>
+          <w:tcPr>
+            <w:tcBorders>
+              <w:bottom w:val="none" w:sz="0" w:space="0" w:color="000000"/>
+              <w:top w:val="none" w:sz="0" w:space="0" w:color="000000"/>
+              <w:left w:val="none" w:sz="0" w:space="0" w:color="000000"/>
+              <w:right w:val="none" w:sz="0" w:space="0" w:color="000000"/>
+            </w:tcBorders>
+            <w:shd w:val="clear" w:color="auto" w:fill="FFFFFF"/>
+            <w:tcMar>
+              <w:top w:w="0" w:type="dxa"/>
+              <w:bottom w:w="0" w:type="dxa"/>
+              <w:left w:w="0" w:type="dxa"/>
+              <w:right w:w="0" w:type="dxa"/>
+            </w:tcMar>
+            <w:vAlign w:val="top"/>
+          </w:tcPr>
+          <w:p>
+            <w:pPr>
+              <w:pStyle w:val="Normal"/>
+              <w:jc w:val="center"/>
+              <w:pBdr>
+                <w:bottom w:val="none" w:sz="0" w:space="0" w:color="000000"/>
+                <w:top w:val="none" w:sz="0" w:space="0" w:color="000000"/>
+                <w:left w:val="none" w:sz="0" w:space="0" w:color="000000"/>
+                <w:right w:val="none" w:sz="0" w:space="0" w:color="000000"/>
+              </w:pBdr>
+              <w:spacing w:after="100" w:before="100" w:line="240"/>
+              <w:ind w:left="100" w:right="100" w:firstLine="0" w:firstLineChars="0"/>
+              <w:rPr>
+                <w:rFonts w:ascii="Helvetica" w:hAnsi="Helvetica" w:eastAsia="Helvetica" w:cs="Helvetica"/>
+                <w:i w:val="false"/>
+                <w:b w:val="false"/>
+                <w:u w:val="none"/>
+                <w:sz w:val="22"/>
+                <w:szCs w:val="22"/>
+                <w:color w:val="000000"/>
+              </w:rPr>
+            </w:pPr>
+            <w:r>
+              <w:rPr>
+                <w:rFonts w:ascii="Helvetica" w:hAnsi="Helvetica" w:eastAsia="Helvetica" w:cs="Helvetica"/>
+                <w:i w:val="false"/>
+                <w:b w:val="false"/>
+                <w:u w:val="none"/>
+                <w:sz w:val="22"/>
+                <w:szCs w:val="22"/>
+                <w:color w:val="000000"/>
+              </w:rPr>
+              <w:t xml:space="preserve">0.002</w:t>
             </w:r>
           </w:p>
         </w:tc>
@@ -2658,7 +2658,7 @@
                 <w:szCs w:val="22"/>
                 <w:color w:val="000000"/>
               </w:rPr>
-              <w:t xml:space="preserve">0.003</w:t>
+              <w:t xml:space="preserve">0.004</w:t>
             </w:r>
           </w:p>
         </w:tc>
@@ -4001,113 +4001,113 @@
                 <w:szCs w:val="22"/>
                 <w:color w:val="000000"/>
               </w:rPr>
-              <w:t xml:space="preserve">0.94</w:t>
-            </w:r>
-          </w:p>
-        </w:tc>
-        <w:tc>
-          <w:tcPr>
-            <w:tcBorders>
-              <w:bottom w:val="none" w:sz="0" w:space="0" w:color="000000"/>
-              <w:top w:val="none" w:sz="0" w:space="0" w:color="000000"/>
-              <w:left w:val="none" w:sz="0" w:space="0" w:color="000000"/>
-              <w:right w:val="none" w:sz="0" w:space="0" w:color="000000"/>
-            </w:tcBorders>
-            <w:shd w:val="clear" w:color="auto" w:fill="FFFFFF"/>
-            <w:tcMar>
-              <w:top w:w="0" w:type="dxa"/>
-              <w:bottom w:w="0" w:type="dxa"/>
-              <w:left w:w="0" w:type="dxa"/>
-              <w:right w:w="0" w:type="dxa"/>
-            </w:tcMar>
-            <w:vAlign w:val="top"/>
-          </w:tcPr>
-          <w:p>
-            <w:pPr>
-              <w:pStyle w:val="Normal"/>
-              <w:jc w:val="center"/>
-              <w:pBdr>
-                <w:bottom w:val="none" w:sz="0" w:space="0" w:color="000000"/>
-                <w:top w:val="none" w:sz="0" w:space="0" w:color="000000"/>
-                <w:left w:val="none" w:sz="0" w:space="0" w:color="000000"/>
-                <w:right w:val="none" w:sz="0" w:space="0" w:color="000000"/>
-              </w:pBdr>
-              <w:spacing w:after="100" w:before="100" w:line="240"/>
-              <w:ind w:left="100" w:right="100" w:firstLine="0" w:firstLineChars="0"/>
-              <w:rPr>
-                <w:rFonts w:ascii="Helvetica" w:hAnsi="Helvetica" w:eastAsia="Helvetica" w:cs="Helvetica"/>
-                <w:i w:val="false"/>
-                <w:b w:val="false"/>
-                <w:u w:val="none"/>
-                <w:sz w:val="22"/>
-                <w:szCs w:val="22"/>
-                <w:color w:val="000000"/>
-              </w:rPr>
-            </w:pPr>
-            <w:r>
-              <w:rPr>
-                <w:rFonts w:ascii="Helvetica" w:hAnsi="Helvetica" w:eastAsia="Helvetica" w:cs="Helvetica"/>
-                <w:i w:val="false"/>
-                <w:b w:val="false"/>
-                <w:u w:val="none"/>
-                <w:sz w:val="22"/>
-                <w:szCs w:val="22"/>
-                <w:color w:val="000000"/>
-              </w:rPr>
-              <w:t xml:space="preserve">0.54, 1.65</w:t>
-            </w:r>
-          </w:p>
-        </w:tc>
-        <w:tc>
-          <w:tcPr>
-            <w:tcBorders>
-              <w:bottom w:val="none" w:sz="0" w:space="0" w:color="000000"/>
-              <w:top w:val="none" w:sz="0" w:space="0" w:color="000000"/>
-              <w:left w:val="none" w:sz="0" w:space="0" w:color="000000"/>
-              <w:right w:val="none" w:sz="0" w:space="0" w:color="000000"/>
-            </w:tcBorders>
-            <w:shd w:val="clear" w:color="auto" w:fill="FFFFFF"/>
-            <w:tcMar>
-              <w:top w:w="0" w:type="dxa"/>
-              <w:bottom w:w="0" w:type="dxa"/>
-              <w:left w:w="0" w:type="dxa"/>
-              <w:right w:w="0" w:type="dxa"/>
-            </w:tcMar>
-            <w:vAlign w:val="top"/>
-          </w:tcPr>
-          <w:p>
-            <w:pPr>
-              <w:pStyle w:val="Normal"/>
-              <w:jc w:val="center"/>
-              <w:pBdr>
-                <w:bottom w:val="none" w:sz="0" w:space="0" w:color="000000"/>
-                <w:top w:val="none" w:sz="0" w:space="0" w:color="000000"/>
-                <w:left w:val="none" w:sz="0" w:space="0" w:color="000000"/>
-                <w:right w:val="none" w:sz="0" w:space="0" w:color="000000"/>
-              </w:pBdr>
-              <w:spacing w:after="100" w:before="100" w:line="240"/>
-              <w:ind w:left="100" w:right="100" w:firstLine="0" w:firstLineChars="0"/>
-              <w:rPr>
-                <w:rFonts w:ascii="Helvetica" w:hAnsi="Helvetica" w:eastAsia="Helvetica" w:cs="Helvetica"/>
-                <w:i w:val="false"/>
-                <w:b w:val="false"/>
-                <w:u w:val="none"/>
-                <w:sz w:val="22"/>
-                <w:szCs w:val="22"/>
-                <w:color w:val="000000"/>
-              </w:rPr>
-            </w:pPr>
-            <w:r>
-              <w:rPr>
-                <w:rFonts w:ascii="Helvetica" w:hAnsi="Helvetica" w:eastAsia="Helvetica" w:cs="Helvetica"/>
-                <w:i w:val="false"/>
-                <w:b w:val="false"/>
-                <w:u w:val="none"/>
-                <w:sz w:val="22"/>
-                <w:szCs w:val="22"/>
-                <w:color w:val="000000"/>
-              </w:rPr>
-              <w:t xml:space="preserve">0.840</w:t>
+              <w:t xml:space="preserve">0.96</w:t>
+            </w:r>
+          </w:p>
+        </w:tc>
+        <w:tc>
+          <w:tcPr>
+            <w:tcBorders>
+              <w:bottom w:val="none" w:sz="0" w:space="0" w:color="000000"/>
+              <w:top w:val="none" w:sz="0" w:space="0" w:color="000000"/>
+              <w:left w:val="none" w:sz="0" w:space="0" w:color="000000"/>
+              <w:right w:val="none" w:sz="0" w:space="0" w:color="000000"/>
+            </w:tcBorders>
+            <w:shd w:val="clear" w:color="auto" w:fill="FFFFFF"/>
+            <w:tcMar>
+              <w:top w:w="0" w:type="dxa"/>
+              <w:bottom w:w="0" w:type="dxa"/>
+              <w:left w:w="0" w:type="dxa"/>
+              <w:right w:w="0" w:type="dxa"/>
+            </w:tcMar>
+            <w:vAlign w:val="top"/>
+          </w:tcPr>
+          <w:p>
+            <w:pPr>
+              <w:pStyle w:val="Normal"/>
+              <w:jc w:val="center"/>
+              <w:pBdr>
+                <w:bottom w:val="none" w:sz="0" w:space="0" w:color="000000"/>
+                <w:top w:val="none" w:sz="0" w:space="0" w:color="000000"/>
+                <w:left w:val="none" w:sz="0" w:space="0" w:color="000000"/>
+                <w:right w:val="none" w:sz="0" w:space="0" w:color="000000"/>
+              </w:pBdr>
+              <w:spacing w:after="100" w:before="100" w:line="240"/>
+              <w:ind w:left="100" w:right="100" w:firstLine="0" w:firstLineChars="0"/>
+              <w:rPr>
+                <w:rFonts w:ascii="Helvetica" w:hAnsi="Helvetica" w:eastAsia="Helvetica" w:cs="Helvetica"/>
+                <w:i w:val="false"/>
+                <w:b w:val="false"/>
+                <w:u w:val="none"/>
+                <w:sz w:val="22"/>
+                <w:szCs w:val="22"/>
+                <w:color w:val="000000"/>
+              </w:rPr>
+            </w:pPr>
+            <w:r>
+              <w:rPr>
+                <w:rFonts w:ascii="Helvetica" w:hAnsi="Helvetica" w:eastAsia="Helvetica" w:cs="Helvetica"/>
+                <w:i w:val="false"/>
+                <w:b w:val="false"/>
+                <w:u w:val="none"/>
+                <w:sz w:val="22"/>
+                <w:szCs w:val="22"/>
+                <w:color w:val="000000"/>
+              </w:rPr>
+              <w:t xml:space="preserve">0.55, 1.69</w:t>
+            </w:r>
+          </w:p>
+        </w:tc>
+        <w:tc>
+          <w:tcPr>
+            <w:tcBorders>
+              <w:bottom w:val="none" w:sz="0" w:space="0" w:color="000000"/>
+              <w:top w:val="none" w:sz="0" w:space="0" w:color="000000"/>
+              <w:left w:val="none" w:sz="0" w:space="0" w:color="000000"/>
+              <w:right w:val="none" w:sz="0" w:space="0" w:color="000000"/>
+            </w:tcBorders>
+            <w:shd w:val="clear" w:color="auto" w:fill="FFFFFF"/>
+            <w:tcMar>
+              <w:top w:w="0" w:type="dxa"/>
+              <w:bottom w:w="0" w:type="dxa"/>
+              <w:left w:w="0" w:type="dxa"/>
+              <w:right w:w="0" w:type="dxa"/>
+            </w:tcMar>
+            <w:vAlign w:val="top"/>
+          </w:tcPr>
+          <w:p>
+            <w:pPr>
+              <w:pStyle w:val="Normal"/>
+              <w:jc w:val="center"/>
+              <w:pBdr>
+                <w:bottom w:val="none" w:sz="0" w:space="0" w:color="000000"/>
+                <w:top w:val="none" w:sz="0" w:space="0" w:color="000000"/>
+                <w:left w:val="none" w:sz="0" w:space="0" w:color="000000"/>
+                <w:right w:val="none" w:sz="0" w:space="0" w:color="000000"/>
+              </w:pBdr>
+              <w:spacing w:after="100" w:before="100" w:line="240"/>
+              <w:ind w:left="100" w:right="100" w:firstLine="0" w:firstLineChars="0"/>
+              <w:rPr>
+                <w:rFonts w:ascii="Helvetica" w:hAnsi="Helvetica" w:eastAsia="Helvetica" w:cs="Helvetica"/>
+                <w:i w:val="false"/>
+                <w:b w:val="false"/>
+                <w:u w:val="none"/>
+                <w:sz w:val="22"/>
+                <w:szCs w:val="22"/>
+                <w:color w:val="000000"/>
+              </w:rPr>
+            </w:pPr>
+            <w:r>
+              <w:rPr>
+                <w:rFonts w:ascii="Helvetica" w:hAnsi="Helvetica" w:eastAsia="Helvetica" w:cs="Helvetica"/>
+                <w:i w:val="false"/>
+                <w:b w:val="false"/>
+                <w:u w:val="none"/>
+                <w:sz w:val="22"/>
+                <w:szCs w:val="22"/>
+                <w:color w:val="000000"/>
+              </w:rPr>
+              <w:t xml:space="preserve">0.900</w:t>
             </w:r>
           </w:p>
         </w:tc>
@@ -4590,7 +4590,7 @@
                 <w:szCs w:val="22"/>
                 <w:color w:val="000000"/>
               </w:rPr>
-              <w:t xml:space="preserve">0.830</w:t>
+              <w:t xml:space="preserve">0.840</w:t>
             </w:r>
           </w:p>
         </w:tc>
@@ -5933,113 +5933,113 @@
                 <w:szCs w:val="22"/>
                 <w:color w:val="000000"/>
               </w:rPr>
-              <w:t xml:space="preserve">0.78</w:t>
-            </w:r>
-          </w:p>
-        </w:tc>
-        <w:tc>
-          <w:tcPr>
-            <w:tcBorders>
-              <w:bottom w:val="none" w:sz="0" w:space="0" w:color="000000"/>
-              <w:top w:val="none" w:sz="0" w:space="0" w:color="000000"/>
-              <w:left w:val="none" w:sz="0" w:space="0" w:color="000000"/>
-              <w:right w:val="none" w:sz="0" w:space="0" w:color="000000"/>
-            </w:tcBorders>
-            <w:shd w:val="clear" w:color="auto" w:fill="FFFFFF"/>
-            <w:tcMar>
-              <w:top w:w="0" w:type="dxa"/>
-              <w:bottom w:w="0" w:type="dxa"/>
-              <w:left w:w="0" w:type="dxa"/>
-              <w:right w:w="0" w:type="dxa"/>
-            </w:tcMar>
-            <w:vAlign w:val="top"/>
-          </w:tcPr>
-          <w:p>
-            <w:pPr>
-              <w:pStyle w:val="Normal"/>
-              <w:jc w:val="center"/>
-              <w:pBdr>
-                <w:bottom w:val="none" w:sz="0" w:space="0" w:color="000000"/>
-                <w:top w:val="none" w:sz="0" w:space="0" w:color="000000"/>
-                <w:left w:val="none" w:sz="0" w:space="0" w:color="000000"/>
-                <w:right w:val="none" w:sz="0" w:space="0" w:color="000000"/>
-              </w:pBdr>
-              <w:spacing w:after="100" w:before="100" w:line="240"/>
-              <w:ind w:left="100" w:right="100" w:firstLine="0" w:firstLineChars="0"/>
-              <w:rPr>
-                <w:rFonts w:ascii="Helvetica" w:hAnsi="Helvetica" w:eastAsia="Helvetica" w:cs="Helvetica"/>
-                <w:i w:val="false"/>
-                <w:b w:val="false"/>
-                <w:u w:val="none"/>
-                <w:sz w:val="22"/>
-                <w:szCs w:val="22"/>
-                <w:color w:val="000000"/>
-              </w:rPr>
-            </w:pPr>
-            <w:r>
-              <w:rPr>
-                <w:rFonts w:ascii="Helvetica" w:hAnsi="Helvetica" w:eastAsia="Helvetica" w:cs="Helvetica"/>
-                <w:i w:val="false"/>
-                <w:b w:val="false"/>
-                <w:u w:val="none"/>
-                <w:sz w:val="22"/>
-                <w:szCs w:val="22"/>
-                <w:color w:val="000000"/>
-              </w:rPr>
-              <w:t xml:space="preserve">0.46, 1.31</w:t>
-            </w:r>
-          </w:p>
-        </w:tc>
-        <w:tc>
-          <w:tcPr>
-            <w:tcBorders>
-              <w:bottom w:val="none" w:sz="0" w:space="0" w:color="000000"/>
-              <w:top w:val="none" w:sz="0" w:space="0" w:color="000000"/>
-              <w:left w:val="none" w:sz="0" w:space="0" w:color="000000"/>
-              <w:right w:val="none" w:sz="0" w:space="0" w:color="000000"/>
-            </w:tcBorders>
-            <w:shd w:val="clear" w:color="auto" w:fill="FFFFFF"/>
-            <w:tcMar>
-              <w:top w:w="0" w:type="dxa"/>
-              <w:bottom w:w="0" w:type="dxa"/>
-              <w:left w:w="0" w:type="dxa"/>
-              <w:right w:w="0" w:type="dxa"/>
-            </w:tcMar>
-            <w:vAlign w:val="top"/>
-          </w:tcPr>
-          <w:p>
-            <w:pPr>
-              <w:pStyle w:val="Normal"/>
-              <w:jc w:val="center"/>
-              <w:pBdr>
-                <w:bottom w:val="none" w:sz="0" w:space="0" w:color="000000"/>
-                <w:top w:val="none" w:sz="0" w:space="0" w:color="000000"/>
-                <w:left w:val="none" w:sz="0" w:space="0" w:color="000000"/>
-                <w:right w:val="none" w:sz="0" w:space="0" w:color="000000"/>
-              </w:pBdr>
-              <w:spacing w:after="100" w:before="100" w:line="240"/>
-              <w:ind w:left="100" w:right="100" w:firstLine="0" w:firstLineChars="0"/>
-              <w:rPr>
-                <w:rFonts w:ascii="Helvetica" w:hAnsi="Helvetica" w:eastAsia="Helvetica" w:cs="Helvetica"/>
-                <w:i w:val="false"/>
-                <w:b w:val="false"/>
-                <w:u w:val="none"/>
-                <w:sz w:val="22"/>
-                <w:szCs w:val="22"/>
-                <w:color w:val="000000"/>
-              </w:rPr>
-            </w:pPr>
-            <w:r>
-              <w:rPr>
-                <w:rFonts w:ascii="Helvetica" w:hAnsi="Helvetica" w:eastAsia="Helvetica" w:cs="Helvetica"/>
-                <w:i w:val="false"/>
-                <w:b w:val="false"/>
-                <w:u w:val="none"/>
-                <w:sz w:val="22"/>
-                <w:szCs w:val="22"/>
-                <w:color w:val="000000"/>
-              </w:rPr>
-              <w:t xml:space="preserve">0.350</w:t>
+              <w:t xml:space="preserve">0.82</w:t>
+            </w:r>
+          </w:p>
+        </w:tc>
+        <w:tc>
+          <w:tcPr>
+            <w:tcBorders>
+              <w:bottom w:val="none" w:sz="0" w:space="0" w:color="000000"/>
+              <w:top w:val="none" w:sz="0" w:space="0" w:color="000000"/>
+              <w:left w:val="none" w:sz="0" w:space="0" w:color="000000"/>
+              <w:right w:val="none" w:sz="0" w:space="0" w:color="000000"/>
+            </w:tcBorders>
+            <w:shd w:val="clear" w:color="auto" w:fill="FFFFFF"/>
+            <w:tcMar>
+              <w:top w:w="0" w:type="dxa"/>
+              <w:bottom w:w="0" w:type="dxa"/>
+              <w:left w:w="0" w:type="dxa"/>
+              <w:right w:w="0" w:type="dxa"/>
+            </w:tcMar>
+            <w:vAlign w:val="top"/>
+          </w:tcPr>
+          <w:p>
+            <w:pPr>
+              <w:pStyle w:val="Normal"/>
+              <w:jc w:val="center"/>
+              <w:pBdr>
+                <w:bottom w:val="none" w:sz="0" w:space="0" w:color="000000"/>
+                <w:top w:val="none" w:sz="0" w:space="0" w:color="000000"/>
+                <w:left w:val="none" w:sz="0" w:space="0" w:color="000000"/>
+                <w:right w:val="none" w:sz="0" w:space="0" w:color="000000"/>
+              </w:pBdr>
+              <w:spacing w:after="100" w:before="100" w:line="240"/>
+              <w:ind w:left="100" w:right="100" w:firstLine="0" w:firstLineChars="0"/>
+              <w:rPr>
+                <w:rFonts w:ascii="Helvetica" w:hAnsi="Helvetica" w:eastAsia="Helvetica" w:cs="Helvetica"/>
+                <w:i w:val="false"/>
+                <w:b w:val="false"/>
+                <w:u w:val="none"/>
+                <w:sz w:val="22"/>
+                <w:szCs w:val="22"/>
+                <w:color w:val="000000"/>
+              </w:rPr>
+            </w:pPr>
+            <w:r>
+              <w:rPr>
+                <w:rFonts w:ascii="Helvetica" w:hAnsi="Helvetica" w:eastAsia="Helvetica" w:cs="Helvetica"/>
+                <w:i w:val="false"/>
+                <w:b w:val="false"/>
+                <w:u w:val="none"/>
+                <w:sz w:val="22"/>
+                <w:szCs w:val="22"/>
+                <w:color w:val="000000"/>
+              </w:rPr>
+              <w:t xml:space="preserve">0.49, 1.37</w:t>
+            </w:r>
+          </w:p>
+        </w:tc>
+        <w:tc>
+          <w:tcPr>
+            <w:tcBorders>
+              <w:bottom w:val="none" w:sz="0" w:space="0" w:color="000000"/>
+              <w:top w:val="none" w:sz="0" w:space="0" w:color="000000"/>
+              <w:left w:val="none" w:sz="0" w:space="0" w:color="000000"/>
+              <w:right w:val="none" w:sz="0" w:space="0" w:color="000000"/>
+            </w:tcBorders>
+            <w:shd w:val="clear" w:color="auto" w:fill="FFFFFF"/>
+            <w:tcMar>
+              <w:top w:w="0" w:type="dxa"/>
+              <w:bottom w:w="0" w:type="dxa"/>
+              <w:left w:w="0" w:type="dxa"/>
+              <w:right w:w="0" w:type="dxa"/>
+            </w:tcMar>
+            <w:vAlign w:val="top"/>
+          </w:tcPr>
+          <w:p>
+            <w:pPr>
+              <w:pStyle w:val="Normal"/>
+              <w:jc w:val="center"/>
+              <w:pBdr>
+                <w:bottom w:val="none" w:sz="0" w:space="0" w:color="000000"/>
+                <w:top w:val="none" w:sz="0" w:space="0" w:color="000000"/>
+                <w:left w:val="none" w:sz="0" w:space="0" w:color="000000"/>
+                <w:right w:val="none" w:sz="0" w:space="0" w:color="000000"/>
+              </w:pBdr>
+              <w:spacing w:after="100" w:before="100" w:line="240"/>
+              <w:ind w:left="100" w:right="100" w:firstLine="0" w:firstLineChars="0"/>
+              <w:rPr>
+                <w:rFonts w:ascii="Helvetica" w:hAnsi="Helvetica" w:eastAsia="Helvetica" w:cs="Helvetica"/>
+                <w:i w:val="false"/>
+                <w:b w:val="false"/>
+                <w:u w:val="none"/>
+                <w:sz w:val="22"/>
+                <w:szCs w:val="22"/>
+                <w:color w:val="000000"/>
+              </w:rPr>
+            </w:pPr>
+            <w:r>
+              <w:rPr>
+                <w:rFonts w:ascii="Helvetica" w:hAnsi="Helvetica" w:eastAsia="Helvetica" w:cs="Helvetica"/>
+                <w:i w:val="false"/>
+                <w:b w:val="false"/>
+                <w:u w:val="none"/>
+                <w:sz w:val="22"/>
+                <w:szCs w:val="22"/>
+                <w:color w:val="000000"/>
+              </w:rPr>
+              <w:t xml:space="preserve">0.450</w:t>
             </w:r>
           </w:p>
         </w:tc>
@@ -7382,113 +7382,113 @@
                 <w:szCs w:val="22"/>
                 <w:color w:val="000000"/>
               </w:rPr>
-              <w:t xml:space="preserve">1.34</w:t>
-            </w:r>
-          </w:p>
-        </w:tc>
-        <w:tc>
-          <w:tcPr>
-            <w:tcBorders>
-              <w:bottom w:val="none" w:sz="0" w:space="0" w:color="000000"/>
-              <w:top w:val="none" w:sz="0" w:space="0" w:color="000000"/>
-              <w:left w:val="none" w:sz="0" w:space="0" w:color="000000"/>
-              <w:right w:val="none" w:sz="0" w:space="0" w:color="000000"/>
-            </w:tcBorders>
-            <w:shd w:val="clear" w:color="auto" w:fill="FFFFFF"/>
-            <w:tcMar>
-              <w:top w:w="0" w:type="dxa"/>
-              <w:bottom w:w="0" w:type="dxa"/>
-              <w:left w:w="0" w:type="dxa"/>
-              <w:right w:w="0" w:type="dxa"/>
-            </w:tcMar>
-            <w:vAlign w:val="top"/>
-          </w:tcPr>
-          <w:p>
-            <w:pPr>
-              <w:pStyle w:val="Normal"/>
-              <w:jc w:val="center"/>
-              <w:pBdr>
-                <w:bottom w:val="none" w:sz="0" w:space="0" w:color="000000"/>
-                <w:top w:val="none" w:sz="0" w:space="0" w:color="000000"/>
-                <w:left w:val="none" w:sz="0" w:space="0" w:color="000000"/>
-                <w:right w:val="none" w:sz="0" w:space="0" w:color="000000"/>
-              </w:pBdr>
-              <w:spacing w:after="100" w:before="100" w:line="240"/>
-              <w:ind w:left="100" w:right="100" w:firstLine="0" w:firstLineChars="0"/>
-              <w:rPr>
-                <w:rFonts w:ascii="Helvetica" w:hAnsi="Helvetica" w:eastAsia="Helvetica" w:cs="Helvetica"/>
-                <w:i w:val="false"/>
-                <w:b w:val="false"/>
-                <w:u w:val="none"/>
-                <w:sz w:val="22"/>
-                <w:szCs w:val="22"/>
-                <w:color w:val="000000"/>
-              </w:rPr>
-            </w:pPr>
-            <w:r>
-              <w:rPr>
-                <w:rFonts w:ascii="Helvetica" w:hAnsi="Helvetica" w:eastAsia="Helvetica" w:cs="Helvetica"/>
-                <w:i w:val="false"/>
-                <w:b w:val="false"/>
-                <w:u w:val="none"/>
-                <w:sz w:val="22"/>
-                <w:szCs w:val="22"/>
-                <w:color w:val="000000"/>
-              </w:rPr>
-              <w:t xml:space="preserve">0.26, 6.83</w:t>
-            </w:r>
-          </w:p>
-        </w:tc>
-        <w:tc>
-          <w:tcPr>
-            <w:tcBorders>
-              <w:bottom w:val="none" w:sz="0" w:space="0" w:color="000000"/>
-              <w:top w:val="none" w:sz="0" w:space="0" w:color="000000"/>
-              <w:left w:val="none" w:sz="0" w:space="0" w:color="000000"/>
-              <w:right w:val="none" w:sz="0" w:space="0" w:color="000000"/>
-            </w:tcBorders>
-            <w:shd w:val="clear" w:color="auto" w:fill="FFFFFF"/>
-            <w:tcMar>
-              <w:top w:w="0" w:type="dxa"/>
-              <w:bottom w:w="0" w:type="dxa"/>
-              <w:left w:w="0" w:type="dxa"/>
-              <w:right w:w="0" w:type="dxa"/>
-            </w:tcMar>
-            <w:vAlign w:val="top"/>
-          </w:tcPr>
-          <w:p>
-            <w:pPr>
-              <w:pStyle w:val="Normal"/>
-              <w:jc w:val="center"/>
-              <w:pBdr>
-                <w:bottom w:val="none" w:sz="0" w:space="0" w:color="000000"/>
-                <w:top w:val="none" w:sz="0" w:space="0" w:color="000000"/>
-                <w:left w:val="none" w:sz="0" w:space="0" w:color="000000"/>
-                <w:right w:val="none" w:sz="0" w:space="0" w:color="000000"/>
-              </w:pBdr>
-              <w:spacing w:after="100" w:before="100" w:line="240"/>
-              <w:ind w:left="100" w:right="100" w:firstLine="0" w:firstLineChars="0"/>
-              <w:rPr>
-                <w:rFonts w:ascii="Helvetica" w:hAnsi="Helvetica" w:eastAsia="Helvetica" w:cs="Helvetica"/>
-                <w:i w:val="false"/>
-                <w:b w:val="false"/>
-                <w:u w:val="none"/>
-                <w:sz w:val="22"/>
-                <w:szCs w:val="22"/>
-                <w:color w:val="000000"/>
-              </w:rPr>
-            </w:pPr>
-            <w:r>
-              <w:rPr>
-                <w:rFonts w:ascii="Helvetica" w:hAnsi="Helvetica" w:eastAsia="Helvetica" w:cs="Helvetica"/>
-                <w:i w:val="false"/>
-                <w:b w:val="false"/>
-                <w:u w:val="none"/>
-                <w:sz w:val="22"/>
-                <w:szCs w:val="22"/>
-                <w:color w:val="000000"/>
-              </w:rPr>
-              <w:t xml:space="preserve">0.720</w:t>
+              <w:t xml:space="preserve">1.46</w:t>
+            </w:r>
+          </w:p>
+        </w:tc>
+        <w:tc>
+          <w:tcPr>
+            <w:tcBorders>
+              <w:bottom w:val="none" w:sz="0" w:space="0" w:color="000000"/>
+              <w:top w:val="none" w:sz="0" w:space="0" w:color="000000"/>
+              <w:left w:val="none" w:sz="0" w:space="0" w:color="000000"/>
+              <w:right w:val="none" w:sz="0" w:space="0" w:color="000000"/>
+            </w:tcBorders>
+            <w:shd w:val="clear" w:color="auto" w:fill="FFFFFF"/>
+            <w:tcMar>
+              <w:top w:w="0" w:type="dxa"/>
+              <w:bottom w:w="0" w:type="dxa"/>
+              <w:left w:w="0" w:type="dxa"/>
+              <w:right w:w="0" w:type="dxa"/>
+            </w:tcMar>
+            <w:vAlign w:val="top"/>
+          </w:tcPr>
+          <w:p>
+            <w:pPr>
+              <w:pStyle w:val="Normal"/>
+              <w:jc w:val="center"/>
+              <w:pBdr>
+                <w:bottom w:val="none" w:sz="0" w:space="0" w:color="000000"/>
+                <w:top w:val="none" w:sz="0" w:space="0" w:color="000000"/>
+                <w:left w:val="none" w:sz="0" w:space="0" w:color="000000"/>
+                <w:right w:val="none" w:sz="0" w:space="0" w:color="000000"/>
+              </w:pBdr>
+              <w:spacing w:after="100" w:before="100" w:line="240"/>
+              <w:ind w:left="100" w:right="100" w:firstLine="0" w:firstLineChars="0"/>
+              <w:rPr>
+                <w:rFonts w:ascii="Helvetica" w:hAnsi="Helvetica" w:eastAsia="Helvetica" w:cs="Helvetica"/>
+                <w:i w:val="false"/>
+                <w:b w:val="false"/>
+                <w:u w:val="none"/>
+                <w:sz w:val="22"/>
+                <w:szCs w:val="22"/>
+                <w:color w:val="000000"/>
+              </w:rPr>
+            </w:pPr>
+            <w:r>
+              <w:rPr>
+                <w:rFonts w:ascii="Helvetica" w:hAnsi="Helvetica" w:eastAsia="Helvetica" w:cs="Helvetica"/>
+                <w:i w:val="false"/>
+                <w:b w:val="false"/>
+                <w:u w:val="none"/>
+                <w:sz w:val="22"/>
+                <w:szCs w:val="22"/>
+                <w:color w:val="000000"/>
+              </w:rPr>
+              <w:t xml:space="preserve">0.28, 7.52</w:t>
+            </w:r>
+          </w:p>
+        </w:tc>
+        <w:tc>
+          <w:tcPr>
+            <w:tcBorders>
+              <w:bottom w:val="none" w:sz="0" w:space="0" w:color="000000"/>
+              <w:top w:val="none" w:sz="0" w:space="0" w:color="000000"/>
+              <w:left w:val="none" w:sz="0" w:space="0" w:color="000000"/>
+              <w:right w:val="none" w:sz="0" w:space="0" w:color="000000"/>
+            </w:tcBorders>
+            <w:shd w:val="clear" w:color="auto" w:fill="FFFFFF"/>
+            <w:tcMar>
+              <w:top w:w="0" w:type="dxa"/>
+              <w:bottom w:w="0" w:type="dxa"/>
+              <w:left w:w="0" w:type="dxa"/>
+              <w:right w:w="0" w:type="dxa"/>
+            </w:tcMar>
+            <w:vAlign w:val="top"/>
+          </w:tcPr>
+          <w:p>
+            <w:pPr>
+              <w:pStyle w:val="Normal"/>
+              <w:jc w:val="center"/>
+              <w:pBdr>
+                <w:bottom w:val="none" w:sz="0" w:space="0" w:color="000000"/>
+                <w:top w:val="none" w:sz="0" w:space="0" w:color="000000"/>
+                <w:left w:val="none" w:sz="0" w:space="0" w:color="000000"/>
+                <w:right w:val="none" w:sz="0" w:space="0" w:color="000000"/>
+              </w:pBdr>
+              <w:spacing w:after="100" w:before="100" w:line="240"/>
+              <w:ind w:left="100" w:right="100" w:firstLine="0" w:firstLineChars="0"/>
+              <w:rPr>
+                <w:rFonts w:ascii="Helvetica" w:hAnsi="Helvetica" w:eastAsia="Helvetica" w:cs="Helvetica"/>
+                <w:i w:val="false"/>
+                <w:b w:val="false"/>
+                <w:u w:val="none"/>
+                <w:sz w:val="22"/>
+                <w:szCs w:val="22"/>
+                <w:color w:val="000000"/>
+              </w:rPr>
+            </w:pPr>
+            <w:r>
+              <w:rPr>
+                <w:rFonts w:ascii="Helvetica" w:hAnsi="Helvetica" w:eastAsia="Helvetica" w:cs="Helvetica"/>
+                <w:i w:val="false"/>
+                <w:b w:val="false"/>
+                <w:u w:val="none"/>
+                <w:sz w:val="22"/>
+                <w:szCs w:val="22"/>
+                <w:color w:val="000000"/>
+              </w:rPr>
+              <w:t xml:space="preserve">0.650</w:t>
             </w:r>
           </w:p>
         </w:tc>
@@ -7865,113 +7865,113 @@
                 <w:szCs w:val="22"/>
                 <w:color w:val="000000"/>
               </w:rPr>
-              <w:t xml:space="preserve">2.02</w:t>
-            </w:r>
-          </w:p>
-        </w:tc>
-        <w:tc>
-          <w:tcPr>
-            <w:tcBorders>
-              <w:bottom w:val="none" w:sz="0" w:space="0" w:color="000000"/>
-              <w:top w:val="none" w:sz="0" w:space="0" w:color="000000"/>
-              <w:left w:val="none" w:sz="0" w:space="0" w:color="000000"/>
-              <w:right w:val="none" w:sz="0" w:space="0" w:color="000000"/>
-            </w:tcBorders>
-            <w:shd w:val="clear" w:color="auto" w:fill="FFFFFF"/>
-            <w:tcMar>
-              <w:top w:w="0" w:type="dxa"/>
-              <w:bottom w:w="0" w:type="dxa"/>
-              <w:left w:w="0" w:type="dxa"/>
-              <w:right w:w="0" w:type="dxa"/>
-            </w:tcMar>
-            <w:vAlign w:val="top"/>
-          </w:tcPr>
-          <w:p>
-            <w:pPr>
-              <w:pStyle w:val="Normal"/>
-              <w:jc w:val="center"/>
-              <w:pBdr>
-                <w:bottom w:val="none" w:sz="0" w:space="0" w:color="000000"/>
-                <w:top w:val="none" w:sz="0" w:space="0" w:color="000000"/>
-                <w:left w:val="none" w:sz="0" w:space="0" w:color="000000"/>
-                <w:right w:val="none" w:sz="0" w:space="0" w:color="000000"/>
-              </w:pBdr>
-              <w:spacing w:after="100" w:before="100" w:line="240"/>
-              <w:ind w:left="100" w:right="100" w:firstLine="0" w:firstLineChars="0"/>
-              <w:rPr>
-                <w:rFonts w:ascii="Helvetica" w:hAnsi="Helvetica" w:eastAsia="Helvetica" w:cs="Helvetica"/>
-                <w:i w:val="false"/>
-                <w:b w:val="false"/>
-                <w:u w:val="none"/>
-                <w:sz w:val="22"/>
-                <w:szCs w:val="22"/>
-                <w:color w:val="000000"/>
-              </w:rPr>
-            </w:pPr>
-            <w:r>
-              <w:rPr>
-                <w:rFonts w:ascii="Helvetica" w:hAnsi="Helvetica" w:eastAsia="Helvetica" w:cs="Helvetica"/>
-                <w:i w:val="false"/>
-                <w:b w:val="false"/>
-                <w:u w:val="none"/>
-                <w:sz w:val="22"/>
-                <w:szCs w:val="22"/>
-                <w:color w:val="000000"/>
-              </w:rPr>
-              <w:t xml:space="preserve">0.57, 7.15</w:t>
-            </w:r>
-          </w:p>
-        </w:tc>
-        <w:tc>
-          <w:tcPr>
-            <w:tcBorders>
-              <w:bottom w:val="none" w:sz="0" w:space="0" w:color="000000"/>
-              <w:top w:val="none" w:sz="0" w:space="0" w:color="000000"/>
-              <w:left w:val="none" w:sz="0" w:space="0" w:color="000000"/>
-              <w:right w:val="none" w:sz="0" w:space="0" w:color="000000"/>
-            </w:tcBorders>
-            <w:shd w:val="clear" w:color="auto" w:fill="FFFFFF"/>
-            <w:tcMar>
-              <w:top w:w="0" w:type="dxa"/>
-              <w:bottom w:w="0" w:type="dxa"/>
-              <w:left w:w="0" w:type="dxa"/>
-              <w:right w:w="0" w:type="dxa"/>
-            </w:tcMar>
-            <w:vAlign w:val="top"/>
-          </w:tcPr>
-          <w:p>
-            <w:pPr>
-              <w:pStyle w:val="Normal"/>
-              <w:jc w:val="center"/>
-              <w:pBdr>
-                <w:bottom w:val="none" w:sz="0" w:space="0" w:color="000000"/>
-                <w:top w:val="none" w:sz="0" w:space="0" w:color="000000"/>
-                <w:left w:val="none" w:sz="0" w:space="0" w:color="000000"/>
-                <w:right w:val="none" w:sz="0" w:space="0" w:color="000000"/>
-              </w:pBdr>
-              <w:spacing w:after="100" w:before="100" w:line="240"/>
-              <w:ind w:left="100" w:right="100" w:firstLine="0" w:firstLineChars="0"/>
-              <w:rPr>
-                <w:rFonts w:ascii="Helvetica" w:hAnsi="Helvetica" w:eastAsia="Helvetica" w:cs="Helvetica"/>
-                <w:i w:val="false"/>
-                <w:b w:val="false"/>
-                <w:u w:val="none"/>
-                <w:sz w:val="22"/>
-                <w:szCs w:val="22"/>
-                <w:color w:val="000000"/>
-              </w:rPr>
-            </w:pPr>
-            <w:r>
-              <w:rPr>
-                <w:rFonts w:ascii="Helvetica" w:hAnsi="Helvetica" w:eastAsia="Helvetica" w:cs="Helvetica"/>
-                <w:i w:val="false"/>
-                <w:b w:val="false"/>
-                <w:u w:val="none"/>
-                <w:sz w:val="22"/>
-                <w:szCs w:val="22"/>
-                <w:color w:val="000000"/>
-              </w:rPr>
-              <w:t xml:space="preserve">0.280</w:t>
+              <w:t xml:space="preserve">2.13</w:t>
+            </w:r>
+          </w:p>
+        </w:tc>
+        <w:tc>
+          <w:tcPr>
+            <w:tcBorders>
+              <w:bottom w:val="none" w:sz="0" w:space="0" w:color="000000"/>
+              <w:top w:val="none" w:sz="0" w:space="0" w:color="000000"/>
+              <w:left w:val="none" w:sz="0" w:space="0" w:color="000000"/>
+              <w:right w:val="none" w:sz="0" w:space="0" w:color="000000"/>
+            </w:tcBorders>
+            <w:shd w:val="clear" w:color="auto" w:fill="FFFFFF"/>
+            <w:tcMar>
+              <w:top w:w="0" w:type="dxa"/>
+              <w:bottom w:w="0" w:type="dxa"/>
+              <w:left w:w="0" w:type="dxa"/>
+              <w:right w:w="0" w:type="dxa"/>
+            </w:tcMar>
+            <w:vAlign w:val="top"/>
+          </w:tcPr>
+          <w:p>
+            <w:pPr>
+              <w:pStyle w:val="Normal"/>
+              <w:jc w:val="center"/>
+              <w:pBdr>
+                <w:bottom w:val="none" w:sz="0" w:space="0" w:color="000000"/>
+                <w:top w:val="none" w:sz="0" w:space="0" w:color="000000"/>
+                <w:left w:val="none" w:sz="0" w:space="0" w:color="000000"/>
+                <w:right w:val="none" w:sz="0" w:space="0" w:color="000000"/>
+              </w:pBdr>
+              <w:spacing w:after="100" w:before="100" w:line="240"/>
+              <w:ind w:left="100" w:right="100" w:firstLine="0" w:firstLineChars="0"/>
+              <w:rPr>
+                <w:rFonts w:ascii="Helvetica" w:hAnsi="Helvetica" w:eastAsia="Helvetica" w:cs="Helvetica"/>
+                <w:i w:val="false"/>
+                <w:b w:val="false"/>
+                <w:u w:val="none"/>
+                <w:sz w:val="22"/>
+                <w:szCs w:val="22"/>
+                <w:color w:val="000000"/>
+              </w:rPr>
+            </w:pPr>
+            <w:r>
+              <w:rPr>
+                <w:rFonts w:ascii="Helvetica" w:hAnsi="Helvetica" w:eastAsia="Helvetica" w:cs="Helvetica"/>
+                <w:i w:val="false"/>
+                <w:b w:val="false"/>
+                <w:u w:val="none"/>
+                <w:sz w:val="22"/>
+                <w:szCs w:val="22"/>
+                <w:color w:val="000000"/>
+              </w:rPr>
+              <w:t xml:space="preserve">0.60, 7.63</w:t>
+            </w:r>
+          </w:p>
+        </w:tc>
+        <w:tc>
+          <w:tcPr>
+            <w:tcBorders>
+              <w:bottom w:val="none" w:sz="0" w:space="0" w:color="000000"/>
+              <w:top w:val="none" w:sz="0" w:space="0" w:color="000000"/>
+              <w:left w:val="none" w:sz="0" w:space="0" w:color="000000"/>
+              <w:right w:val="none" w:sz="0" w:space="0" w:color="000000"/>
+            </w:tcBorders>
+            <w:shd w:val="clear" w:color="auto" w:fill="FFFFFF"/>
+            <w:tcMar>
+              <w:top w:w="0" w:type="dxa"/>
+              <w:bottom w:w="0" w:type="dxa"/>
+              <w:left w:w="0" w:type="dxa"/>
+              <w:right w:w="0" w:type="dxa"/>
+            </w:tcMar>
+            <w:vAlign w:val="top"/>
+          </w:tcPr>
+          <w:p>
+            <w:pPr>
+              <w:pStyle w:val="Normal"/>
+              <w:jc w:val="center"/>
+              <w:pBdr>
+                <w:bottom w:val="none" w:sz="0" w:space="0" w:color="000000"/>
+                <w:top w:val="none" w:sz="0" w:space="0" w:color="000000"/>
+                <w:left w:val="none" w:sz="0" w:space="0" w:color="000000"/>
+                <w:right w:val="none" w:sz="0" w:space="0" w:color="000000"/>
+              </w:pBdr>
+              <w:spacing w:after="100" w:before="100" w:line="240"/>
+              <w:ind w:left="100" w:right="100" w:firstLine="0" w:firstLineChars="0"/>
+              <w:rPr>
+                <w:rFonts w:ascii="Helvetica" w:hAnsi="Helvetica" w:eastAsia="Helvetica" w:cs="Helvetica"/>
+                <w:i w:val="false"/>
+                <w:b w:val="false"/>
+                <w:u w:val="none"/>
+                <w:sz w:val="22"/>
+                <w:szCs w:val="22"/>
+                <w:color w:val="000000"/>
+              </w:rPr>
+            </w:pPr>
+            <w:r>
+              <w:rPr>
+                <w:rFonts w:ascii="Helvetica" w:hAnsi="Helvetica" w:eastAsia="Helvetica" w:cs="Helvetica"/>
+                <w:i w:val="false"/>
+                <w:b w:val="false"/>
+                <w:u w:val="none"/>
+                <w:sz w:val="22"/>
+                <w:szCs w:val="22"/>
+                <w:color w:val="000000"/>
+              </w:rPr>
+              <w:t xml:space="preserve">0.240</w:t>
             </w:r>
           </w:p>
         </w:tc>
@@ -8401,60 +8401,60 @@
                 <w:szCs w:val="22"/>
                 <w:color w:val="000000"/>
               </w:rPr>
-              <w:t xml:space="preserve">0.69, 10.3</w:t>
-            </w:r>
-          </w:p>
-        </w:tc>
-        <w:tc>
-          <w:tcPr>
-            <w:tcBorders>
-              <w:bottom w:val="none" w:sz="0" w:space="0" w:color="000000"/>
-              <w:top w:val="none" w:sz="0" w:space="0" w:color="000000"/>
-              <w:left w:val="none" w:sz="0" w:space="0" w:color="000000"/>
-              <w:right w:val="none" w:sz="0" w:space="0" w:color="000000"/>
-            </w:tcBorders>
-            <w:shd w:val="clear" w:color="auto" w:fill="FFFFFF"/>
-            <w:tcMar>
-              <w:top w:w="0" w:type="dxa"/>
-              <w:bottom w:w="0" w:type="dxa"/>
-              <w:left w:w="0" w:type="dxa"/>
-              <w:right w:w="0" w:type="dxa"/>
-            </w:tcMar>
-            <w:vAlign w:val="top"/>
-          </w:tcPr>
-          <w:p>
-            <w:pPr>
-              <w:pStyle w:val="Normal"/>
-              <w:jc w:val="center"/>
-              <w:pBdr>
-                <w:bottom w:val="none" w:sz="0" w:space="0" w:color="000000"/>
-                <w:top w:val="none" w:sz="0" w:space="0" w:color="000000"/>
-                <w:left w:val="none" w:sz="0" w:space="0" w:color="000000"/>
-                <w:right w:val="none" w:sz="0" w:space="0" w:color="000000"/>
-              </w:pBdr>
-              <w:spacing w:after="100" w:before="100" w:line="240"/>
-              <w:ind w:left="100" w:right="100" w:firstLine="0" w:firstLineChars="0"/>
-              <w:rPr>
-                <w:rFonts w:ascii="Helvetica" w:hAnsi="Helvetica" w:eastAsia="Helvetica" w:cs="Helvetica"/>
-                <w:i w:val="false"/>
-                <w:b w:val="false"/>
-                <w:u w:val="none"/>
-                <w:sz w:val="22"/>
-                <w:szCs w:val="22"/>
-                <w:color w:val="000000"/>
-              </w:rPr>
-            </w:pPr>
-            <w:r>
-              <w:rPr>
-                <w:rFonts w:ascii="Helvetica" w:hAnsi="Helvetica" w:eastAsia="Helvetica" w:cs="Helvetica"/>
-                <w:i w:val="false"/>
-                <w:b w:val="false"/>
-                <w:u w:val="none"/>
-                <w:sz w:val="22"/>
-                <w:szCs w:val="22"/>
-                <w:color w:val="000000"/>
-              </w:rPr>
-              <w:t xml:space="preserve">0.150</w:t>
+              <w:t xml:space="preserve">0.69, 10.4</w:t>
+            </w:r>
+          </w:p>
+        </w:tc>
+        <w:tc>
+          <w:tcPr>
+            <w:tcBorders>
+              <w:bottom w:val="none" w:sz="0" w:space="0" w:color="000000"/>
+              <w:top w:val="none" w:sz="0" w:space="0" w:color="000000"/>
+              <w:left w:val="none" w:sz="0" w:space="0" w:color="000000"/>
+              <w:right w:val="none" w:sz="0" w:space="0" w:color="000000"/>
+            </w:tcBorders>
+            <w:shd w:val="clear" w:color="auto" w:fill="FFFFFF"/>
+            <w:tcMar>
+              <w:top w:w="0" w:type="dxa"/>
+              <w:bottom w:w="0" w:type="dxa"/>
+              <w:left w:w="0" w:type="dxa"/>
+              <w:right w:w="0" w:type="dxa"/>
+            </w:tcMar>
+            <w:vAlign w:val="top"/>
+          </w:tcPr>
+          <w:p>
+            <w:pPr>
+              <w:pStyle w:val="Normal"/>
+              <w:jc w:val="center"/>
+              <w:pBdr>
+                <w:bottom w:val="none" w:sz="0" w:space="0" w:color="000000"/>
+                <w:top w:val="none" w:sz="0" w:space="0" w:color="000000"/>
+                <w:left w:val="none" w:sz="0" w:space="0" w:color="000000"/>
+                <w:right w:val="none" w:sz="0" w:space="0" w:color="000000"/>
+              </w:pBdr>
+              <w:spacing w:after="100" w:before="100" w:line="240"/>
+              <w:ind w:left="100" w:right="100" w:firstLine="0" w:firstLineChars="0"/>
+              <w:rPr>
+                <w:rFonts w:ascii="Helvetica" w:hAnsi="Helvetica" w:eastAsia="Helvetica" w:cs="Helvetica"/>
+                <w:i w:val="false"/>
+                <w:b w:val="false"/>
+                <w:u w:val="none"/>
+                <w:sz w:val="22"/>
+                <w:szCs w:val="22"/>
+                <w:color w:val="000000"/>
+              </w:rPr>
+            </w:pPr>
+            <w:r>
+              <w:rPr>
+                <w:rFonts w:ascii="Helvetica" w:hAnsi="Helvetica" w:eastAsia="Helvetica" w:cs="Helvetica"/>
+                <w:i w:val="false"/>
+                <w:b w:val="false"/>
+                <w:u w:val="none"/>
+                <w:sz w:val="22"/>
+                <w:szCs w:val="22"/>
+                <w:color w:val="000000"/>
+              </w:rPr>
+              <w:t xml:space="preserve">0.160</w:t>
             </w:r>
           </w:p>
         </w:tc>
@@ -8831,113 +8831,113 @@
                 <w:szCs w:val="22"/>
                 <w:color w:val="000000"/>
               </w:rPr>
-              <w:t xml:space="preserve">1.07</w:t>
-            </w:r>
-          </w:p>
-        </w:tc>
-        <w:tc>
-          <w:tcPr>
-            <w:tcBorders>
-              <w:bottom w:val="none" w:sz="0" w:space="0" w:color="000000"/>
-              <w:top w:val="none" w:sz="0" w:space="0" w:color="000000"/>
-              <w:left w:val="none" w:sz="0" w:space="0" w:color="000000"/>
-              <w:right w:val="none" w:sz="0" w:space="0" w:color="000000"/>
-            </w:tcBorders>
-            <w:shd w:val="clear" w:color="auto" w:fill="FFFFFF"/>
-            <w:tcMar>
-              <w:top w:w="0" w:type="dxa"/>
-              <w:bottom w:w="0" w:type="dxa"/>
-              <w:left w:w="0" w:type="dxa"/>
-              <w:right w:w="0" w:type="dxa"/>
-            </w:tcMar>
-            <w:vAlign w:val="top"/>
-          </w:tcPr>
-          <w:p>
-            <w:pPr>
-              <w:pStyle w:val="Normal"/>
-              <w:jc w:val="center"/>
-              <w:pBdr>
-                <w:bottom w:val="none" w:sz="0" w:space="0" w:color="000000"/>
-                <w:top w:val="none" w:sz="0" w:space="0" w:color="000000"/>
-                <w:left w:val="none" w:sz="0" w:space="0" w:color="000000"/>
-                <w:right w:val="none" w:sz="0" w:space="0" w:color="000000"/>
-              </w:pBdr>
-              <w:spacing w:after="100" w:before="100" w:line="240"/>
-              <w:ind w:left="100" w:right="100" w:firstLine="0" w:firstLineChars="0"/>
-              <w:rPr>
-                <w:rFonts w:ascii="Helvetica" w:hAnsi="Helvetica" w:eastAsia="Helvetica" w:cs="Helvetica"/>
-                <w:i w:val="false"/>
-                <w:b w:val="false"/>
-                <w:u w:val="none"/>
-                <w:sz w:val="22"/>
-                <w:szCs w:val="22"/>
-                <w:color w:val="000000"/>
-              </w:rPr>
-            </w:pPr>
-            <w:r>
-              <w:rPr>
-                <w:rFonts w:ascii="Helvetica" w:hAnsi="Helvetica" w:eastAsia="Helvetica" w:cs="Helvetica"/>
-                <w:i w:val="false"/>
-                <w:b w:val="false"/>
-                <w:u w:val="none"/>
-                <w:sz w:val="22"/>
-                <w:szCs w:val="22"/>
-                <w:color w:val="000000"/>
-              </w:rPr>
-              <w:t xml:space="preserve">0.32, 3.63</w:t>
-            </w:r>
-          </w:p>
-        </w:tc>
-        <w:tc>
-          <w:tcPr>
-            <w:tcBorders>
-              <w:bottom w:val="none" w:sz="0" w:space="0" w:color="000000"/>
-              <w:top w:val="none" w:sz="0" w:space="0" w:color="000000"/>
-              <w:left w:val="none" w:sz="0" w:space="0" w:color="000000"/>
-              <w:right w:val="none" w:sz="0" w:space="0" w:color="000000"/>
-            </w:tcBorders>
-            <w:shd w:val="clear" w:color="auto" w:fill="FFFFFF"/>
-            <w:tcMar>
-              <w:top w:w="0" w:type="dxa"/>
-              <w:bottom w:w="0" w:type="dxa"/>
-              <w:left w:w="0" w:type="dxa"/>
-              <w:right w:w="0" w:type="dxa"/>
-            </w:tcMar>
-            <w:vAlign w:val="top"/>
-          </w:tcPr>
-          <w:p>
-            <w:pPr>
-              <w:pStyle w:val="Normal"/>
-              <w:jc w:val="center"/>
-              <w:pBdr>
-                <w:bottom w:val="none" w:sz="0" w:space="0" w:color="000000"/>
-                <w:top w:val="none" w:sz="0" w:space="0" w:color="000000"/>
-                <w:left w:val="none" w:sz="0" w:space="0" w:color="000000"/>
-                <w:right w:val="none" w:sz="0" w:space="0" w:color="000000"/>
-              </w:pBdr>
-              <w:spacing w:after="100" w:before="100" w:line="240"/>
-              <w:ind w:left="100" w:right="100" w:firstLine="0" w:firstLineChars="0"/>
-              <w:rPr>
-                <w:rFonts w:ascii="Helvetica" w:hAnsi="Helvetica" w:eastAsia="Helvetica" w:cs="Helvetica"/>
-                <w:i w:val="false"/>
-                <w:b w:val="false"/>
-                <w:u w:val="none"/>
-                <w:sz w:val="22"/>
-                <w:szCs w:val="22"/>
-                <w:color w:val="000000"/>
-              </w:rPr>
-            </w:pPr>
-            <w:r>
-              <w:rPr>
-                <w:rFonts w:ascii="Helvetica" w:hAnsi="Helvetica" w:eastAsia="Helvetica" w:cs="Helvetica"/>
-                <w:i w:val="false"/>
-                <w:b w:val="false"/>
-                <w:u w:val="none"/>
-                <w:sz w:val="22"/>
-                <w:szCs w:val="22"/>
-                <w:color w:val="000000"/>
-              </w:rPr>
-              <w:t xml:space="preserve">0.910</w:t>
+              <w:t xml:space="preserve">1.09</w:t>
+            </w:r>
+          </w:p>
+        </w:tc>
+        <w:tc>
+          <w:tcPr>
+            <w:tcBorders>
+              <w:bottom w:val="none" w:sz="0" w:space="0" w:color="000000"/>
+              <w:top w:val="none" w:sz="0" w:space="0" w:color="000000"/>
+              <w:left w:val="none" w:sz="0" w:space="0" w:color="000000"/>
+              <w:right w:val="none" w:sz="0" w:space="0" w:color="000000"/>
+            </w:tcBorders>
+            <w:shd w:val="clear" w:color="auto" w:fill="FFFFFF"/>
+            <w:tcMar>
+              <w:top w:w="0" w:type="dxa"/>
+              <w:bottom w:w="0" w:type="dxa"/>
+              <w:left w:w="0" w:type="dxa"/>
+              <w:right w:w="0" w:type="dxa"/>
+            </w:tcMar>
+            <w:vAlign w:val="top"/>
+          </w:tcPr>
+          <w:p>
+            <w:pPr>
+              <w:pStyle w:val="Normal"/>
+              <w:jc w:val="center"/>
+              <w:pBdr>
+                <w:bottom w:val="none" w:sz="0" w:space="0" w:color="000000"/>
+                <w:top w:val="none" w:sz="0" w:space="0" w:color="000000"/>
+                <w:left w:val="none" w:sz="0" w:space="0" w:color="000000"/>
+                <w:right w:val="none" w:sz="0" w:space="0" w:color="000000"/>
+              </w:pBdr>
+              <w:spacing w:after="100" w:before="100" w:line="240"/>
+              <w:ind w:left="100" w:right="100" w:firstLine="0" w:firstLineChars="0"/>
+              <w:rPr>
+                <w:rFonts w:ascii="Helvetica" w:hAnsi="Helvetica" w:eastAsia="Helvetica" w:cs="Helvetica"/>
+                <w:i w:val="false"/>
+                <w:b w:val="false"/>
+                <w:u w:val="none"/>
+                <w:sz w:val="22"/>
+                <w:szCs w:val="22"/>
+                <w:color w:val="000000"/>
+              </w:rPr>
+            </w:pPr>
+            <w:r>
+              <w:rPr>
+                <w:rFonts w:ascii="Helvetica" w:hAnsi="Helvetica" w:eastAsia="Helvetica" w:cs="Helvetica"/>
+                <w:i w:val="false"/>
+                <w:b w:val="false"/>
+                <w:u w:val="none"/>
+                <w:sz w:val="22"/>
+                <w:szCs w:val="22"/>
+                <w:color w:val="000000"/>
+              </w:rPr>
+              <w:t xml:space="preserve">0.32, 3.74</w:t>
+            </w:r>
+          </w:p>
+        </w:tc>
+        <w:tc>
+          <w:tcPr>
+            <w:tcBorders>
+              <w:bottom w:val="none" w:sz="0" w:space="0" w:color="000000"/>
+              <w:top w:val="none" w:sz="0" w:space="0" w:color="000000"/>
+              <w:left w:val="none" w:sz="0" w:space="0" w:color="000000"/>
+              <w:right w:val="none" w:sz="0" w:space="0" w:color="000000"/>
+            </w:tcBorders>
+            <w:shd w:val="clear" w:color="auto" w:fill="FFFFFF"/>
+            <w:tcMar>
+              <w:top w:w="0" w:type="dxa"/>
+              <w:bottom w:w="0" w:type="dxa"/>
+              <w:left w:w="0" w:type="dxa"/>
+              <w:right w:w="0" w:type="dxa"/>
+            </w:tcMar>
+            <w:vAlign w:val="top"/>
+          </w:tcPr>
+          <w:p>
+            <w:pPr>
+              <w:pStyle w:val="Normal"/>
+              <w:jc w:val="center"/>
+              <w:pBdr>
+                <w:bottom w:val="none" w:sz="0" w:space="0" w:color="000000"/>
+                <w:top w:val="none" w:sz="0" w:space="0" w:color="000000"/>
+                <w:left w:val="none" w:sz="0" w:space="0" w:color="000000"/>
+                <w:right w:val="none" w:sz="0" w:space="0" w:color="000000"/>
+              </w:pBdr>
+              <w:spacing w:after="100" w:before="100" w:line="240"/>
+              <w:ind w:left="100" w:right="100" w:firstLine="0" w:firstLineChars="0"/>
+              <w:rPr>
+                <w:rFonts w:ascii="Helvetica" w:hAnsi="Helvetica" w:eastAsia="Helvetica" w:cs="Helvetica"/>
+                <w:i w:val="false"/>
+                <w:b w:val="false"/>
+                <w:u w:val="none"/>
+                <w:sz w:val="22"/>
+                <w:szCs w:val="22"/>
+                <w:color w:val="000000"/>
+              </w:rPr>
+            </w:pPr>
+            <w:r>
+              <w:rPr>
+                <w:rFonts w:ascii="Helvetica" w:hAnsi="Helvetica" w:eastAsia="Helvetica" w:cs="Helvetica"/>
+                <w:i w:val="false"/>
+                <w:b w:val="false"/>
+                <w:u w:val="none"/>
+                <w:sz w:val="22"/>
+                <w:szCs w:val="22"/>
+                <w:color w:val="000000"/>
+              </w:rPr>
+              <w:t xml:space="preserve">0.890</w:t>
             </w:r>
           </w:p>
         </w:tc>
@@ -9314,60 +9314,60 @@
                 <w:szCs w:val="22"/>
                 <w:color w:val="000000"/>
               </w:rPr>
-              <w:t xml:space="preserve">0.45</w:t>
-            </w:r>
-          </w:p>
-        </w:tc>
-        <w:tc>
-          <w:tcPr>
-            <w:tcBorders>
-              <w:bottom w:val="none" w:sz="0" w:space="0" w:color="000000"/>
-              <w:top w:val="none" w:sz="0" w:space="0" w:color="000000"/>
-              <w:left w:val="none" w:sz="0" w:space="0" w:color="000000"/>
-              <w:right w:val="none" w:sz="0" w:space="0" w:color="000000"/>
-            </w:tcBorders>
-            <w:shd w:val="clear" w:color="auto" w:fill="FFFFFF"/>
-            <w:tcMar>
-              <w:top w:w="0" w:type="dxa"/>
-              <w:bottom w:w="0" w:type="dxa"/>
-              <w:left w:w="0" w:type="dxa"/>
-              <w:right w:w="0" w:type="dxa"/>
-            </w:tcMar>
-            <w:vAlign w:val="top"/>
-          </w:tcPr>
-          <w:p>
-            <w:pPr>
-              <w:pStyle w:val="Normal"/>
-              <w:jc w:val="center"/>
-              <w:pBdr>
-                <w:bottom w:val="none" w:sz="0" w:space="0" w:color="000000"/>
-                <w:top w:val="none" w:sz="0" w:space="0" w:color="000000"/>
-                <w:left w:val="none" w:sz="0" w:space="0" w:color="000000"/>
-                <w:right w:val="none" w:sz="0" w:space="0" w:color="000000"/>
-              </w:pBdr>
-              <w:spacing w:after="100" w:before="100" w:line="240"/>
-              <w:ind w:left="100" w:right="100" w:firstLine="0" w:firstLineChars="0"/>
-              <w:rPr>
-                <w:rFonts w:ascii="Helvetica" w:hAnsi="Helvetica" w:eastAsia="Helvetica" w:cs="Helvetica"/>
-                <w:i w:val="false"/>
-                <w:b w:val="false"/>
-                <w:u w:val="none"/>
-                <w:sz w:val="22"/>
-                <w:szCs w:val="22"/>
-                <w:color w:val="000000"/>
-              </w:rPr>
-            </w:pPr>
-            <w:r>
-              <w:rPr>
-                <w:rFonts w:ascii="Helvetica" w:hAnsi="Helvetica" w:eastAsia="Helvetica" w:cs="Helvetica"/>
-                <w:i w:val="false"/>
-                <w:b w:val="false"/>
-                <w:u w:val="none"/>
-                <w:sz w:val="22"/>
-                <w:szCs w:val="22"/>
-                <w:color w:val="000000"/>
-              </w:rPr>
-              <w:t xml:space="preserve">0.11, 1.84</w:t>
+              <w:t xml:space="preserve">0.46</w:t>
+            </w:r>
+          </w:p>
+        </w:tc>
+        <w:tc>
+          <w:tcPr>
+            <w:tcBorders>
+              <w:bottom w:val="none" w:sz="0" w:space="0" w:color="000000"/>
+              <w:top w:val="none" w:sz="0" w:space="0" w:color="000000"/>
+              <w:left w:val="none" w:sz="0" w:space="0" w:color="000000"/>
+              <w:right w:val="none" w:sz="0" w:space="0" w:color="000000"/>
+            </w:tcBorders>
+            <w:shd w:val="clear" w:color="auto" w:fill="FFFFFF"/>
+            <w:tcMar>
+              <w:top w:w="0" w:type="dxa"/>
+              <w:bottom w:w="0" w:type="dxa"/>
+              <w:left w:w="0" w:type="dxa"/>
+              <w:right w:w="0" w:type="dxa"/>
+            </w:tcMar>
+            <w:vAlign w:val="top"/>
+          </w:tcPr>
+          <w:p>
+            <w:pPr>
+              <w:pStyle w:val="Normal"/>
+              <w:jc w:val="center"/>
+              <w:pBdr>
+                <w:bottom w:val="none" w:sz="0" w:space="0" w:color="000000"/>
+                <w:top w:val="none" w:sz="0" w:space="0" w:color="000000"/>
+                <w:left w:val="none" w:sz="0" w:space="0" w:color="000000"/>
+                <w:right w:val="none" w:sz="0" w:space="0" w:color="000000"/>
+              </w:pBdr>
+              <w:spacing w:after="100" w:before="100" w:line="240"/>
+              <w:ind w:left="100" w:right="100" w:firstLine="0" w:firstLineChars="0"/>
+              <w:rPr>
+                <w:rFonts w:ascii="Helvetica" w:hAnsi="Helvetica" w:eastAsia="Helvetica" w:cs="Helvetica"/>
+                <w:i w:val="false"/>
+                <w:b w:val="false"/>
+                <w:u w:val="none"/>
+                <w:sz w:val="22"/>
+                <w:szCs w:val="22"/>
+                <w:color w:val="000000"/>
+              </w:rPr>
+            </w:pPr>
+            <w:r>
+              <w:rPr>
+                <w:rFonts w:ascii="Helvetica" w:hAnsi="Helvetica" w:eastAsia="Helvetica" w:cs="Helvetica"/>
+                <w:i w:val="false"/>
+                <w:b w:val="false"/>
+                <w:u w:val="none"/>
+                <w:sz w:val="22"/>
+                <w:szCs w:val="22"/>
+                <w:color w:val="000000"/>
+              </w:rPr>
+              <w:t xml:space="preserve">0.11, 1.86</w:t>
             </w:r>
           </w:p>
         </w:tc>
@@ -9797,113 +9797,113 @@
                 <w:szCs w:val="22"/>
                 <w:color w:val="000000"/>
               </w:rPr>
-              <w:t xml:space="preserve">0.61</w:t>
-            </w:r>
-          </w:p>
-        </w:tc>
-        <w:tc>
-          <w:tcPr>
-            <w:tcBorders>
-              <w:bottom w:val="none" w:sz="0" w:space="0" w:color="000000"/>
-              <w:top w:val="none" w:sz="0" w:space="0" w:color="000000"/>
-              <w:left w:val="none" w:sz="0" w:space="0" w:color="000000"/>
-              <w:right w:val="none" w:sz="0" w:space="0" w:color="000000"/>
-            </w:tcBorders>
-            <w:shd w:val="clear" w:color="auto" w:fill="FFFFFF"/>
-            <w:tcMar>
-              <w:top w:w="0" w:type="dxa"/>
-              <w:bottom w:w="0" w:type="dxa"/>
-              <w:left w:w="0" w:type="dxa"/>
-              <w:right w:w="0" w:type="dxa"/>
-            </w:tcMar>
-            <w:vAlign w:val="top"/>
-          </w:tcPr>
-          <w:p>
-            <w:pPr>
-              <w:pStyle w:val="Normal"/>
-              <w:jc w:val="center"/>
-              <w:pBdr>
-                <w:bottom w:val="none" w:sz="0" w:space="0" w:color="000000"/>
-                <w:top w:val="none" w:sz="0" w:space="0" w:color="000000"/>
-                <w:left w:val="none" w:sz="0" w:space="0" w:color="000000"/>
-                <w:right w:val="none" w:sz="0" w:space="0" w:color="000000"/>
-              </w:pBdr>
-              <w:spacing w:after="100" w:before="100" w:line="240"/>
-              <w:ind w:left="100" w:right="100" w:firstLine="0" w:firstLineChars="0"/>
-              <w:rPr>
-                <w:rFonts w:ascii="Helvetica" w:hAnsi="Helvetica" w:eastAsia="Helvetica" w:cs="Helvetica"/>
-                <w:i w:val="false"/>
-                <w:b w:val="false"/>
-                <w:u w:val="none"/>
-                <w:sz w:val="22"/>
-                <w:szCs w:val="22"/>
-                <w:color w:val="000000"/>
-              </w:rPr>
-            </w:pPr>
-            <w:r>
-              <w:rPr>
-                <w:rFonts w:ascii="Helvetica" w:hAnsi="Helvetica" w:eastAsia="Helvetica" w:cs="Helvetica"/>
-                <w:i w:val="false"/>
-                <w:b w:val="false"/>
-                <w:u w:val="none"/>
-                <w:sz w:val="22"/>
-                <w:szCs w:val="22"/>
-                <w:color w:val="000000"/>
-              </w:rPr>
-              <w:t xml:space="preserve">0.14, 2.61</w:t>
-            </w:r>
-          </w:p>
-        </w:tc>
-        <w:tc>
-          <w:tcPr>
-            <w:tcBorders>
-              <w:bottom w:val="none" w:sz="0" w:space="0" w:color="000000"/>
-              <w:top w:val="none" w:sz="0" w:space="0" w:color="000000"/>
-              <w:left w:val="none" w:sz="0" w:space="0" w:color="000000"/>
-              <w:right w:val="none" w:sz="0" w:space="0" w:color="000000"/>
-            </w:tcBorders>
-            <w:shd w:val="clear" w:color="auto" w:fill="FFFFFF"/>
-            <w:tcMar>
-              <w:top w:w="0" w:type="dxa"/>
-              <w:bottom w:w="0" w:type="dxa"/>
-              <w:left w:w="0" w:type="dxa"/>
-              <w:right w:w="0" w:type="dxa"/>
-            </w:tcMar>
-            <w:vAlign w:val="top"/>
-          </w:tcPr>
-          <w:p>
-            <w:pPr>
-              <w:pStyle w:val="Normal"/>
-              <w:jc w:val="center"/>
-              <w:pBdr>
-                <w:bottom w:val="none" w:sz="0" w:space="0" w:color="000000"/>
-                <w:top w:val="none" w:sz="0" w:space="0" w:color="000000"/>
-                <w:left w:val="none" w:sz="0" w:space="0" w:color="000000"/>
-                <w:right w:val="none" w:sz="0" w:space="0" w:color="000000"/>
-              </w:pBdr>
-              <w:spacing w:after="100" w:before="100" w:line="240"/>
-              <w:ind w:left="100" w:right="100" w:firstLine="0" w:firstLineChars="0"/>
-              <w:rPr>
-                <w:rFonts w:ascii="Helvetica" w:hAnsi="Helvetica" w:eastAsia="Helvetica" w:cs="Helvetica"/>
-                <w:i w:val="false"/>
-                <w:b w:val="false"/>
-                <w:u w:val="none"/>
-                <w:sz w:val="22"/>
-                <w:szCs w:val="22"/>
-                <w:color w:val="000000"/>
-              </w:rPr>
-            </w:pPr>
-            <w:r>
-              <w:rPr>
-                <w:rFonts w:ascii="Helvetica" w:hAnsi="Helvetica" w:eastAsia="Helvetica" w:cs="Helvetica"/>
-                <w:i w:val="false"/>
-                <w:b w:val="false"/>
-                <w:u w:val="none"/>
-                <w:sz w:val="22"/>
-                <w:szCs w:val="22"/>
-                <w:color w:val="000000"/>
-              </w:rPr>
-              <w:t xml:space="preserve">0.500</w:t>
+              <w:t xml:space="preserve">0.64</w:t>
+            </w:r>
+          </w:p>
+        </w:tc>
+        <w:tc>
+          <w:tcPr>
+            <w:tcBorders>
+              <w:bottom w:val="none" w:sz="0" w:space="0" w:color="000000"/>
+              <w:top w:val="none" w:sz="0" w:space="0" w:color="000000"/>
+              <w:left w:val="none" w:sz="0" w:space="0" w:color="000000"/>
+              <w:right w:val="none" w:sz="0" w:space="0" w:color="000000"/>
+            </w:tcBorders>
+            <w:shd w:val="clear" w:color="auto" w:fill="FFFFFF"/>
+            <w:tcMar>
+              <w:top w:w="0" w:type="dxa"/>
+              <w:bottom w:w="0" w:type="dxa"/>
+              <w:left w:w="0" w:type="dxa"/>
+              <w:right w:w="0" w:type="dxa"/>
+            </w:tcMar>
+            <w:vAlign w:val="top"/>
+          </w:tcPr>
+          <w:p>
+            <w:pPr>
+              <w:pStyle w:val="Normal"/>
+              <w:jc w:val="center"/>
+              <w:pBdr>
+                <w:bottom w:val="none" w:sz="0" w:space="0" w:color="000000"/>
+                <w:top w:val="none" w:sz="0" w:space="0" w:color="000000"/>
+                <w:left w:val="none" w:sz="0" w:space="0" w:color="000000"/>
+                <w:right w:val="none" w:sz="0" w:space="0" w:color="000000"/>
+              </w:pBdr>
+              <w:spacing w:after="100" w:before="100" w:line="240"/>
+              <w:ind w:left="100" w:right="100" w:firstLine="0" w:firstLineChars="0"/>
+              <w:rPr>
+                <w:rFonts w:ascii="Helvetica" w:hAnsi="Helvetica" w:eastAsia="Helvetica" w:cs="Helvetica"/>
+                <w:i w:val="false"/>
+                <w:b w:val="false"/>
+                <w:u w:val="none"/>
+                <w:sz w:val="22"/>
+                <w:szCs w:val="22"/>
+                <w:color w:val="000000"/>
+              </w:rPr>
+            </w:pPr>
+            <w:r>
+              <w:rPr>
+                <w:rFonts w:ascii="Helvetica" w:hAnsi="Helvetica" w:eastAsia="Helvetica" w:cs="Helvetica"/>
+                <w:i w:val="false"/>
+                <w:b w:val="false"/>
+                <w:u w:val="none"/>
+                <w:sz w:val="22"/>
+                <w:szCs w:val="22"/>
+                <w:color w:val="000000"/>
+              </w:rPr>
+              <w:t xml:space="preserve">0.15, 2.74</w:t>
+            </w:r>
+          </w:p>
+        </w:tc>
+        <w:tc>
+          <w:tcPr>
+            <w:tcBorders>
+              <w:bottom w:val="none" w:sz="0" w:space="0" w:color="000000"/>
+              <w:top w:val="none" w:sz="0" w:space="0" w:color="000000"/>
+              <w:left w:val="none" w:sz="0" w:space="0" w:color="000000"/>
+              <w:right w:val="none" w:sz="0" w:space="0" w:color="000000"/>
+            </w:tcBorders>
+            <w:shd w:val="clear" w:color="auto" w:fill="FFFFFF"/>
+            <w:tcMar>
+              <w:top w:w="0" w:type="dxa"/>
+              <w:bottom w:w="0" w:type="dxa"/>
+              <w:left w:w="0" w:type="dxa"/>
+              <w:right w:w="0" w:type="dxa"/>
+            </w:tcMar>
+            <w:vAlign w:val="top"/>
+          </w:tcPr>
+          <w:p>
+            <w:pPr>
+              <w:pStyle w:val="Normal"/>
+              <w:jc w:val="center"/>
+              <w:pBdr>
+                <w:bottom w:val="none" w:sz="0" w:space="0" w:color="000000"/>
+                <w:top w:val="none" w:sz="0" w:space="0" w:color="000000"/>
+                <w:left w:val="none" w:sz="0" w:space="0" w:color="000000"/>
+                <w:right w:val="none" w:sz="0" w:space="0" w:color="000000"/>
+              </w:pBdr>
+              <w:spacing w:after="100" w:before="100" w:line="240"/>
+              <w:ind w:left="100" w:right="100" w:firstLine="0" w:firstLineChars="0"/>
+              <w:rPr>
+                <w:rFonts w:ascii="Helvetica" w:hAnsi="Helvetica" w:eastAsia="Helvetica" w:cs="Helvetica"/>
+                <w:i w:val="false"/>
+                <w:b w:val="false"/>
+                <w:u w:val="none"/>
+                <w:sz w:val="22"/>
+                <w:szCs w:val="22"/>
+                <w:color w:val="000000"/>
+              </w:rPr>
+            </w:pPr>
+            <w:r>
+              <w:rPr>
+                <w:rFonts w:ascii="Helvetica" w:hAnsi="Helvetica" w:eastAsia="Helvetica" w:cs="Helvetica"/>
+                <w:i w:val="false"/>
+                <w:b w:val="false"/>
+                <w:u w:val="none"/>
+                <w:sz w:val="22"/>
+                <w:szCs w:val="22"/>
+                <w:color w:val="000000"/>
+              </w:rPr>
+              <w:t xml:space="preserve">0.540</w:t>
             </w:r>
           </w:p>
         </w:tc>
@@ -11246,113 +11246,113 @@
                 <w:szCs w:val="22"/>
                 <w:color w:val="000000"/>
               </w:rPr>
-              <w:t xml:space="preserve">0.90</w:t>
-            </w:r>
-          </w:p>
-        </w:tc>
-        <w:tc>
-          <w:tcPr>
-            <w:tcBorders>
-              <w:bottom w:val="none" w:sz="0" w:space="0" w:color="000000"/>
-              <w:top w:val="none" w:sz="0" w:space="0" w:color="000000"/>
-              <w:left w:val="none" w:sz="0" w:space="0" w:color="000000"/>
-              <w:right w:val="none" w:sz="0" w:space="0" w:color="000000"/>
-            </w:tcBorders>
-            <w:shd w:val="clear" w:color="auto" w:fill="FFFFFF"/>
-            <w:tcMar>
-              <w:top w:w="0" w:type="dxa"/>
-              <w:bottom w:w="0" w:type="dxa"/>
-              <w:left w:w="0" w:type="dxa"/>
-              <w:right w:w="0" w:type="dxa"/>
-            </w:tcMar>
-            <w:vAlign w:val="top"/>
-          </w:tcPr>
-          <w:p>
-            <w:pPr>
-              <w:pStyle w:val="Normal"/>
-              <w:jc w:val="center"/>
-              <w:pBdr>
-                <w:bottom w:val="none" w:sz="0" w:space="0" w:color="000000"/>
-                <w:top w:val="none" w:sz="0" w:space="0" w:color="000000"/>
-                <w:left w:val="none" w:sz="0" w:space="0" w:color="000000"/>
-                <w:right w:val="none" w:sz="0" w:space="0" w:color="000000"/>
-              </w:pBdr>
-              <w:spacing w:after="100" w:before="100" w:line="240"/>
-              <w:ind w:left="100" w:right="100" w:firstLine="0" w:firstLineChars="0"/>
-              <w:rPr>
-                <w:rFonts w:ascii="Helvetica" w:hAnsi="Helvetica" w:eastAsia="Helvetica" w:cs="Helvetica"/>
-                <w:i w:val="false"/>
-                <w:b w:val="false"/>
-                <w:u w:val="none"/>
-                <w:sz w:val="22"/>
-                <w:szCs w:val="22"/>
-                <w:color w:val="000000"/>
-              </w:rPr>
-            </w:pPr>
-            <w:r>
-              <w:rPr>
-                <w:rFonts w:ascii="Helvetica" w:hAnsi="Helvetica" w:eastAsia="Helvetica" w:cs="Helvetica"/>
-                <w:i w:val="false"/>
-                <w:b w:val="false"/>
-                <w:u w:val="none"/>
-                <w:sz w:val="22"/>
-                <w:szCs w:val="22"/>
-                <w:color w:val="000000"/>
-              </w:rPr>
-              <w:t xml:space="preserve">0.49, 1.67</w:t>
-            </w:r>
-          </w:p>
-        </w:tc>
-        <w:tc>
-          <w:tcPr>
-            <w:tcBorders>
-              <w:bottom w:val="none" w:sz="0" w:space="0" w:color="000000"/>
-              <w:top w:val="none" w:sz="0" w:space="0" w:color="000000"/>
-              <w:left w:val="none" w:sz="0" w:space="0" w:color="000000"/>
-              <w:right w:val="none" w:sz="0" w:space="0" w:color="000000"/>
-            </w:tcBorders>
-            <w:shd w:val="clear" w:color="auto" w:fill="FFFFFF"/>
-            <w:tcMar>
-              <w:top w:w="0" w:type="dxa"/>
-              <w:bottom w:w="0" w:type="dxa"/>
-              <w:left w:w="0" w:type="dxa"/>
-              <w:right w:w="0" w:type="dxa"/>
-            </w:tcMar>
-            <w:vAlign w:val="top"/>
-          </w:tcPr>
-          <w:p>
-            <w:pPr>
-              <w:pStyle w:val="Normal"/>
-              <w:jc w:val="center"/>
-              <w:pBdr>
-                <w:bottom w:val="none" w:sz="0" w:space="0" w:color="000000"/>
-                <w:top w:val="none" w:sz="0" w:space="0" w:color="000000"/>
-                <w:left w:val="none" w:sz="0" w:space="0" w:color="000000"/>
-                <w:right w:val="none" w:sz="0" w:space="0" w:color="000000"/>
-              </w:pBdr>
-              <w:spacing w:after="100" w:before="100" w:line="240"/>
-              <w:ind w:left="100" w:right="100" w:firstLine="0" w:firstLineChars="0"/>
-              <w:rPr>
-                <w:rFonts w:ascii="Helvetica" w:hAnsi="Helvetica" w:eastAsia="Helvetica" w:cs="Helvetica"/>
-                <w:i w:val="false"/>
-                <w:b w:val="false"/>
-                <w:u w:val="none"/>
-                <w:sz w:val="22"/>
-                <w:szCs w:val="22"/>
-                <w:color w:val="000000"/>
-              </w:rPr>
-            </w:pPr>
-            <w:r>
-              <w:rPr>
-                <w:rFonts w:ascii="Helvetica" w:hAnsi="Helvetica" w:eastAsia="Helvetica" w:cs="Helvetica"/>
-                <w:i w:val="false"/>
-                <w:b w:val="false"/>
-                <w:u w:val="none"/>
-                <w:sz w:val="22"/>
-                <w:szCs w:val="22"/>
-                <w:color w:val="000000"/>
-              </w:rPr>
-              <w:t xml:space="preserve">0.750</w:t>
+              <w:t xml:space="preserve">0.92</w:t>
+            </w:r>
+          </w:p>
+        </w:tc>
+        <w:tc>
+          <w:tcPr>
+            <w:tcBorders>
+              <w:bottom w:val="none" w:sz="0" w:space="0" w:color="000000"/>
+              <w:top w:val="none" w:sz="0" w:space="0" w:color="000000"/>
+              <w:left w:val="none" w:sz="0" w:space="0" w:color="000000"/>
+              <w:right w:val="none" w:sz="0" w:space="0" w:color="000000"/>
+            </w:tcBorders>
+            <w:shd w:val="clear" w:color="auto" w:fill="FFFFFF"/>
+            <w:tcMar>
+              <w:top w:w="0" w:type="dxa"/>
+              <w:bottom w:w="0" w:type="dxa"/>
+              <w:left w:w="0" w:type="dxa"/>
+              <w:right w:w="0" w:type="dxa"/>
+            </w:tcMar>
+            <w:vAlign w:val="top"/>
+          </w:tcPr>
+          <w:p>
+            <w:pPr>
+              <w:pStyle w:val="Normal"/>
+              <w:jc w:val="center"/>
+              <w:pBdr>
+                <w:bottom w:val="none" w:sz="0" w:space="0" w:color="000000"/>
+                <w:top w:val="none" w:sz="0" w:space="0" w:color="000000"/>
+                <w:left w:val="none" w:sz="0" w:space="0" w:color="000000"/>
+                <w:right w:val="none" w:sz="0" w:space="0" w:color="000000"/>
+              </w:pBdr>
+              <w:spacing w:after="100" w:before="100" w:line="240"/>
+              <w:ind w:left="100" w:right="100" w:firstLine="0" w:firstLineChars="0"/>
+              <w:rPr>
+                <w:rFonts w:ascii="Helvetica" w:hAnsi="Helvetica" w:eastAsia="Helvetica" w:cs="Helvetica"/>
+                <w:i w:val="false"/>
+                <w:b w:val="false"/>
+                <w:u w:val="none"/>
+                <w:sz w:val="22"/>
+                <w:szCs w:val="22"/>
+                <w:color w:val="000000"/>
+              </w:rPr>
+            </w:pPr>
+            <w:r>
+              <w:rPr>
+                <w:rFonts w:ascii="Helvetica" w:hAnsi="Helvetica" w:eastAsia="Helvetica" w:cs="Helvetica"/>
+                <w:i w:val="false"/>
+                <w:b w:val="false"/>
+                <w:u w:val="none"/>
+                <w:sz w:val="22"/>
+                <w:szCs w:val="22"/>
+                <w:color w:val="000000"/>
+              </w:rPr>
+              <w:t xml:space="preserve">0.50, 1.70</w:t>
+            </w:r>
+          </w:p>
+        </w:tc>
+        <w:tc>
+          <w:tcPr>
+            <w:tcBorders>
+              <w:bottom w:val="none" w:sz="0" w:space="0" w:color="000000"/>
+              <w:top w:val="none" w:sz="0" w:space="0" w:color="000000"/>
+              <w:left w:val="none" w:sz="0" w:space="0" w:color="000000"/>
+              <w:right w:val="none" w:sz="0" w:space="0" w:color="000000"/>
+            </w:tcBorders>
+            <w:shd w:val="clear" w:color="auto" w:fill="FFFFFF"/>
+            <w:tcMar>
+              <w:top w:w="0" w:type="dxa"/>
+              <w:bottom w:w="0" w:type="dxa"/>
+              <w:left w:w="0" w:type="dxa"/>
+              <w:right w:w="0" w:type="dxa"/>
+            </w:tcMar>
+            <w:vAlign w:val="top"/>
+          </w:tcPr>
+          <w:p>
+            <w:pPr>
+              <w:pStyle w:val="Normal"/>
+              <w:jc w:val="center"/>
+              <w:pBdr>
+                <w:bottom w:val="none" w:sz="0" w:space="0" w:color="000000"/>
+                <w:top w:val="none" w:sz="0" w:space="0" w:color="000000"/>
+                <w:left w:val="none" w:sz="0" w:space="0" w:color="000000"/>
+                <w:right w:val="none" w:sz="0" w:space="0" w:color="000000"/>
+              </w:pBdr>
+              <w:spacing w:after="100" w:before="100" w:line="240"/>
+              <w:ind w:left="100" w:right="100" w:firstLine="0" w:firstLineChars="0"/>
+              <w:rPr>
+                <w:rFonts w:ascii="Helvetica" w:hAnsi="Helvetica" w:eastAsia="Helvetica" w:cs="Helvetica"/>
+                <w:i w:val="false"/>
+                <w:b w:val="false"/>
+                <w:u w:val="none"/>
+                <w:sz w:val="22"/>
+                <w:szCs w:val="22"/>
+                <w:color w:val="000000"/>
+              </w:rPr>
+            </w:pPr>
+            <w:r>
+              <w:rPr>
+                <w:rFonts w:ascii="Helvetica" w:hAnsi="Helvetica" w:eastAsia="Helvetica" w:cs="Helvetica"/>
+                <w:i w:val="false"/>
+                <w:b w:val="false"/>
+                <w:u w:val="none"/>
+                <w:sz w:val="22"/>
+                <w:szCs w:val="22"/>
+                <w:color w:val="000000"/>
+              </w:rPr>
+              <w:t xml:space="preserve">0.790</w:t>
             </w:r>
           </w:p>
         </w:tc>
@@ -12695,60 +12695,60 @@
                 <w:szCs w:val="22"/>
                 <w:color w:val="000000"/>
               </w:rPr>
-              <w:t xml:space="preserve">4.87</w:t>
-            </w:r>
-          </w:p>
-        </w:tc>
-        <w:tc>
-          <w:tcPr>
-            <w:tcBorders>
-              <w:bottom w:val="none" w:sz="0" w:space="0" w:color="000000"/>
-              <w:top w:val="none" w:sz="0" w:space="0" w:color="000000"/>
-              <w:left w:val="none" w:sz="0" w:space="0" w:color="000000"/>
-              <w:right w:val="none" w:sz="0" w:space="0" w:color="000000"/>
-            </w:tcBorders>
-            <w:shd w:val="clear" w:color="auto" w:fill="FFFFFF"/>
-            <w:tcMar>
-              <w:top w:w="0" w:type="dxa"/>
-              <w:bottom w:w="0" w:type="dxa"/>
-              <w:left w:w="0" w:type="dxa"/>
-              <w:right w:w="0" w:type="dxa"/>
-            </w:tcMar>
-            <w:vAlign w:val="top"/>
-          </w:tcPr>
-          <w:p>
-            <w:pPr>
-              <w:pStyle w:val="Normal"/>
-              <w:jc w:val="center"/>
-              <w:pBdr>
-                <w:bottom w:val="none" w:sz="0" w:space="0" w:color="000000"/>
-                <w:top w:val="none" w:sz="0" w:space="0" w:color="000000"/>
-                <w:left w:val="none" w:sz="0" w:space="0" w:color="000000"/>
-                <w:right w:val="none" w:sz="0" w:space="0" w:color="000000"/>
-              </w:pBdr>
-              <w:spacing w:after="100" w:before="100" w:line="240"/>
-              <w:ind w:left="100" w:right="100" w:firstLine="0" w:firstLineChars="0"/>
-              <w:rPr>
-                <w:rFonts w:ascii="Helvetica" w:hAnsi="Helvetica" w:eastAsia="Helvetica" w:cs="Helvetica"/>
-                <w:i w:val="false"/>
-                <w:b w:val="false"/>
-                <w:u w:val="none"/>
-                <w:sz w:val="22"/>
-                <w:szCs w:val="22"/>
-                <w:color w:val="000000"/>
-              </w:rPr>
-            </w:pPr>
-            <w:r>
-              <w:rPr>
-                <w:rFonts w:ascii="Helvetica" w:hAnsi="Helvetica" w:eastAsia="Helvetica" w:cs="Helvetica"/>
-                <w:i w:val="false"/>
-                <w:b w:val="false"/>
-                <w:u w:val="none"/>
-                <w:sz w:val="22"/>
-                <w:szCs w:val="22"/>
-                <w:color w:val="000000"/>
-              </w:rPr>
-              <w:t xml:space="preserve">2.46, 9.65</w:t>
+              <w:t xml:space="preserve">5.08</w:t>
+            </w:r>
+          </w:p>
+        </w:tc>
+        <w:tc>
+          <w:tcPr>
+            <w:tcBorders>
+              <w:bottom w:val="none" w:sz="0" w:space="0" w:color="000000"/>
+              <w:top w:val="none" w:sz="0" w:space="0" w:color="000000"/>
+              <w:left w:val="none" w:sz="0" w:space="0" w:color="000000"/>
+              <w:right w:val="none" w:sz="0" w:space="0" w:color="000000"/>
+            </w:tcBorders>
+            <w:shd w:val="clear" w:color="auto" w:fill="FFFFFF"/>
+            <w:tcMar>
+              <w:top w:w="0" w:type="dxa"/>
+              <w:bottom w:w="0" w:type="dxa"/>
+              <w:left w:w="0" w:type="dxa"/>
+              <w:right w:w="0" w:type="dxa"/>
+            </w:tcMar>
+            <w:vAlign w:val="top"/>
+          </w:tcPr>
+          <w:p>
+            <w:pPr>
+              <w:pStyle w:val="Normal"/>
+              <w:jc w:val="center"/>
+              <w:pBdr>
+                <w:bottom w:val="none" w:sz="0" w:space="0" w:color="000000"/>
+                <w:top w:val="none" w:sz="0" w:space="0" w:color="000000"/>
+                <w:left w:val="none" w:sz="0" w:space="0" w:color="000000"/>
+                <w:right w:val="none" w:sz="0" w:space="0" w:color="000000"/>
+              </w:pBdr>
+              <w:spacing w:after="100" w:before="100" w:line="240"/>
+              <w:ind w:left="100" w:right="100" w:firstLine="0" w:firstLineChars="0"/>
+              <w:rPr>
+                <w:rFonts w:ascii="Helvetica" w:hAnsi="Helvetica" w:eastAsia="Helvetica" w:cs="Helvetica"/>
+                <w:i w:val="false"/>
+                <w:b w:val="false"/>
+                <w:u w:val="none"/>
+                <w:sz w:val="22"/>
+                <w:szCs w:val="22"/>
+                <w:color w:val="000000"/>
+              </w:rPr>
+            </w:pPr>
+            <w:r>
+              <w:rPr>
+                <w:rFonts w:ascii="Helvetica" w:hAnsi="Helvetica" w:eastAsia="Helvetica" w:cs="Helvetica"/>
+                <w:i w:val="false"/>
+                <w:b w:val="false"/>
+                <w:u w:val="none"/>
+                <w:sz w:val="22"/>
+                <w:szCs w:val="22"/>
+                <w:color w:val="000000"/>
+              </w:rPr>
+              <w:t xml:space="preserve">2.53, 10.2</w:t>
             </w:r>
           </w:p>
         </w:tc>
@@ -14144,113 +14144,113 @@
                 <w:szCs w:val="22"/>
                 <w:color w:val="000000"/>
               </w:rPr>
-              <w:t xml:space="preserve">1.91</w:t>
-            </w:r>
-          </w:p>
-        </w:tc>
-        <w:tc>
-          <w:tcPr>
-            <w:tcBorders>
-              <w:bottom w:val="none" w:sz="0" w:space="0" w:color="000000"/>
-              <w:top w:val="none" w:sz="0" w:space="0" w:color="000000"/>
-              <w:left w:val="none" w:sz="0" w:space="0" w:color="000000"/>
-              <w:right w:val="none" w:sz="0" w:space="0" w:color="000000"/>
-            </w:tcBorders>
-            <w:shd w:val="clear" w:color="auto" w:fill="FFFFFF"/>
-            <w:tcMar>
-              <w:top w:w="0" w:type="dxa"/>
-              <w:bottom w:w="0" w:type="dxa"/>
-              <w:left w:w="0" w:type="dxa"/>
-              <w:right w:w="0" w:type="dxa"/>
-            </w:tcMar>
-            <w:vAlign w:val="top"/>
-          </w:tcPr>
-          <w:p>
-            <w:pPr>
-              <w:pStyle w:val="Normal"/>
-              <w:jc w:val="center"/>
-              <w:pBdr>
-                <w:bottom w:val="none" w:sz="0" w:space="0" w:color="000000"/>
-                <w:top w:val="none" w:sz="0" w:space="0" w:color="000000"/>
-                <w:left w:val="none" w:sz="0" w:space="0" w:color="000000"/>
-                <w:right w:val="none" w:sz="0" w:space="0" w:color="000000"/>
-              </w:pBdr>
-              <w:spacing w:after="100" w:before="100" w:line="240"/>
-              <w:ind w:left="100" w:right="100" w:firstLine="0" w:firstLineChars="0"/>
-              <w:rPr>
-                <w:rFonts w:ascii="Helvetica" w:hAnsi="Helvetica" w:eastAsia="Helvetica" w:cs="Helvetica"/>
-                <w:i w:val="false"/>
-                <w:b w:val="false"/>
-                <w:u w:val="none"/>
-                <w:sz w:val="22"/>
-                <w:szCs w:val="22"/>
-                <w:color w:val="000000"/>
-              </w:rPr>
-            </w:pPr>
-            <w:r>
-              <w:rPr>
-                <w:rFonts w:ascii="Helvetica" w:hAnsi="Helvetica" w:eastAsia="Helvetica" w:cs="Helvetica"/>
-                <w:i w:val="false"/>
-                <w:b w:val="false"/>
-                <w:u w:val="none"/>
-                <w:sz w:val="22"/>
-                <w:szCs w:val="22"/>
-                <w:color w:val="000000"/>
-              </w:rPr>
-              <w:t xml:space="preserve">1.04, 3.52</w:t>
-            </w:r>
-          </w:p>
-        </w:tc>
-        <w:tc>
-          <w:tcPr>
-            <w:tcBorders>
-              <w:bottom w:val="none" w:sz="0" w:space="0" w:color="000000"/>
-              <w:top w:val="none" w:sz="0" w:space="0" w:color="000000"/>
-              <w:left w:val="none" w:sz="0" w:space="0" w:color="000000"/>
-              <w:right w:val="none" w:sz="0" w:space="0" w:color="000000"/>
-            </w:tcBorders>
-            <w:shd w:val="clear" w:color="auto" w:fill="FFFFFF"/>
-            <w:tcMar>
-              <w:top w:w="0" w:type="dxa"/>
-              <w:bottom w:w="0" w:type="dxa"/>
-              <w:left w:w="0" w:type="dxa"/>
-              <w:right w:w="0" w:type="dxa"/>
-            </w:tcMar>
-            <w:vAlign w:val="top"/>
-          </w:tcPr>
-          <w:p>
-            <w:pPr>
-              <w:pStyle w:val="Normal"/>
-              <w:jc w:val="center"/>
-              <w:pBdr>
-                <w:bottom w:val="none" w:sz="0" w:space="0" w:color="000000"/>
-                <w:top w:val="none" w:sz="0" w:space="0" w:color="000000"/>
-                <w:left w:val="none" w:sz="0" w:space="0" w:color="000000"/>
-                <w:right w:val="none" w:sz="0" w:space="0" w:color="000000"/>
-              </w:pBdr>
-              <w:spacing w:after="100" w:before="100" w:line="240"/>
-              <w:ind w:left="100" w:right="100" w:firstLine="0" w:firstLineChars="0"/>
-              <w:rPr>
-                <w:rFonts w:ascii="Helvetica" w:hAnsi="Helvetica" w:eastAsia="Helvetica" w:cs="Helvetica"/>
-                <w:i w:val="false"/>
-                <w:b w:val="false"/>
-                <w:u w:val="none"/>
-                <w:sz w:val="22"/>
-                <w:szCs w:val="22"/>
-                <w:color w:val="000000"/>
-              </w:rPr>
-            </w:pPr>
-            <w:r>
-              <w:rPr>
-                <w:rFonts w:ascii="Helvetica" w:hAnsi="Helvetica" w:eastAsia="Helvetica" w:cs="Helvetica"/>
-                <w:i w:val="false"/>
-                <w:b w:val="false"/>
-                <w:u w:val="none"/>
-                <w:sz w:val="22"/>
-                <w:szCs w:val="22"/>
-                <w:color w:val="000000"/>
-              </w:rPr>
-              <w:t xml:space="preserve">0.036</w:t>
+              <w:t xml:space="preserve">1.92</w:t>
+            </w:r>
+          </w:p>
+        </w:tc>
+        <w:tc>
+          <w:tcPr>
+            <w:tcBorders>
+              <w:bottom w:val="none" w:sz="0" w:space="0" w:color="000000"/>
+              <w:top w:val="none" w:sz="0" w:space="0" w:color="000000"/>
+              <w:left w:val="none" w:sz="0" w:space="0" w:color="000000"/>
+              <w:right w:val="none" w:sz="0" w:space="0" w:color="000000"/>
+            </w:tcBorders>
+            <w:shd w:val="clear" w:color="auto" w:fill="FFFFFF"/>
+            <w:tcMar>
+              <w:top w:w="0" w:type="dxa"/>
+              <w:bottom w:w="0" w:type="dxa"/>
+              <w:left w:w="0" w:type="dxa"/>
+              <w:right w:w="0" w:type="dxa"/>
+            </w:tcMar>
+            <w:vAlign w:val="top"/>
+          </w:tcPr>
+          <w:p>
+            <w:pPr>
+              <w:pStyle w:val="Normal"/>
+              <w:jc w:val="center"/>
+              <w:pBdr>
+                <w:bottom w:val="none" w:sz="0" w:space="0" w:color="000000"/>
+                <w:top w:val="none" w:sz="0" w:space="0" w:color="000000"/>
+                <w:left w:val="none" w:sz="0" w:space="0" w:color="000000"/>
+                <w:right w:val="none" w:sz="0" w:space="0" w:color="000000"/>
+              </w:pBdr>
+              <w:spacing w:after="100" w:before="100" w:line="240"/>
+              <w:ind w:left="100" w:right="100" w:firstLine="0" w:firstLineChars="0"/>
+              <w:rPr>
+                <w:rFonts w:ascii="Helvetica" w:hAnsi="Helvetica" w:eastAsia="Helvetica" w:cs="Helvetica"/>
+                <w:i w:val="false"/>
+                <w:b w:val="false"/>
+                <w:u w:val="none"/>
+                <w:sz w:val="22"/>
+                <w:szCs w:val="22"/>
+                <w:color w:val="000000"/>
+              </w:rPr>
+            </w:pPr>
+            <w:r>
+              <w:rPr>
+                <w:rFonts w:ascii="Helvetica" w:hAnsi="Helvetica" w:eastAsia="Helvetica" w:cs="Helvetica"/>
+                <w:i w:val="false"/>
+                <w:b w:val="false"/>
+                <w:u w:val="none"/>
+                <w:sz w:val="22"/>
+                <w:szCs w:val="22"/>
+                <w:color w:val="000000"/>
+              </w:rPr>
+              <w:t xml:space="preserve">1.04, 3.55</w:t>
+            </w:r>
+          </w:p>
+        </w:tc>
+        <w:tc>
+          <w:tcPr>
+            <w:tcBorders>
+              <w:bottom w:val="none" w:sz="0" w:space="0" w:color="000000"/>
+              <w:top w:val="none" w:sz="0" w:space="0" w:color="000000"/>
+              <w:left w:val="none" w:sz="0" w:space="0" w:color="000000"/>
+              <w:right w:val="none" w:sz="0" w:space="0" w:color="000000"/>
+            </w:tcBorders>
+            <w:shd w:val="clear" w:color="auto" w:fill="FFFFFF"/>
+            <w:tcMar>
+              <w:top w:w="0" w:type="dxa"/>
+              <w:bottom w:w="0" w:type="dxa"/>
+              <w:left w:w="0" w:type="dxa"/>
+              <w:right w:w="0" w:type="dxa"/>
+            </w:tcMar>
+            <w:vAlign w:val="top"/>
+          </w:tcPr>
+          <w:p>
+            <w:pPr>
+              <w:pStyle w:val="Normal"/>
+              <w:jc w:val="center"/>
+              <w:pBdr>
+                <w:bottom w:val="none" w:sz="0" w:space="0" w:color="000000"/>
+                <w:top w:val="none" w:sz="0" w:space="0" w:color="000000"/>
+                <w:left w:val="none" w:sz="0" w:space="0" w:color="000000"/>
+                <w:right w:val="none" w:sz="0" w:space="0" w:color="000000"/>
+              </w:pBdr>
+              <w:spacing w:after="100" w:before="100" w:line="240"/>
+              <w:ind w:left="100" w:right="100" w:firstLine="0" w:firstLineChars="0"/>
+              <w:rPr>
+                <w:rFonts w:ascii="Helvetica" w:hAnsi="Helvetica" w:eastAsia="Helvetica" w:cs="Helvetica"/>
+                <w:i w:val="false"/>
+                <w:b w:val="false"/>
+                <w:u w:val="none"/>
+                <w:sz w:val="22"/>
+                <w:szCs w:val="22"/>
+                <w:color w:val="000000"/>
+              </w:rPr>
+            </w:pPr>
+            <w:r>
+              <w:rPr>
+                <w:rFonts w:ascii="Helvetica" w:hAnsi="Helvetica" w:eastAsia="Helvetica" w:cs="Helvetica"/>
+                <w:i w:val="false"/>
+                <w:b w:val="false"/>
+                <w:u w:val="none"/>
+                <w:sz w:val="22"/>
+                <w:szCs w:val="22"/>
+                <w:color w:val="000000"/>
+              </w:rPr>
+              <w:t xml:space="preserve">0.037</w:t>
             </w:r>
           </w:p>
         </w:tc>
@@ -14680,7 +14680,7 @@
                 <w:szCs w:val="22"/>
                 <w:color w:val="000000"/>
               </w:rPr>
-              <w:t xml:space="preserve">0.45, 2.93</w:t>
+              <w:t xml:space="preserve">0.44, 2.95</w:t>
             </w:r>
           </w:p>
         </w:tc>
@@ -15110,113 +15110,113 @@
                 <w:szCs w:val="22"/>
                 <w:color w:val="000000"/>
               </w:rPr>
-              <w:t xml:space="preserve">2.25</w:t>
-            </w:r>
-          </w:p>
-        </w:tc>
-        <w:tc>
-          <w:tcPr>
-            <w:tcBorders>
-              <w:bottom w:val="none" w:sz="0" w:space="0" w:color="000000"/>
-              <w:top w:val="none" w:sz="0" w:space="0" w:color="000000"/>
-              <w:left w:val="none" w:sz="0" w:space="0" w:color="000000"/>
-              <w:right w:val="none" w:sz="0" w:space="0" w:color="000000"/>
-            </w:tcBorders>
-            <w:shd w:val="clear" w:color="auto" w:fill="FFFFFF"/>
-            <w:tcMar>
-              <w:top w:w="0" w:type="dxa"/>
-              <w:bottom w:w="0" w:type="dxa"/>
-              <w:left w:w="0" w:type="dxa"/>
-              <w:right w:w="0" w:type="dxa"/>
-            </w:tcMar>
-            <w:vAlign w:val="top"/>
-          </w:tcPr>
-          <w:p>
-            <w:pPr>
-              <w:pStyle w:val="Normal"/>
-              <w:jc w:val="center"/>
-              <w:pBdr>
-                <w:bottom w:val="none" w:sz="0" w:space="0" w:color="000000"/>
-                <w:top w:val="none" w:sz="0" w:space="0" w:color="000000"/>
-                <w:left w:val="none" w:sz="0" w:space="0" w:color="000000"/>
-                <w:right w:val="none" w:sz="0" w:space="0" w:color="000000"/>
-              </w:pBdr>
-              <w:spacing w:after="100" w:before="100" w:line="240"/>
-              <w:ind w:left="100" w:right="100" w:firstLine="0" w:firstLineChars="0"/>
-              <w:rPr>
-                <w:rFonts w:ascii="Helvetica" w:hAnsi="Helvetica" w:eastAsia="Helvetica" w:cs="Helvetica"/>
-                <w:i w:val="false"/>
-                <w:b w:val="false"/>
-                <w:u w:val="none"/>
-                <w:sz w:val="22"/>
-                <w:szCs w:val="22"/>
-                <w:color w:val="000000"/>
-              </w:rPr>
-            </w:pPr>
-            <w:r>
-              <w:rPr>
-                <w:rFonts w:ascii="Helvetica" w:hAnsi="Helvetica" w:eastAsia="Helvetica" w:cs="Helvetica"/>
-                <w:i w:val="false"/>
-                <w:b w:val="false"/>
-                <w:u w:val="none"/>
-                <w:sz w:val="22"/>
-                <w:szCs w:val="22"/>
-                <w:color w:val="000000"/>
-              </w:rPr>
-              <w:t xml:space="preserve">0.79, 6.42</w:t>
-            </w:r>
-          </w:p>
-        </w:tc>
-        <w:tc>
-          <w:tcPr>
-            <w:tcBorders>
-              <w:bottom w:val="none" w:sz="0" w:space="0" w:color="000000"/>
-              <w:top w:val="none" w:sz="0" w:space="0" w:color="000000"/>
-              <w:left w:val="none" w:sz="0" w:space="0" w:color="000000"/>
-              <w:right w:val="none" w:sz="0" w:space="0" w:color="000000"/>
-            </w:tcBorders>
-            <w:shd w:val="clear" w:color="auto" w:fill="FFFFFF"/>
-            <w:tcMar>
-              <w:top w:w="0" w:type="dxa"/>
-              <w:bottom w:w="0" w:type="dxa"/>
-              <w:left w:w="0" w:type="dxa"/>
-              <w:right w:w="0" w:type="dxa"/>
-            </w:tcMar>
-            <w:vAlign w:val="top"/>
-          </w:tcPr>
-          <w:p>
-            <w:pPr>
-              <w:pStyle w:val="Normal"/>
-              <w:jc w:val="center"/>
-              <w:pBdr>
-                <w:bottom w:val="none" w:sz="0" w:space="0" w:color="000000"/>
-                <w:top w:val="none" w:sz="0" w:space="0" w:color="000000"/>
-                <w:left w:val="none" w:sz="0" w:space="0" w:color="000000"/>
-                <w:right w:val="none" w:sz="0" w:space="0" w:color="000000"/>
-              </w:pBdr>
-              <w:spacing w:after="100" w:before="100" w:line="240"/>
-              <w:ind w:left="100" w:right="100" w:firstLine="0" w:firstLineChars="0"/>
-              <w:rPr>
-                <w:rFonts w:ascii="Helvetica" w:hAnsi="Helvetica" w:eastAsia="Helvetica" w:cs="Helvetica"/>
-                <w:i w:val="false"/>
-                <w:b w:val="false"/>
-                <w:u w:val="none"/>
-                <w:sz w:val="22"/>
-                <w:szCs w:val="22"/>
-                <w:color w:val="000000"/>
-              </w:rPr>
-            </w:pPr>
-            <w:r>
-              <w:rPr>
-                <w:rFonts w:ascii="Helvetica" w:hAnsi="Helvetica" w:eastAsia="Helvetica" w:cs="Helvetica"/>
-                <w:i w:val="false"/>
-                <w:b w:val="false"/>
-                <w:u w:val="none"/>
-                <w:sz w:val="22"/>
-                <w:szCs w:val="22"/>
-                <w:color w:val="000000"/>
-              </w:rPr>
-              <w:t xml:space="preserve">0.130</w:t>
+              <w:t xml:space="preserve">2.35</w:t>
+            </w:r>
+          </w:p>
+        </w:tc>
+        <w:tc>
+          <w:tcPr>
+            <w:tcBorders>
+              <w:bottom w:val="none" w:sz="0" w:space="0" w:color="000000"/>
+              <w:top w:val="none" w:sz="0" w:space="0" w:color="000000"/>
+              <w:left w:val="none" w:sz="0" w:space="0" w:color="000000"/>
+              <w:right w:val="none" w:sz="0" w:space="0" w:color="000000"/>
+            </w:tcBorders>
+            <w:shd w:val="clear" w:color="auto" w:fill="FFFFFF"/>
+            <w:tcMar>
+              <w:top w:w="0" w:type="dxa"/>
+              <w:bottom w:w="0" w:type="dxa"/>
+              <w:left w:w="0" w:type="dxa"/>
+              <w:right w:w="0" w:type="dxa"/>
+            </w:tcMar>
+            <w:vAlign w:val="top"/>
+          </w:tcPr>
+          <w:p>
+            <w:pPr>
+              <w:pStyle w:val="Normal"/>
+              <w:jc w:val="center"/>
+              <w:pBdr>
+                <w:bottom w:val="none" w:sz="0" w:space="0" w:color="000000"/>
+                <w:top w:val="none" w:sz="0" w:space="0" w:color="000000"/>
+                <w:left w:val="none" w:sz="0" w:space="0" w:color="000000"/>
+                <w:right w:val="none" w:sz="0" w:space="0" w:color="000000"/>
+              </w:pBdr>
+              <w:spacing w:after="100" w:before="100" w:line="240"/>
+              <w:ind w:left="100" w:right="100" w:firstLine="0" w:firstLineChars="0"/>
+              <w:rPr>
+                <w:rFonts w:ascii="Helvetica" w:hAnsi="Helvetica" w:eastAsia="Helvetica" w:cs="Helvetica"/>
+                <w:i w:val="false"/>
+                <w:b w:val="false"/>
+                <w:u w:val="none"/>
+                <w:sz w:val="22"/>
+                <w:szCs w:val="22"/>
+                <w:color w:val="000000"/>
+              </w:rPr>
+            </w:pPr>
+            <w:r>
+              <w:rPr>
+                <w:rFonts w:ascii="Helvetica" w:hAnsi="Helvetica" w:eastAsia="Helvetica" w:cs="Helvetica"/>
+                <w:i w:val="false"/>
+                <w:b w:val="false"/>
+                <w:u w:val="none"/>
+                <w:sz w:val="22"/>
+                <w:szCs w:val="22"/>
+                <w:color w:val="000000"/>
+              </w:rPr>
+              <w:t xml:space="preserve">0.81, 6.80</w:t>
+            </w:r>
+          </w:p>
+        </w:tc>
+        <w:tc>
+          <w:tcPr>
+            <w:tcBorders>
+              <w:bottom w:val="none" w:sz="0" w:space="0" w:color="000000"/>
+              <w:top w:val="none" w:sz="0" w:space="0" w:color="000000"/>
+              <w:left w:val="none" w:sz="0" w:space="0" w:color="000000"/>
+              <w:right w:val="none" w:sz="0" w:space="0" w:color="000000"/>
+            </w:tcBorders>
+            <w:shd w:val="clear" w:color="auto" w:fill="FFFFFF"/>
+            <w:tcMar>
+              <w:top w:w="0" w:type="dxa"/>
+              <w:bottom w:w="0" w:type="dxa"/>
+              <w:left w:w="0" w:type="dxa"/>
+              <w:right w:w="0" w:type="dxa"/>
+            </w:tcMar>
+            <w:vAlign w:val="top"/>
+          </w:tcPr>
+          <w:p>
+            <w:pPr>
+              <w:pStyle w:val="Normal"/>
+              <w:jc w:val="center"/>
+              <w:pBdr>
+                <w:bottom w:val="none" w:sz="0" w:space="0" w:color="000000"/>
+                <w:top w:val="none" w:sz="0" w:space="0" w:color="000000"/>
+                <w:left w:val="none" w:sz="0" w:space="0" w:color="000000"/>
+                <w:right w:val="none" w:sz="0" w:space="0" w:color="000000"/>
+              </w:pBdr>
+              <w:spacing w:after="100" w:before="100" w:line="240"/>
+              <w:ind w:left="100" w:right="100" w:firstLine="0" w:firstLineChars="0"/>
+              <w:rPr>
+                <w:rFonts w:ascii="Helvetica" w:hAnsi="Helvetica" w:eastAsia="Helvetica" w:cs="Helvetica"/>
+                <w:i w:val="false"/>
+                <w:b w:val="false"/>
+                <w:u w:val="none"/>
+                <w:sz w:val="22"/>
+                <w:szCs w:val="22"/>
+                <w:color w:val="000000"/>
+              </w:rPr>
+            </w:pPr>
+            <w:r>
+              <w:rPr>
+                <w:rFonts w:ascii="Helvetica" w:hAnsi="Helvetica" w:eastAsia="Helvetica" w:cs="Helvetica"/>
+                <w:i w:val="false"/>
+                <w:b w:val="false"/>
+                <w:u w:val="none"/>
+                <w:sz w:val="22"/>
+                <w:szCs w:val="22"/>
+                <w:color w:val="000000"/>
+              </w:rPr>
+              <w:t xml:space="preserve">0.120</w:t>
             </w:r>
           </w:p>
         </w:tc>
@@ -15646,60 +15646,60 @@
                 <w:szCs w:val="22"/>
                 <w:color w:val="000000"/>
               </w:rPr>
-              <w:t xml:space="preserve">0.28, 1.84</w:t>
-            </w:r>
-          </w:p>
-        </w:tc>
-        <w:tc>
-          <w:tcPr>
-            <w:tcBorders>
-              <w:bottom w:val="none" w:sz="0" w:space="0" w:color="000000"/>
-              <w:top w:val="none" w:sz="0" w:space="0" w:color="000000"/>
-              <w:left w:val="none" w:sz="0" w:space="0" w:color="000000"/>
-              <w:right w:val="none" w:sz="0" w:space="0" w:color="000000"/>
-            </w:tcBorders>
-            <w:shd w:val="clear" w:color="auto" w:fill="FFFFFF"/>
-            <w:tcMar>
-              <w:top w:w="0" w:type="dxa"/>
-              <w:bottom w:w="0" w:type="dxa"/>
-              <w:left w:w="0" w:type="dxa"/>
-              <w:right w:w="0" w:type="dxa"/>
-            </w:tcMar>
-            <w:vAlign w:val="top"/>
-          </w:tcPr>
-          <w:p>
-            <w:pPr>
-              <w:pStyle w:val="Normal"/>
-              <w:jc w:val="center"/>
-              <w:pBdr>
-                <w:bottom w:val="none" w:sz="0" w:space="0" w:color="000000"/>
-                <w:top w:val="none" w:sz="0" w:space="0" w:color="000000"/>
-                <w:left w:val="none" w:sz="0" w:space="0" w:color="000000"/>
-                <w:right w:val="none" w:sz="0" w:space="0" w:color="000000"/>
-              </w:pBdr>
-              <w:spacing w:after="100" w:before="100" w:line="240"/>
-              <w:ind w:left="100" w:right="100" w:firstLine="0" w:firstLineChars="0"/>
-              <w:rPr>
-                <w:rFonts w:ascii="Helvetica" w:hAnsi="Helvetica" w:eastAsia="Helvetica" w:cs="Helvetica"/>
-                <w:i w:val="false"/>
-                <w:b w:val="false"/>
-                <w:u w:val="none"/>
-                <w:sz w:val="22"/>
-                <w:szCs w:val="22"/>
-                <w:color w:val="000000"/>
-              </w:rPr>
-            </w:pPr>
-            <w:r>
-              <w:rPr>
-                <w:rFonts w:ascii="Helvetica" w:hAnsi="Helvetica" w:eastAsia="Helvetica" w:cs="Helvetica"/>
-                <w:i w:val="false"/>
-                <w:b w:val="false"/>
-                <w:u w:val="none"/>
-                <w:sz w:val="22"/>
-                <w:szCs w:val="22"/>
-                <w:color w:val="000000"/>
-              </w:rPr>
-              <w:t xml:space="preserve">0.500</w:t>
+              <w:t xml:space="preserve">0.28, 1.85</w:t>
+            </w:r>
+          </w:p>
+        </w:tc>
+        <w:tc>
+          <w:tcPr>
+            <w:tcBorders>
+              <w:bottom w:val="none" w:sz="0" w:space="0" w:color="000000"/>
+              <w:top w:val="none" w:sz="0" w:space="0" w:color="000000"/>
+              <w:left w:val="none" w:sz="0" w:space="0" w:color="000000"/>
+              <w:right w:val="none" w:sz="0" w:space="0" w:color="000000"/>
+            </w:tcBorders>
+            <w:shd w:val="clear" w:color="auto" w:fill="FFFFFF"/>
+            <w:tcMar>
+              <w:top w:w="0" w:type="dxa"/>
+              <w:bottom w:w="0" w:type="dxa"/>
+              <w:left w:w="0" w:type="dxa"/>
+              <w:right w:w="0" w:type="dxa"/>
+            </w:tcMar>
+            <w:vAlign w:val="top"/>
+          </w:tcPr>
+          <w:p>
+            <w:pPr>
+              <w:pStyle w:val="Normal"/>
+              <w:jc w:val="center"/>
+              <w:pBdr>
+                <w:bottom w:val="none" w:sz="0" w:space="0" w:color="000000"/>
+                <w:top w:val="none" w:sz="0" w:space="0" w:color="000000"/>
+                <w:left w:val="none" w:sz="0" w:space="0" w:color="000000"/>
+                <w:right w:val="none" w:sz="0" w:space="0" w:color="000000"/>
+              </w:pBdr>
+              <w:spacing w:after="100" w:before="100" w:line="240"/>
+              <w:ind w:left="100" w:right="100" w:firstLine="0" w:firstLineChars="0"/>
+              <w:rPr>
+                <w:rFonts w:ascii="Helvetica" w:hAnsi="Helvetica" w:eastAsia="Helvetica" w:cs="Helvetica"/>
+                <w:i w:val="false"/>
+                <w:b w:val="false"/>
+                <w:u w:val="none"/>
+                <w:sz w:val="22"/>
+                <w:szCs w:val="22"/>
+                <w:color w:val="000000"/>
+              </w:rPr>
+            </w:pPr>
+            <w:r>
+              <w:rPr>
+                <w:rFonts w:ascii="Helvetica" w:hAnsi="Helvetica" w:eastAsia="Helvetica" w:cs="Helvetica"/>
+                <w:i w:val="false"/>
+                <w:b w:val="false"/>
+                <w:u w:val="none"/>
+                <w:sz w:val="22"/>
+                <w:szCs w:val="22"/>
+                <w:color w:val="000000"/>
+              </w:rPr>
+              <w:t xml:space="preserve">0.490</w:t>
             </w:r>
           </w:p>
         </w:tc>
@@ -16129,60 +16129,60 @@
                 <w:szCs w:val="22"/>
                 <w:color w:val="000000"/>
               </w:rPr>
-              <w:t xml:space="preserve">0.62, 2.00</w:t>
-            </w:r>
-          </w:p>
-        </w:tc>
-        <w:tc>
-          <w:tcPr>
-            <w:tcBorders>
-              <w:bottom w:val="none" w:sz="0" w:space="0" w:color="000000"/>
-              <w:top w:val="none" w:sz="0" w:space="0" w:color="000000"/>
-              <w:left w:val="none" w:sz="0" w:space="0" w:color="000000"/>
-              <w:right w:val="none" w:sz="0" w:space="0" w:color="000000"/>
-            </w:tcBorders>
-            <w:shd w:val="clear" w:color="auto" w:fill="FFFFFF"/>
-            <w:tcMar>
-              <w:top w:w="0" w:type="dxa"/>
-              <w:bottom w:w="0" w:type="dxa"/>
-              <w:left w:w="0" w:type="dxa"/>
-              <w:right w:w="0" w:type="dxa"/>
-            </w:tcMar>
-            <w:vAlign w:val="top"/>
-          </w:tcPr>
-          <w:p>
-            <w:pPr>
-              <w:pStyle w:val="Normal"/>
-              <w:jc w:val="center"/>
-              <w:pBdr>
-                <w:bottom w:val="none" w:sz="0" w:space="0" w:color="000000"/>
-                <w:top w:val="none" w:sz="0" w:space="0" w:color="000000"/>
-                <w:left w:val="none" w:sz="0" w:space="0" w:color="000000"/>
-                <w:right w:val="none" w:sz="0" w:space="0" w:color="000000"/>
-              </w:pBdr>
-              <w:spacing w:after="100" w:before="100" w:line="240"/>
-              <w:ind w:left="100" w:right="100" w:firstLine="0" w:firstLineChars="0"/>
-              <w:rPr>
-                <w:rFonts w:ascii="Helvetica" w:hAnsi="Helvetica" w:eastAsia="Helvetica" w:cs="Helvetica"/>
-                <w:i w:val="false"/>
-                <w:b w:val="false"/>
-                <w:u w:val="none"/>
-                <w:sz w:val="22"/>
-                <w:szCs w:val="22"/>
-                <w:color w:val="000000"/>
-              </w:rPr>
-            </w:pPr>
-            <w:r>
-              <w:rPr>
-                <w:rFonts w:ascii="Helvetica" w:hAnsi="Helvetica" w:eastAsia="Helvetica" w:cs="Helvetica"/>
-                <w:i w:val="false"/>
-                <w:b w:val="false"/>
-                <w:u w:val="none"/>
-                <w:sz w:val="22"/>
-                <w:szCs w:val="22"/>
-                <w:color w:val="000000"/>
-              </w:rPr>
-              <w:t xml:space="preserve">0.710</w:t>
+              <w:t xml:space="preserve">0.63, 2.02</w:t>
+            </w:r>
+          </w:p>
+        </w:tc>
+        <w:tc>
+          <w:tcPr>
+            <w:tcBorders>
+              <w:bottom w:val="none" w:sz="0" w:space="0" w:color="000000"/>
+              <w:top w:val="none" w:sz="0" w:space="0" w:color="000000"/>
+              <w:left w:val="none" w:sz="0" w:space="0" w:color="000000"/>
+              <w:right w:val="none" w:sz="0" w:space="0" w:color="000000"/>
+            </w:tcBorders>
+            <w:shd w:val="clear" w:color="auto" w:fill="FFFFFF"/>
+            <w:tcMar>
+              <w:top w:w="0" w:type="dxa"/>
+              <w:bottom w:w="0" w:type="dxa"/>
+              <w:left w:w="0" w:type="dxa"/>
+              <w:right w:w="0" w:type="dxa"/>
+            </w:tcMar>
+            <w:vAlign w:val="top"/>
+          </w:tcPr>
+          <w:p>
+            <w:pPr>
+              <w:pStyle w:val="Normal"/>
+              <w:jc w:val="center"/>
+              <w:pBdr>
+                <w:bottom w:val="none" w:sz="0" w:space="0" w:color="000000"/>
+                <w:top w:val="none" w:sz="0" w:space="0" w:color="000000"/>
+                <w:left w:val="none" w:sz="0" w:space="0" w:color="000000"/>
+                <w:right w:val="none" w:sz="0" w:space="0" w:color="000000"/>
+              </w:pBdr>
+              <w:spacing w:after="100" w:before="100" w:line="240"/>
+              <w:ind w:left="100" w:right="100" w:firstLine="0" w:firstLineChars="0"/>
+              <w:rPr>
+                <w:rFonts w:ascii="Helvetica" w:hAnsi="Helvetica" w:eastAsia="Helvetica" w:cs="Helvetica"/>
+                <w:i w:val="false"/>
+                <w:b w:val="false"/>
+                <w:u w:val="none"/>
+                <w:sz w:val="22"/>
+                <w:szCs w:val="22"/>
+                <w:color w:val="000000"/>
+              </w:rPr>
+            </w:pPr>
+            <w:r>
+              <w:rPr>
+                <w:rFonts w:ascii="Helvetica" w:hAnsi="Helvetica" w:eastAsia="Helvetica" w:cs="Helvetica"/>
+                <w:i w:val="false"/>
+                <w:b w:val="false"/>
+                <w:u w:val="none"/>
+                <w:sz w:val="22"/>
+                <w:szCs w:val="22"/>
+                <w:color w:val="000000"/>
+              </w:rPr>
+              <w:t xml:space="preserve">0.690</w:t>
             </w:r>
           </w:p>
         </w:tc>
@@ -17042,113 +17042,113 @@
                 <w:szCs w:val="22"/>
                 <w:color w:val="000000"/>
               </w:rPr>
-              <w:t xml:space="preserve">0.77</w:t>
-            </w:r>
-          </w:p>
-        </w:tc>
-        <w:tc>
-          <w:tcPr>
-            <w:tcBorders>
-              <w:bottom w:val="none" w:sz="0" w:space="0" w:color="000000"/>
-              <w:top w:val="none" w:sz="0" w:space="0" w:color="000000"/>
-              <w:left w:val="none" w:sz="0" w:space="0" w:color="000000"/>
-              <w:right w:val="none" w:sz="0" w:space="0" w:color="000000"/>
-            </w:tcBorders>
-            <w:shd w:val="clear" w:color="auto" w:fill="FFFFFF"/>
-            <w:tcMar>
-              <w:top w:w="0" w:type="dxa"/>
-              <w:bottom w:w="0" w:type="dxa"/>
-              <w:left w:w="0" w:type="dxa"/>
-              <w:right w:w="0" w:type="dxa"/>
-            </w:tcMar>
-            <w:vAlign w:val="top"/>
-          </w:tcPr>
-          <w:p>
-            <w:pPr>
-              <w:pStyle w:val="Normal"/>
-              <w:jc w:val="center"/>
-              <w:pBdr>
-                <w:bottom w:val="none" w:sz="0" w:space="0" w:color="000000"/>
-                <w:top w:val="none" w:sz="0" w:space="0" w:color="000000"/>
-                <w:left w:val="none" w:sz="0" w:space="0" w:color="000000"/>
-                <w:right w:val="none" w:sz="0" w:space="0" w:color="000000"/>
-              </w:pBdr>
-              <w:spacing w:after="100" w:before="100" w:line="240"/>
-              <w:ind w:left="100" w:right="100" w:firstLine="0" w:firstLineChars="0"/>
-              <w:rPr>
-                <w:rFonts w:ascii="Helvetica" w:hAnsi="Helvetica" w:eastAsia="Helvetica" w:cs="Helvetica"/>
-                <w:i w:val="false"/>
-                <w:b w:val="false"/>
-                <w:u w:val="none"/>
-                <w:sz w:val="22"/>
-                <w:szCs w:val="22"/>
-                <w:color w:val="000000"/>
-              </w:rPr>
-            </w:pPr>
-            <w:r>
-              <w:rPr>
-                <w:rFonts w:ascii="Helvetica" w:hAnsi="Helvetica" w:eastAsia="Helvetica" w:cs="Helvetica"/>
-                <w:i w:val="false"/>
-                <w:b w:val="false"/>
-                <w:u w:val="none"/>
-                <w:sz w:val="22"/>
-                <w:szCs w:val="22"/>
-                <w:color w:val="000000"/>
-              </w:rPr>
-              <w:t xml:space="preserve">0.48, 1.23</w:t>
-            </w:r>
-          </w:p>
-        </w:tc>
-        <w:tc>
-          <w:tcPr>
-            <w:tcBorders>
-              <w:bottom w:val="none" w:sz="0" w:space="0" w:color="000000"/>
-              <w:top w:val="none" w:sz="0" w:space="0" w:color="000000"/>
-              <w:left w:val="none" w:sz="0" w:space="0" w:color="000000"/>
-              <w:right w:val="none" w:sz="0" w:space="0" w:color="000000"/>
-            </w:tcBorders>
-            <w:shd w:val="clear" w:color="auto" w:fill="FFFFFF"/>
-            <w:tcMar>
-              <w:top w:w="0" w:type="dxa"/>
-              <w:bottom w:w="0" w:type="dxa"/>
-              <w:left w:w="0" w:type="dxa"/>
-              <w:right w:w="0" w:type="dxa"/>
-            </w:tcMar>
-            <w:vAlign w:val="top"/>
-          </w:tcPr>
-          <w:p>
-            <w:pPr>
-              <w:pStyle w:val="Normal"/>
-              <w:jc w:val="center"/>
-              <w:pBdr>
-                <w:bottom w:val="none" w:sz="0" w:space="0" w:color="000000"/>
-                <w:top w:val="none" w:sz="0" w:space="0" w:color="000000"/>
-                <w:left w:val="none" w:sz="0" w:space="0" w:color="000000"/>
-                <w:right w:val="none" w:sz="0" w:space="0" w:color="000000"/>
-              </w:pBdr>
-              <w:spacing w:after="100" w:before="100" w:line="240"/>
-              <w:ind w:left="100" w:right="100" w:firstLine="0" w:firstLineChars="0"/>
-              <w:rPr>
-                <w:rFonts w:ascii="Helvetica" w:hAnsi="Helvetica" w:eastAsia="Helvetica" w:cs="Helvetica"/>
-                <w:i w:val="false"/>
-                <w:b w:val="false"/>
-                <w:u w:val="none"/>
-                <w:sz w:val="22"/>
-                <w:szCs w:val="22"/>
-                <w:color w:val="000000"/>
-              </w:rPr>
-            </w:pPr>
-            <w:r>
-              <w:rPr>
-                <w:rFonts w:ascii="Helvetica" w:hAnsi="Helvetica" w:eastAsia="Helvetica" w:cs="Helvetica"/>
-                <w:i w:val="false"/>
-                <w:b w:val="false"/>
-                <w:u w:val="none"/>
-                <w:sz w:val="22"/>
-                <w:szCs w:val="22"/>
-                <w:color w:val="000000"/>
-              </w:rPr>
-              <w:t xml:space="preserve">0.270</w:t>
+              <w:t xml:space="preserve">0.76</w:t>
+            </w:r>
+          </w:p>
+        </w:tc>
+        <w:tc>
+          <w:tcPr>
+            <w:tcBorders>
+              <w:bottom w:val="none" w:sz="0" w:space="0" w:color="000000"/>
+              <w:top w:val="none" w:sz="0" w:space="0" w:color="000000"/>
+              <w:left w:val="none" w:sz="0" w:space="0" w:color="000000"/>
+              <w:right w:val="none" w:sz="0" w:space="0" w:color="000000"/>
+            </w:tcBorders>
+            <w:shd w:val="clear" w:color="auto" w:fill="FFFFFF"/>
+            <w:tcMar>
+              <w:top w:w="0" w:type="dxa"/>
+              <w:bottom w:w="0" w:type="dxa"/>
+              <w:left w:w="0" w:type="dxa"/>
+              <w:right w:w="0" w:type="dxa"/>
+            </w:tcMar>
+            <w:vAlign w:val="top"/>
+          </w:tcPr>
+          <w:p>
+            <w:pPr>
+              <w:pStyle w:val="Normal"/>
+              <w:jc w:val="center"/>
+              <w:pBdr>
+                <w:bottom w:val="none" w:sz="0" w:space="0" w:color="000000"/>
+                <w:top w:val="none" w:sz="0" w:space="0" w:color="000000"/>
+                <w:left w:val="none" w:sz="0" w:space="0" w:color="000000"/>
+                <w:right w:val="none" w:sz="0" w:space="0" w:color="000000"/>
+              </w:pBdr>
+              <w:spacing w:after="100" w:before="100" w:line="240"/>
+              <w:ind w:left="100" w:right="100" w:firstLine="0" w:firstLineChars="0"/>
+              <w:rPr>
+                <w:rFonts w:ascii="Helvetica" w:hAnsi="Helvetica" w:eastAsia="Helvetica" w:cs="Helvetica"/>
+                <w:i w:val="false"/>
+                <w:b w:val="false"/>
+                <w:u w:val="none"/>
+                <w:sz w:val="22"/>
+                <w:szCs w:val="22"/>
+                <w:color w:val="000000"/>
+              </w:rPr>
+            </w:pPr>
+            <w:r>
+              <w:rPr>
+                <w:rFonts w:ascii="Helvetica" w:hAnsi="Helvetica" w:eastAsia="Helvetica" w:cs="Helvetica"/>
+                <w:i w:val="false"/>
+                <w:b w:val="false"/>
+                <w:u w:val="none"/>
+                <w:sz w:val="22"/>
+                <w:szCs w:val="22"/>
+                <w:color w:val="000000"/>
+              </w:rPr>
+              <w:t xml:space="preserve">0.47, 1.21</w:t>
+            </w:r>
+          </w:p>
+        </w:tc>
+        <w:tc>
+          <w:tcPr>
+            <w:tcBorders>
+              <w:bottom w:val="none" w:sz="0" w:space="0" w:color="000000"/>
+              <w:top w:val="none" w:sz="0" w:space="0" w:color="000000"/>
+              <w:left w:val="none" w:sz="0" w:space="0" w:color="000000"/>
+              <w:right w:val="none" w:sz="0" w:space="0" w:color="000000"/>
+            </w:tcBorders>
+            <w:shd w:val="clear" w:color="auto" w:fill="FFFFFF"/>
+            <w:tcMar>
+              <w:top w:w="0" w:type="dxa"/>
+              <w:bottom w:w="0" w:type="dxa"/>
+              <w:left w:w="0" w:type="dxa"/>
+              <w:right w:w="0" w:type="dxa"/>
+            </w:tcMar>
+            <w:vAlign w:val="top"/>
+          </w:tcPr>
+          <w:p>
+            <w:pPr>
+              <w:pStyle w:val="Normal"/>
+              <w:jc w:val="center"/>
+              <w:pBdr>
+                <w:bottom w:val="none" w:sz="0" w:space="0" w:color="000000"/>
+                <w:top w:val="none" w:sz="0" w:space="0" w:color="000000"/>
+                <w:left w:val="none" w:sz="0" w:space="0" w:color="000000"/>
+                <w:right w:val="none" w:sz="0" w:space="0" w:color="000000"/>
+              </w:pBdr>
+              <w:spacing w:after="100" w:before="100" w:line="240"/>
+              <w:ind w:left="100" w:right="100" w:firstLine="0" w:firstLineChars="0"/>
+              <w:rPr>
+                <w:rFonts w:ascii="Helvetica" w:hAnsi="Helvetica" w:eastAsia="Helvetica" w:cs="Helvetica"/>
+                <w:i w:val="false"/>
+                <w:b w:val="false"/>
+                <w:u w:val="none"/>
+                <w:sz w:val="22"/>
+                <w:szCs w:val="22"/>
+                <w:color w:val="000000"/>
+              </w:rPr>
+            </w:pPr>
+            <w:r>
+              <w:rPr>
+                <w:rFonts w:ascii="Helvetica" w:hAnsi="Helvetica" w:eastAsia="Helvetica" w:cs="Helvetica"/>
+                <w:i w:val="false"/>
+                <w:b w:val="false"/>
+                <w:u w:val="none"/>
+                <w:sz w:val="22"/>
+                <w:szCs w:val="22"/>
+                <w:color w:val="000000"/>
+              </w:rPr>
+              <w:t xml:space="preserve">0.250</w:t>
             </w:r>
           </w:p>
         </w:tc>
@@ -17525,113 +17525,113 @@
                 <w:szCs w:val="22"/>
                 <w:color w:val="000000"/>
               </w:rPr>
-              <w:t xml:space="preserve">1.04</w:t>
-            </w:r>
-          </w:p>
-        </w:tc>
-        <w:tc>
-          <w:tcPr>
-            <w:tcBorders>
-              <w:bottom w:val="none" w:sz="0" w:space="0" w:color="000000"/>
-              <w:top w:val="none" w:sz="0" w:space="0" w:color="000000"/>
-              <w:left w:val="none" w:sz="0" w:space="0" w:color="000000"/>
-              <w:right w:val="none" w:sz="0" w:space="0" w:color="000000"/>
-            </w:tcBorders>
-            <w:shd w:val="clear" w:color="auto" w:fill="FFFFFF"/>
-            <w:tcMar>
-              <w:top w:w="0" w:type="dxa"/>
-              <w:bottom w:w="0" w:type="dxa"/>
-              <w:left w:w="0" w:type="dxa"/>
-              <w:right w:w="0" w:type="dxa"/>
-            </w:tcMar>
-            <w:vAlign w:val="top"/>
-          </w:tcPr>
-          <w:p>
-            <w:pPr>
-              <w:pStyle w:val="Normal"/>
-              <w:jc w:val="center"/>
-              <w:pBdr>
-                <w:bottom w:val="none" w:sz="0" w:space="0" w:color="000000"/>
-                <w:top w:val="none" w:sz="0" w:space="0" w:color="000000"/>
-                <w:left w:val="none" w:sz="0" w:space="0" w:color="000000"/>
-                <w:right w:val="none" w:sz="0" w:space="0" w:color="000000"/>
-              </w:pBdr>
-              <w:spacing w:after="100" w:before="100" w:line="240"/>
-              <w:ind w:left="100" w:right="100" w:firstLine="0" w:firstLineChars="0"/>
-              <w:rPr>
-                <w:rFonts w:ascii="Helvetica" w:hAnsi="Helvetica" w:eastAsia="Helvetica" w:cs="Helvetica"/>
-                <w:i w:val="false"/>
-                <w:b w:val="false"/>
-                <w:u w:val="none"/>
-                <w:sz w:val="22"/>
-                <w:szCs w:val="22"/>
-                <w:color w:val="000000"/>
-              </w:rPr>
-            </w:pPr>
-            <w:r>
-              <w:rPr>
-                <w:rFonts w:ascii="Helvetica" w:hAnsi="Helvetica" w:eastAsia="Helvetica" w:cs="Helvetica"/>
-                <w:i w:val="false"/>
-                <w:b w:val="false"/>
-                <w:u w:val="none"/>
-                <w:sz w:val="22"/>
-                <w:szCs w:val="22"/>
-                <w:color w:val="000000"/>
-              </w:rPr>
-              <w:t xml:space="preserve">0.57, 1.93</w:t>
-            </w:r>
-          </w:p>
-        </w:tc>
-        <w:tc>
-          <w:tcPr>
-            <w:tcBorders>
-              <w:bottom w:val="none" w:sz="0" w:space="0" w:color="000000"/>
-              <w:top w:val="none" w:sz="0" w:space="0" w:color="000000"/>
-              <w:left w:val="none" w:sz="0" w:space="0" w:color="000000"/>
-              <w:right w:val="none" w:sz="0" w:space="0" w:color="000000"/>
-            </w:tcBorders>
-            <w:shd w:val="clear" w:color="auto" w:fill="FFFFFF"/>
-            <w:tcMar>
-              <w:top w:w="0" w:type="dxa"/>
-              <w:bottom w:w="0" w:type="dxa"/>
-              <w:left w:w="0" w:type="dxa"/>
-              <w:right w:w="0" w:type="dxa"/>
-            </w:tcMar>
-            <w:vAlign w:val="top"/>
-          </w:tcPr>
-          <w:p>
-            <w:pPr>
-              <w:pStyle w:val="Normal"/>
-              <w:jc w:val="center"/>
-              <w:pBdr>
-                <w:bottom w:val="none" w:sz="0" w:space="0" w:color="000000"/>
-                <w:top w:val="none" w:sz="0" w:space="0" w:color="000000"/>
-                <w:left w:val="none" w:sz="0" w:space="0" w:color="000000"/>
-                <w:right w:val="none" w:sz="0" w:space="0" w:color="000000"/>
-              </w:pBdr>
-              <w:spacing w:after="100" w:before="100" w:line="240"/>
-              <w:ind w:left="100" w:right="100" w:firstLine="0" w:firstLineChars="0"/>
-              <w:rPr>
-                <w:rFonts w:ascii="Helvetica" w:hAnsi="Helvetica" w:eastAsia="Helvetica" w:cs="Helvetica"/>
-                <w:i w:val="false"/>
-                <w:b w:val="false"/>
-                <w:u w:val="none"/>
-                <w:sz w:val="22"/>
-                <w:szCs w:val="22"/>
-                <w:color w:val="000000"/>
-              </w:rPr>
-            </w:pPr>
-            <w:r>
-              <w:rPr>
-                <w:rFonts w:ascii="Helvetica" w:hAnsi="Helvetica" w:eastAsia="Helvetica" w:cs="Helvetica"/>
-                <w:i w:val="false"/>
-                <w:b w:val="false"/>
-                <w:u w:val="none"/>
-                <w:sz w:val="22"/>
-                <w:szCs w:val="22"/>
-                <w:color w:val="000000"/>
-              </w:rPr>
-              <w:t xml:space="preserve">0.890</w:t>
+              <w:t xml:space="preserve">1.03</w:t>
+            </w:r>
+          </w:p>
+        </w:tc>
+        <w:tc>
+          <w:tcPr>
+            <w:tcBorders>
+              <w:bottom w:val="none" w:sz="0" w:space="0" w:color="000000"/>
+              <w:top w:val="none" w:sz="0" w:space="0" w:color="000000"/>
+              <w:left w:val="none" w:sz="0" w:space="0" w:color="000000"/>
+              <w:right w:val="none" w:sz="0" w:space="0" w:color="000000"/>
+            </w:tcBorders>
+            <w:shd w:val="clear" w:color="auto" w:fill="FFFFFF"/>
+            <w:tcMar>
+              <w:top w:w="0" w:type="dxa"/>
+              <w:bottom w:w="0" w:type="dxa"/>
+              <w:left w:w="0" w:type="dxa"/>
+              <w:right w:w="0" w:type="dxa"/>
+            </w:tcMar>
+            <w:vAlign w:val="top"/>
+          </w:tcPr>
+          <w:p>
+            <w:pPr>
+              <w:pStyle w:val="Normal"/>
+              <w:jc w:val="center"/>
+              <w:pBdr>
+                <w:bottom w:val="none" w:sz="0" w:space="0" w:color="000000"/>
+                <w:top w:val="none" w:sz="0" w:space="0" w:color="000000"/>
+                <w:left w:val="none" w:sz="0" w:space="0" w:color="000000"/>
+                <w:right w:val="none" w:sz="0" w:space="0" w:color="000000"/>
+              </w:pBdr>
+              <w:spacing w:after="100" w:before="100" w:line="240"/>
+              <w:ind w:left="100" w:right="100" w:firstLine="0" w:firstLineChars="0"/>
+              <w:rPr>
+                <w:rFonts w:ascii="Helvetica" w:hAnsi="Helvetica" w:eastAsia="Helvetica" w:cs="Helvetica"/>
+                <w:i w:val="false"/>
+                <w:b w:val="false"/>
+                <w:u w:val="none"/>
+                <w:sz w:val="22"/>
+                <w:szCs w:val="22"/>
+                <w:color w:val="000000"/>
+              </w:rPr>
+            </w:pPr>
+            <w:r>
+              <w:rPr>
+                <w:rFonts w:ascii="Helvetica" w:hAnsi="Helvetica" w:eastAsia="Helvetica" w:cs="Helvetica"/>
+                <w:i w:val="false"/>
+                <w:b w:val="false"/>
+                <w:u w:val="none"/>
+                <w:sz w:val="22"/>
+                <w:szCs w:val="22"/>
+                <w:color w:val="000000"/>
+              </w:rPr>
+              <w:t xml:space="preserve">0.56, 1.88</w:t>
+            </w:r>
+          </w:p>
+        </w:tc>
+        <w:tc>
+          <w:tcPr>
+            <w:tcBorders>
+              <w:bottom w:val="none" w:sz="0" w:space="0" w:color="000000"/>
+              <w:top w:val="none" w:sz="0" w:space="0" w:color="000000"/>
+              <w:left w:val="none" w:sz="0" w:space="0" w:color="000000"/>
+              <w:right w:val="none" w:sz="0" w:space="0" w:color="000000"/>
+            </w:tcBorders>
+            <w:shd w:val="clear" w:color="auto" w:fill="FFFFFF"/>
+            <w:tcMar>
+              <w:top w:w="0" w:type="dxa"/>
+              <w:bottom w:w="0" w:type="dxa"/>
+              <w:left w:w="0" w:type="dxa"/>
+              <w:right w:w="0" w:type="dxa"/>
+            </w:tcMar>
+            <w:vAlign w:val="top"/>
+          </w:tcPr>
+          <w:p>
+            <w:pPr>
+              <w:pStyle w:val="Normal"/>
+              <w:jc w:val="center"/>
+              <w:pBdr>
+                <w:bottom w:val="none" w:sz="0" w:space="0" w:color="000000"/>
+                <w:top w:val="none" w:sz="0" w:space="0" w:color="000000"/>
+                <w:left w:val="none" w:sz="0" w:space="0" w:color="000000"/>
+                <w:right w:val="none" w:sz="0" w:space="0" w:color="000000"/>
+              </w:pBdr>
+              <w:spacing w:after="100" w:before="100" w:line="240"/>
+              <w:ind w:left="100" w:right="100" w:firstLine="0" w:firstLineChars="0"/>
+              <w:rPr>
+                <w:rFonts w:ascii="Helvetica" w:hAnsi="Helvetica" w:eastAsia="Helvetica" w:cs="Helvetica"/>
+                <w:i w:val="false"/>
+                <w:b w:val="false"/>
+                <w:u w:val="none"/>
+                <w:sz w:val="22"/>
+                <w:szCs w:val="22"/>
+                <w:color w:val="000000"/>
+              </w:rPr>
+            </w:pPr>
+            <w:r>
+              <w:rPr>
+                <w:rFonts w:ascii="Helvetica" w:hAnsi="Helvetica" w:eastAsia="Helvetica" w:cs="Helvetica"/>
+                <w:i w:val="false"/>
+                <w:b w:val="false"/>
+                <w:u w:val="none"/>
+                <w:sz w:val="22"/>
+                <w:szCs w:val="22"/>
+                <w:color w:val="000000"/>
+              </w:rPr>
+              <w:t xml:space="preserve">0.930</w:t>
             </w:r>
           </w:p>
         </w:tc>
@@ -17690,7 +17690,7 @@
                 <w:szCs w:val="22"/>
                 <w:color w:val="000000"/>
               </w:rPr>
-              <w:t xml:space="preserve">ckd_epi_gfr_cre_cys</w:t>
+              <w:t xml:space="preserve">baseline_cre_egfr</w:t>
             </w:r>
           </w:p>
         </w:tc>
@@ -17849,7 +17849,7 @@
                 <w:szCs w:val="22"/>
                 <w:color w:val="000000"/>
               </w:rPr>
-              <w:t xml:space="preserve">0.97, 0.98</w:t>
+              <w:t xml:space="preserve">0.97, 0.99</w:t>
             </w:r>
           </w:p>
         </w:tc>
@@ -18061,7 +18061,7 @@
                 <w:szCs w:val="22"/>
                 <w:color w:val="000000"/>
               </w:rPr>
-              <w:t xml:space="preserve">0.97, 1.00</w:t>
+              <w:t xml:space="preserve">0.97, 1.0</w:t>
             </w:r>
           </w:p>
         </w:tc>
@@ -18114,7 +18114,7 @@
                 <w:szCs w:val="22"/>
                 <w:color w:val="000000"/>
               </w:rPr>
-              <w:t xml:space="preserve">0.011</w:t>
+              <w:t xml:space="preserve">0.006</w:t>
             </w:r>
           </w:p>
         </w:tc>
